--- a/ฟอร์มรายงานผล/Word/แบคทีเรียวิทยา/กรอกข้อมูล/D25-6270.docx
+++ b/ฟอร์มรายงานผล/Word/แบคทีเรียวิทยา/กรอกข้อมูล/D25-6270.docx
@@ -1,6 +1,6 @@
 
 <file path=word/document.xml><?xml version="1.0" encoding="utf-8"?>
-<w:document xmlns:wpc="http://schemas.microsoft.com/office/word/2010/wordprocessingCanvas" xmlns:mc="http://schemas.openxmlformats.org/markup-compatibility/2006" xmlns:o="urn:schemas-microsoft-com:office:office" xmlns:r="http://schemas.openxmlformats.org/officeDocument/2006/relationships" xmlns:m="http://schemas.openxmlformats.org/officeDocument/2006/math" xmlns:v="urn:schemas-microsoft-com:vml" xmlns:wp14="http://schemas.microsoft.com/office/word/2010/wordprocessingDrawing" xmlns:wp="http://schemas.openxmlformats.org/drawingml/2006/wordprocessingDrawing" xmlns:w10="urn:schemas-microsoft-com:office:word" xmlns:w="http://schemas.openxmlformats.org/wordprocessingml/2006/main" xmlns:w14="http://schemas.microsoft.com/office/word/2010/wordml" xmlns:wpg="http://schemas.microsoft.com/office/word/2010/wordprocessingGroup" xmlns:wpi="http://schemas.microsoft.com/office/word/2010/wordprocessingInk" xmlns:wne="http://schemas.microsoft.com/office/word/2006/wordml" xmlns:wps="http://schemas.microsoft.com/office/word/2010/wordprocessingShape" mc:Ignorable="w14 wp14">
+<w:document xmlns:wpc="http://schemas.microsoft.com/office/word/2010/wordprocessingCanvas" xmlns:cx="http://schemas.microsoft.com/office/drawing/2014/chartex" xmlns:cx1="http://schemas.microsoft.com/office/drawing/2015/9/8/chartex" xmlns:cx2="http://schemas.microsoft.com/office/drawing/2015/10/21/chartex" xmlns:cx3="http://schemas.microsoft.com/office/drawing/2016/5/9/chartex" xmlns:cx4="http://schemas.microsoft.com/office/drawing/2016/5/10/chartex" xmlns:cx5="http://schemas.microsoft.com/office/drawing/2016/5/11/chartex" xmlns:cx6="http://schemas.microsoft.com/office/drawing/2016/5/12/chartex" xmlns:cx7="http://schemas.microsoft.com/office/drawing/2016/5/13/chartex" xmlns:cx8="http://schemas.microsoft.com/office/drawing/2016/5/14/chartex" xmlns:mc="http://schemas.openxmlformats.org/markup-compatibility/2006" xmlns:aink="http://schemas.microsoft.com/office/drawing/2016/ink" xmlns:am3d="http://schemas.microsoft.com/office/drawing/2017/model3d" xmlns:o="urn:schemas-microsoft-com:office:office" xmlns:oel="http://schemas.microsoft.com/office/2019/extlst" xmlns:r="http://schemas.openxmlformats.org/officeDocument/2006/relationships" xmlns:m="http://schemas.openxmlformats.org/officeDocument/2006/math" xmlns:v="urn:schemas-microsoft-com:vml" xmlns:wp14="http://schemas.microsoft.com/office/word/2010/wordprocessingDrawing" xmlns:wp="http://schemas.openxmlformats.org/drawingml/2006/wordprocessingDrawing" xmlns:w10="urn:schemas-microsoft-com:office:word" xmlns:w="http://schemas.openxmlformats.org/wordprocessingml/2006/main" xmlns:w14="http://schemas.microsoft.com/office/word/2010/wordml" xmlns:w15="http://schemas.microsoft.com/office/word/2012/wordml" xmlns:w16cex="http://schemas.microsoft.com/office/word/2018/wordml/cex" xmlns:w16cid="http://schemas.microsoft.com/office/word/2016/wordml/cid" xmlns:w16="http://schemas.microsoft.com/office/word/2018/wordml" xmlns:w16du="http://schemas.microsoft.com/office/word/2023/wordml/word16du" xmlns:w16sdtdh="http://schemas.microsoft.com/office/word/2020/wordml/sdtdatahash" xmlns:w16sdtfl="http://schemas.microsoft.com/office/word/2024/wordml/sdtformatlock" xmlns:w16se="http://schemas.microsoft.com/office/word/2015/wordml/symex" xmlns:wpg="http://schemas.microsoft.com/office/word/2010/wordprocessingGroup" xmlns:wpi="http://schemas.microsoft.com/office/word/2010/wordprocessingInk" xmlns:wne="http://schemas.microsoft.com/office/word/2006/wordml" xmlns:wps="http://schemas.microsoft.com/office/word/2010/wordprocessingShape" mc:Ignorable="w14 w15 w16se w16cid w16 w16cex w16sdtdh w16sdtfl w16du wp14">
   <w:body>
     <w:tbl>
       <w:tblPr>
@@ -125,7 +125,6 @@
                   <w:docPart w:val="E03D49A7AC754A29BD6603CB1F1783C4"/>
                 </w:placeholder>
               </w:sdtPr>
-              <w:sdtEndPr/>
               <w:sdtContent>
                 <w:r>
                   <w:rPr>
@@ -214,7 +213,6 @@
                   <w:docPart w:val="6D6C56D5D7E84C9C9A9A2A75505D931E"/>
                 </w:placeholder>
               </w:sdtPr>
-              <w:sdtEndPr/>
               <w:sdtContent>
                 <w:r>
                   <w:rPr>
@@ -369,7 +367,6 @@
                   <w:calendar w:val="thai"/>
                 </w:date>
               </w:sdtPr>
-              <w:sdtEndPr/>
               <w:sdtContent>
                 <w:r>
                   <w:rPr>
@@ -448,7 +445,6 @@
                   <w:calendar w:val="thai"/>
                 </w:date>
               </w:sdtPr>
-              <w:sdtEndPr/>
               <w:sdtContent>
                 <w:r>
                   <w:rPr>
@@ -527,7 +523,6 @@
                   <w:calendar w:val="thai"/>
                 </w:date>
               </w:sdtPr>
-              <w:sdtEndPr/>
               <w:sdtContent>
                 <w:r>
                   <w:rPr>
@@ -616,7 +611,6 @@
                   <w:docPart w:val="C52F478176654E4E95894CF0408C9B88"/>
                 </w:placeholder>
               </w:sdtPr>
-              <w:sdtEndPr/>
               <w:sdtContent>
                 <w:r>
                   <w:rPr>
@@ -688,7 +682,6 @@
                   <w:docPart w:val="FE14778683F74C028AEA404226861809"/>
                 </w:placeholder>
               </w:sdtPr>
-              <w:sdtEndPr/>
               <w:sdtContent>
                 <w:r>
                   <w:rPr>
@@ -811,7 +804,6 @@
                   <w:docPart w:val="13C89A3E47B7414084F4A651844812AB"/>
                 </w:placeholder>
               </w:sdtPr>
-              <w:sdtEndPr/>
               <w:sdtContent>
                 <w:r>
                   <w:rPr>
@@ -898,7 +890,6 @@
                   <w:docPart w:val="3B192CEE407E49DDBFEF003C12C9D75F"/>
                 </w:placeholder>
               </w:sdtPr>
-              <w:sdtEndPr/>
               <w:sdtContent>
                 <w:r>
                   <w:rPr>
@@ -987,7 +978,6 @@
                   <w:docPart w:val="FA6E7F12D3CB48CD8D0F608B4E1E095C"/>
                 </w:placeholder>
               </w:sdtPr>
-              <w:sdtEndPr/>
               <w:sdtContent>
                 <w:r>
                   <w:rPr>
@@ -1059,7 +1049,6 @@
                   <w:docPart w:val="D49762ECF873411285080BABBDBC1D09"/>
                 </w:placeholder>
               </w:sdtPr>
-              <w:sdtEndPr/>
               <w:sdtContent>
                 <w:r>
                   <w:rPr>
@@ -1173,7 +1162,6 @@
                   <w:docPart w:val="A6B440E74C1A429C8D7ADE662E6A66EC"/>
                 </w:placeholder>
               </w:sdtPr>
-              <w:sdtEndPr/>
               <w:sdtContent>
                 <w:r>
                   <w:rPr>
@@ -1264,7 +1252,6 @@
                   <w:docPart w:val="84428325C256429CBACF1944FFBC5FD0"/>
                 </w:placeholder>
               </w:sdtPr>
-              <w:sdtEndPr/>
               <w:sdtContent>
                 <w:r>
                   <w:rPr>
@@ -1286,7 +1273,6 @@
                       <w:docPart w:val="BA61960B51774AE6AB4FDA26727D240A"/>
                     </w:placeholder>
                   </w:sdtPr>
-                  <w:sdtEndPr/>
                   <w:sdtContent>
                     <w:r>
                       <w:rPr>
@@ -1380,7 +1366,6 @@
                   <w:docPart w:val="6394229BFDC14154985BFA613D4B6F3C"/>
                 </w:placeholder>
               </w:sdtPr>
-              <w:sdtEndPr/>
               <w:sdtContent>
                 <w:r>
                   <w:rPr>
@@ -1459,7 +1444,6 @@
                   <w:docPart w:val="5C29B1A27BFF4B178B9D59BFED6AB206"/>
                 </w:placeholder>
               </w:sdtPr>
-              <w:sdtEndPr/>
               <w:sdtContent>
                 <w:r>
                   <w:rPr>
@@ -1547,7 +1531,6 @@
                   <w:docPart w:val="6E3AA3BD29D94B8ABFC74FC464E205FC"/>
                 </w:placeholder>
               </w:sdtPr>
-              <w:sdtEndPr/>
               <w:sdtContent>
                 <w:r>
                   <w:rPr>
@@ -1626,7 +1609,6 @@
                   <w:docPart w:val="816EB6647FDF4E61A889D66305133BF2"/>
                 </w:placeholder>
               </w:sdtPr>
-              <w:sdtEndPr/>
               <w:sdtContent>
                 <w:r>
                   <w:rPr>
@@ -1701,7 +1683,6 @@
                   <w:docPart w:val="7B8B912D872F41BF951839EB9F34FA55"/>
                 </w:placeholder>
               </w:sdtPr>
-              <w:sdtEndPr/>
               <w:sdtContent>
                 <w:r>
                   <w:rPr>
@@ -1770,7 +1751,6 @@
                   <w:docPart w:val="6F04FF4CBBC04FAEAAD2A2098B01B4A9"/>
                 </w:placeholder>
               </w:sdtPr>
-              <w:sdtEndPr/>
               <w:sdtContent>
                 <w:r>
                   <w:rPr>
@@ -1863,6 +1843,74 @@
             <w:r>
               <w:rPr>
                 <w:rFonts w:ascii="TH SarabunPSK" w:hAnsi="TH SarabunPSK" w:cs="TH SarabunPSK"/>
+                <w:noProof/>
+                <w:sz w:val="32"/>
+                <w:szCs w:val="32"/>
+                <w:lang w:val="th-TH"/>
+              </w:rPr>
+              <mc:AlternateContent>
+                <mc:Choice Requires="wpi">
+                  <w:drawing>
+                    <wp:anchor distT="0" distB="0" distL="114300" distR="114300" simplePos="0" relativeHeight="251701248" behindDoc="0" locked="0" layoutInCell="1" allowOverlap="1" wp14:anchorId="244AE323" wp14:editId="326FB7ED">
+                      <wp:simplePos x="0" y="0"/>
+                      <wp:positionH relativeFrom="column">
+                        <wp:posOffset>5020945</wp:posOffset>
+                      </wp:positionH>
+                      <wp:positionV relativeFrom="paragraph">
+                        <wp:posOffset>-229235</wp:posOffset>
+                      </wp:positionV>
+                      <wp:extent cx="754210" cy="531495"/>
+                      <wp:effectExtent l="38100" t="38100" r="27305" b="40005"/>
+                      <wp:wrapNone/>
+                      <wp:docPr id="18458459" name="Ink 42"/>
+                      <wp:cNvGraphicFramePr/>
+                      <a:graphic xmlns:a="http://schemas.openxmlformats.org/drawingml/2006/main">
+                        <a:graphicData uri="http://schemas.microsoft.com/office/word/2010/wordprocessingInk">
+                          <w14:contentPart bwMode="auto" r:id="rId7">
+                            <w14:nvContentPartPr>
+                              <w14:cNvContentPartPr/>
+                            </w14:nvContentPartPr>
+                            <w14:xfrm>
+                              <a:off x="0" y="0"/>
+                              <a:ext cx="754210" cy="531495"/>
+                            </w14:xfrm>
+                          </w14:contentPart>
+                        </a:graphicData>
+                      </a:graphic>
+                    </wp:anchor>
+                  </w:drawing>
+                </mc:Choice>
+                <mc:Fallback>
+                  <w:pict>
+                    <v:shapetype w14:anchorId="5181B9E9" id="_x0000_t75" coordsize="21600,21600" o:spt="75" o:preferrelative="t" path="m@4@5l@4@11@9@11@9@5xe" filled="f" stroked="f">
+                      <v:stroke joinstyle="miter"/>
+                      <v:formulas>
+                        <v:f eqn="if lineDrawn pixelLineWidth 0"/>
+                        <v:f eqn="sum @0 1 0"/>
+                        <v:f eqn="sum 0 0 @1"/>
+                        <v:f eqn="prod @2 1 2"/>
+                        <v:f eqn="prod @3 21600 pixelWidth"/>
+                        <v:f eqn="prod @3 21600 pixelHeight"/>
+                        <v:f eqn="sum @0 0 1"/>
+                        <v:f eqn="prod @6 1 2"/>
+                        <v:f eqn="prod @7 21600 pixelWidth"/>
+                        <v:f eqn="sum @8 21600 0"/>
+                        <v:f eqn="prod @7 21600 pixelHeight"/>
+                        <v:f eqn="sum @10 21600 0"/>
+                      </v:formulas>
+                      <v:path o:extrusionok="f" gradientshapeok="t" o:connecttype="rect"/>
+                      <o:lock v:ext="edit" aspectratio="t"/>
+                    </v:shapetype>
+                    <v:shape id="Ink 42" o:spid="_x0000_s1026" type="#_x0000_t75" style="position:absolute;margin-left:394.85pt;margin-top:-18.55pt;width:60.4pt;height:42.8pt;z-index:251701248;visibility:visible;mso-wrap-style:square;mso-wrap-distance-left:9pt;mso-wrap-distance-top:0;mso-wrap-distance-right:9pt;mso-wrap-distance-bottom:0;mso-position-horizontal:absolute;mso-position-horizontal-relative:text;mso-position-vertical:absolute;mso-position-vertical-relative:text" o:gfxdata="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">
+                      <v:imagedata r:id="rId8" o:title=""/>
+                    </v:shape>
+                  </w:pict>
+                </mc:Fallback>
+              </mc:AlternateContent>
+            </w:r>
+            <w:r>
+              <w:rPr>
+                <w:rFonts w:ascii="TH SarabunPSK" w:hAnsi="TH SarabunPSK" w:cs="TH SarabunPSK"/>
                 <w:sz w:val="32"/>
                 <w:szCs w:val="32"/>
                 <w:cs/>
@@ -1890,7 +1938,150 @@
                 <w:szCs w:val="32"/>
               </w:rPr>
             </w:pPr>
-            <w:bookmarkStart w:id="0" w:name="_GoBack"/>
+            <w:r>
+              <w:rPr>
+                <w:rFonts w:ascii="TH SarabunPSK" w:hAnsi="TH SarabunPSK" w:cs="TH SarabunPSK"/>
+                <w:noProof/>
+                <w:sz w:val="32"/>
+                <w:szCs w:val="32"/>
+              </w:rPr>
+              <mc:AlternateContent>
+                <mc:Choice Requires="wpi">
+                  <w:drawing>
+                    <wp:anchor distT="0" distB="0" distL="114300" distR="114300" simplePos="0" relativeHeight="251688960" behindDoc="0" locked="0" layoutInCell="1" allowOverlap="1" wp14:anchorId="1ED0631B" wp14:editId="398FFEDC">
+                      <wp:simplePos x="0" y="0"/>
+                      <wp:positionH relativeFrom="column">
+                        <wp:posOffset>2172001</wp:posOffset>
+                      </wp:positionH>
+                      <wp:positionV relativeFrom="paragraph">
+                        <wp:posOffset>17322</wp:posOffset>
+                      </wp:positionV>
+                      <wp:extent cx="4873320" cy="1304640"/>
+                      <wp:effectExtent l="38100" t="38100" r="41910" b="48260"/>
+                      <wp:wrapNone/>
+                      <wp:docPr id="101454339" name="Ink 30"/>
+                      <wp:cNvGraphicFramePr/>
+                      <a:graphic xmlns:a="http://schemas.openxmlformats.org/drawingml/2006/main">
+                        <a:graphicData uri="http://schemas.microsoft.com/office/word/2010/wordprocessingInk">
+                          <w14:contentPart bwMode="auto" r:id="rId9">
+                            <w14:nvContentPartPr>
+                              <w14:cNvContentPartPr/>
+                            </w14:nvContentPartPr>
+                            <w14:xfrm>
+                              <a:off x="0" y="0"/>
+                              <a:ext cx="4873320" cy="1304640"/>
+                            </w14:xfrm>
+                          </w14:contentPart>
+                        </a:graphicData>
+                      </a:graphic>
+                    </wp:anchor>
+                  </w:drawing>
+                </mc:Choice>
+                <mc:Fallback>
+                  <w:pict>
+                    <v:shape w14:anchorId="7EE96E54" id="Ink 30" o:spid="_x0000_s1026" type="#_x0000_t75" style="position:absolute;margin-left:170.5pt;margin-top:.85pt;width:384.75pt;height:103.75pt;z-index:251688960;visibility:visible;mso-wrap-style:square;mso-wrap-distance-left:9pt;mso-wrap-distance-top:0;mso-wrap-distance-right:9pt;mso-wrap-distance-bottom:0;mso-position-horizontal:absolute;mso-position-horizontal-relative:text;mso-position-vertical:absolute;mso-position-vertical-relative:text" o:gfxdata="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">
+                      <v:imagedata r:id="rId10" o:title=""/>
+                    </v:shape>
+                  </w:pict>
+                </mc:Fallback>
+              </mc:AlternateContent>
+            </w:r>
+            <w:r>
+              <w:rPr>
+                <w:rFonts w:ascii="TH SarabunPSK" w:hAnsi="TH SarabunPSK" w:cs="TH SarabunPSK"/>
+                <w:noProof/>
+                <w:sz w:val="32"/>
+                <w:szCs w:val="32"/>
+              </w:rPr>
+              <mc:AlternateContent>
+                <mc:Choice Requires="wpi">
+                  <w:drawing>
+                    <wp:anchor distT="0" distB="0" distL="114300" distR="114300" simplePos="0" relativeHeight="251655680" behindDoc="0" locked="0" layoutInCell="1" allowOverlap="1" wp14:anchorId="0E42B1C5" wp14:editId="0C23598D">
+                      <wp:simplePos x="0" y="0"/>
+                      <wp:positionH relativeFrom="column">
+                        <wp:posOffset>2601121</wp:posOffset>
+                      </wp:positionH>
+                      <wp:positionV relativeFrom="paragraph">
+                        <wp:posOffset>1356522</wp:posOffset>
+                      </wp:positionV>
+                      <wp:extent cx="4044240" cy="255240"/>
+                      <wp:effectExtent l="38100" t="38100" r="52070" b="50165"/>
+                      <wp:wrapNone/>
+                      <wp:docPr id="1451364184" name="Ink 17"/>
+                      <wp:cNvGraphicFramePr/>
+                      <a:graphic xmlns:a="http://schemas.openxmlformats.org/drawingml/2006/main">
+                        <a:graphicData uri="http://schemas.microsoft.com/office/word/2010/wordprocessingInk">
+                          <w14:contentPart bwMode="auto" r:id="rId11">
+                            <w14:nvContentPartPr>
+                              <w14:cNvContentPartPr/>
+                            </w14:nvContentPartPr>
+                            <w14:xfrm>
+                              <a:off x="0" y="0"/>
+                              <a:ext cx="4044240" cy="255240"/>
+                            </w14:xfrm>
+                          </w14:contentPart>
+                        </a:graphicData>
+                      </a:graphic>
+                    </wp:anchor>
+                  </w:drawing>
+                </mc:Choice>
+                <mc:Fallback>
+                  <w:pict>
+                    <v:shape w14:anchorId="13BB2988" id="Ink 17" o:spid="_x0000_s1026" type="#_x0000_t75" style="position:absolute;margin-left:204.3pt;margin-top:106.3pt;width:319.45pt;height:21.1pt;z-index:251655680;visibility:visible;mso-wrap-style:square;mso-wrap-distance-left:9pt;mso-wrap-distance-top:0;mso-wrap-distance-right:9pt;mso-wrap-distance-bottom:0;mso-position-horizontal:absolute;mso-position-horizontal-relative:text;mso-position-vertical:absolute;mso-position-vertical-relative:text" o:gfxdata="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">
+                      <v:imagedata r:id="rId12" o:title=""/>
+                    </v:shape>
+                  </w:pict>
+                </mc:Fallback>
+              </mc:AlternateContent>
+            </w:r>
+            <w:r>
+              <w:rPr>
+                <w:rFonts w:ascii="TH SarabunPSK" w:hAnsi="TH SarabunPSK" w:cs="TH SarabunPSK"/>
+                <w:noProof/>
+                <w:sz w:val="32"/>
+                <w:szCs w:val="32"/>
+              </w:rPr>
+              <mc:AlternateContent>
+                <mc:Choice Requires="wpi">
+                  <w:drawing>
+                    <wp:anchor distT="0" distB="0" distL="114300" distR="114300" simplePos="0" relativeHeight="251639296" behindDoc="0" locked="0" layoutInCell="1" allowOverlap="1" wp14:anchorId="72525A19" wp14:editId="5ABC6C38">
+                      <wp:simplePos x="0" y="0"/>
+                      <wp:positionH relativeFrom="column">
+                        <wp:posOffset>-145319</wp:posOffset>
+                      </wp:positionH>
+                      <wp:positionV relativeFrom="paragraph">
+                        <wp:posOffset>1238442</wp:posOffset>
+                      </wp:positionV>
+                      <wp:extent cx="2067480" cy="486360"/>
+                      <wp:effectExtent l="38100" t="38100" r="28575" b="47625"/>
+                      <wp:wrapNone/>
+                      <wp:docPr id="1457064944" name="Ink 1"/>
+                      <wp:cNvGraphicFramePr/>
+                      <a:graphic xmlns:a="http://schemas.openxmlformats.org/drawingml/2006/main">
+                        <a:graphicData uri="http://schemas.microsoft.com/office/word/2010/wordprocessingInk">
+                          <w14:contentPart bwMode="auto" r:id="rId13">
+                            <w14:nvContentPartPr>
+                              <w14:cNvContentPartPr/>
+                            </w14:nvContentPartPr>
+                            <w14:xfrm>
+                              <a:off x="0" y="0"/>
+                              <a:ext cx="2067480" cy="486360"/>
+                            </w14:xfrm>
+                          </w14:contentPart>
+                        </a:graphicData>
+                      </a:graphic>
+                    </wp:anchor>
+                  </w:drawing>
+                </mc:Choice>
+                <mc:Fallback>
+                  <w:pict>
+                    <v:shape w14:anchorId="52862F9E" id="Ink 1" o:spid="_x0000_s1026" type="#_x0000_t75" style="position:absolute;margin-left:-11.95pt;margin-top:97pt;width:163.8pt;height:39.3pt;z-index:251639296;visibility:visible;mso-wrap-style:square;mso-wrap-distance-left:9pt;mso-wrap-distance-top:0;mso-wrap-distance-right:9pt;mso-wrap-distance-bottom:0;mso-position-horizontal:absolute;mso-position-horizontal-relative:text;mso-position-vertical:absolute;mso-position-vertical-relative:text" o:gfxdata="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">
+                      <v:imagedata r:id="rId14" o:title=""/>
+                    </v:shape>
+                  </w:pict>
+                </mc:Fallback>
+              </mc:AlternateContent>
+            </w:r>
             <w:r>
               <w:rPr>
                 <w:rFonts w:ascii="TH SarabunPSK" w:hAnsi="TH SarabunPSK" w:cs="TH SarabunPSK"/>
@@ -1916,7 +2107,7 @@
                           </pic:cNvPicPr>
                         </pic:nvPicPr>
                         <pic:blipFill>
-                          <a:blip r:embed="rId8">
+                          <a:blip r:embed="rId15">
                             <a:extLst>
                               <a:ext uri="{28A0092B-C50C-407E-A947-70E740481C1C}">
                                 <a14:useLocalDpi xmlns:a14="http://schemas.microsoft.com/office/drawing/2010/main" val="0"/>
@@ -1947,7 +2138,6 @@
                 </wp:inline>
               </w:drawing>
             </w:r>
-            <w:bookmarkEnd w:id="0"/>
           </w:p>
           <w:p>
             <w:pPr>
@@ -1961,6 +2151,104 @@
                 <w:cs/>
               </w:rPr>
             </w:pPr>
+            <w:r>
+              <w:rPr>
+                <w:rFonts w:ascii="TH SarabunPSK" w:hAnsi="TH SarabunPSK" w:cs="TH SarabunPSK"/>
+                <w:noProof/>
+                <w:sz w:val="32"/>
+                <w:szCs w:val="32"/>
+                <w:lang w:val="th-TH"/>
+              </w:rPr>
+              <mc:AlternateContent>
+                <mc:Choice Requires="wpi">
+                  <w:drawing>
+                    <wp:anchor distT="0" distB="0" distL="114300" distR="114300" simplePos="0" relativeHeight="251687936" behindDoc="0" locked="0" layoutInCell="1" allowOverlap="1" wp14:anchorId="7C3E960C" wp14:editId="133AB1A3">
+                      <wp:simplePos x="0" y="0"/>
+                      <wp:positionH relativeFrom="column">
+                        <wp:posOffset>5666740</wp:posOffset>
+                      </wp:positionH>
+                      <wp:positionV relativeFrom="paragraph">
+                        <wp:posOffset>-315595</wp:posOffset>
+                      </wp:positionV>
+                      <wp:extent cx="870585" cy="822025"/>
+                      <wp:effectExtent l="38100" t="38100" r="43815" b="35560"/>
+                      <wp:wrapNone/>
+                      <wp:docPr id="597424791" name="Ink 29"/>
+                      <wp:cNvGraphicFramePr/>
+                      <a:graphic xmlns:a="http://schemas.openxmlformats.org/drawingml/2006/main">
+                        <a:graphicData uri="http://schemas.microsoft.com/office/word/2010/wordprocessingInk">
+                          <w14:contentPart bwMode="auto" r:id="rId16">
+                            <w14:nvContentPartPr>
+                              <w14:cNvContentPartPr/>
+                            </w14:nvContentPartPr>
+                            <w14:xfrm>
+                              <a:off x="0" y="0"/>
+                              <a:ext cx="870585" cy="822025"/>
+                            </w14:xfrm>
+                          </w14:contentPart>
+                        </a:graphicData>
+                      </a:graphic>
+                    </wp:anchor>
+                  </w:drawing>
+                </mc:Choice>
+                <mc:Fallback>
+                  <w:pict>
+                    <v:shape w14:anchorId="5EA2F5D4" id="Ink 29" o:spid="_x0000_s1026" type="#_x0000_t75" style="position:absolute;margin-left:445.7pt;margin-top:-25.35pt;width:69.5pt;height:65.75pt;z-index:251687936;visibility:visible;mso-wrap-style:square;mso-wrap-distance-left:9pt;mso-wrap-distance-top:0;mso-wrap-distance-right:9pt;mso-wrap-distance-bottom:0;mso-position-horizontal:absolute;mso-position-horizontal-relative:text;mso-position-vertical:absolute;mso-position-vertical-relative:text" o:gfxdata="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">
+                      <v:imagedata r:id="rId17" o:title=""/>
+                    </v:shape>
+                  </w:pict>
+                </mc:Fallback>
+              </mc:AlternateContent>
+            </w:r>
+            <w:r>
+              <w:rPr>
+                <w:rFonts w:ascii="TH SarabunPSK" w:hAnsi="TH SarabunPSK" w:cs="TH SarabunPSK"/>
+                <w:noProof/>
+                <w:sz w:val="32"/>
+                <w:szCs w:val="32"/>
+                <w:lang w:val="th-TH"/>
+              </w:rPr>
+              <mc:AlternateContent>
+                <mc:Choice Requires="wpi">
+                  <w:drawing>
+                    <wp:anchor distT="0" distB="0" distL="114300" distR="114300" simplePos="0" relativeHeight="251641344" behindDoc="0" locked="0" layoutInCell="1" allowOverlap="1" wp14:anchorId="1749D088" wp14:editId="43AB56EB">
+                      <wp:simplePos x="0" y="0"/>
+                      <wp:positionH relativeFrom="column">
+                        <wp:posOffset>24961</wp:posOffset>
+                      </wp:positionH>
+                      <wp:positionV relativeFrom="paragraph">
+                        <wp:posOffset>-177138</wp:posOffset>
+                      </wp:positionV>
+                      <wp:extent cx="443520" cy="550080"/>
+                      <wp:effectExtent l="38100" t="38100" r="52070" b="40640"/>
+                      <wp:wrapNone/>
+                      <wp:docPr id="246871075" name="Ink 3"/>
+                      <wp:cNvGraphicFramePr/>
+                      <a:graphic xmlns:a="http://schemas.openxmlformats.org/drawingml/2006/main">
+                        <a:graphicData uri="http://schemas.microsoft.com/office/word/2010/wordprocessingInk">
+                          <w14:contentPart bwMode="auto" r:id="rId18">
+                            <w14:nvContentPartPr>
+                              <w14:cNvContentPartPr/>
+                            </w14:nvContentPartPr>
+                            <w14:xfrm>
+                              <a:off x="0" y="0"/>
+                              <a:ext cx="443520" cy="550080"/>
+                            </w14:xfrm>
+                          </w14:contentPart>
+                        </a:graphicData>
+                      </a:graphic>
+                    </wp:anchor>
+                  </w:drawing>
+                </mc:Choice>
+                <mc:Fallback>
+                  <w:pict>
+                    <v:shape w14:anchorId="34EA0FFE" id="Ink 3" o:spid="_x0000_s1026" type="#_x0000_t75" style="position:absolute;margin-left:1.45pt;margin-top:-14.45pt;width:35.9pt;height:44.3pt;z-index:251641344;visibility:visible;mso-wrap-style:square;mso-wrap-distance-left:9pt;mso-wrap-distance-top:0;mso-wrap-distance-right:9pt;mso-wrap-distance-bottom:0;mso-position-horizontal:absolute;mso-position-horizontal-relative:text;mso-position-vertical:absolute;mso-position-vertical-relative:text" o:gfxdata="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">
+                      <v:imagedata r:id="rId19" o:title=""/>
+                    </v:shape>
+                  </w:pict>
+                </mc:Fallback>
+              </mc:AlternateContent>
+            </w:r>
           </w:p>
         </w:tc>
       </w:tr>
@@ -1986,6 +2274,102 @@
                 <w:cs/>
               </w:rPr>
             </w:pPr>
+            <w:r>
+              <w:rPr>
+                <w:rFonts w:ascii="TH SarabunPSK" w:hAnsi="TH SarabunPSK" w:cs="TH SarabunPSK"/>
+                <w:noProof/>
+                <w:sz w:val="28"/>
+                <w:lang w:val="th-TH"/>
+              </w:rPr>
+              <mc:AlternateContent>
+                <mc:Choice Requires="wpi">
+                  <w:drawing>
+                    <wp:anchor distT="0" distB="0" distL="114300" distR="114300" simplePos="0" relativeHeight="251673600" behindDoc="0" locked="0" layoutInCell="1" allowOverlap="1" wp14:anchorId="0A2AF0EC" wp14:editId="48A2FD59">
+                      <wp:simplePos x="0" y="0"/>
+                      <wp:positionH relativeFrom="column">
+                        <wp:posOffset>358775</wp:posOffset>
+                      </wp:positionH>
+                      <wp:positionV relativeFrom="paragraph">
+                        <wp:posOffset>53975</wp:posOffset>
+                      </wp:positionV>
+                      <wp:extent cx="978330" cy="181550"/>
+                      <wp:effectExtent l="38100" t="38100" r="50800" b="47625"/>
+                      <wp:wrapNone/>
+                      <wp:docPr id="1397208879" name="Ink 15"/>
+                      <wp:cNvGraphicFramePr/>
+                      <a:graphic xmlns:a="http://schemas.openxmlformats.org/drawingml/2006/main">
+                        <a:graphicData uri="http://schemas.microsoft.com/office/word/2010/wordprocessingInk">
+                          <w14:contentPart bwMode="auto" r:id="rId20">
+                            <w14:nvContentPartPr>
+                              <w14:cNvContentPartPr/>
+                            </w14:nvContentPartPr>
+                            <w14:xfrm>
+                              <a:off x="0" y="0"/>
+                              <a:ext cx="978330" cy="181550"/>
+                            </w14:xfrm>
+                          </w14:contentPart>
+                        </a:graphicData>
+                      </a:graphic>
+                    </wp:anchor>
+                  </w:drawing>
+                </mc:Choice>
+                <mc:Fallback>
+                  <w:pict>
+                    <v:shape w14:anchorId="7997083E" id="Ink 15" o:spid="_x0000_s1026" type="#_x0000_t75" style="position:absolute;margin-left:27.75pt;margin-top:3.75pt;width:78.05pt;height:15.3pt;z-index:251673600;visibility:visible;mso-wrap-style:square;mso-wrap-distance-left:9pt;mso-wrap-distance-top:0;mso-wrap-distance-right:9pt;mso-wrap-distance-bottom:0;mso-position-horizontal:absolute;mso-position-horizontal-relative:text;mso-position-vertical:absolute;mso-position-vertical-relative:text" o:gfxdata="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">
+                      <v:imagedata r:id="rId21" o:title=""/>
+                    </v:shape>
+                  </w:pict>
+                </mc:Fallback>
+              </mc:AlternateContent>
+            </w:r>
+            <w:r>
+              <w:rPr>
+                <w:rFonts w:ascii="TH SarabunPSK" w:hAnsi="TH SarabunPSK" w:cs="TH SarabunPSK"/>
+                <w:noProof/>
+                <w:sz w:val="28"/>
+                <w:lang w:val="th-TH"/>
+              </w:rPr>
+              <mc:AlternateContent>
+                <mc:Choice Requires="wpi">
+                  <w:drawing>
+                    <wp:anchor distT="0" distB="0" distL="114300" distR="114300" simplePos="0" relativeHeight="251664384" behindDoc="0" locked="0" layoutInCell="1" allowOverlap="1" wp14:anchorId="07A1B675" wp14:editId="5BC4B8CF">
+                      <wp:simplePos x="0" y="0"/>
+                      <wp:positionH relativeFrom="column">
+                        <wp:posOffset>27305</wp:posOffset>
+                      </wp:positionH>
+                      <wp:positionV relativeFrom="paragraph">
+                        <wp:posOffset>-43815</wp:posOffset>
+                      </wp:positionV>
+                      <wp:extent cx="190440" cy="161960"/>
+                      <wp:effectExtent l="38100" t="38100" r="635" b="47625"/>
+                      <wp:wrapNone/>
+                      <wp:docPr id="1369660234" name="Ink 6"/>
+                      <wp:cNvGraphicFramePr/>
+                      <a:graphic xmlns:a="http://schemas.openxmlformats.org/drawingml/2006/main">
+                        <a:graphicData uri="http://schemas.microsoft.com/office/word/2010/wordprocessingInk">
+                          <w14:contentPart bwMode="auto" r:id="rId22">
+                            <w14:nvContentPartPr>
+                              <w14:cNvContentPartPr/>
+                            </w14:nvContentPartPr>
+                            <w14:xfrm>
+                              <a:off x="0" y="0"/>
+                              <a:ext cx="190440" cy="161960"/>
+                            </w14:xfrm>
+                          </w14:contentPart>
+                        </a:graphicData>
+                      </a:graphic>
+                    </wp:anchor>
+                  </w:drawing>
+                </mc:Choice>
+                <mc:Fallback>
+                  <w:pict>
+                    <v:shape w14:anchorId="245BDF98" id="Ink 6" o:spid="_x0000_s1026" type="#_x0000_t75" style="position:absolute;margin-left:1.65pt;margin-top:-3.95pt;width:16pt;height:13.7pt;z-index:251664384;visibility:visible;mso-wrap-style:square;mso-wrap-distance-left:9pt;mso-wrap-distance-top:0;mso-wrap-distance-right:9pt;mso-wrap-distance-bottom:0;mso-position-horizontal:absolute;mso-position-horizontal-relative:text;mso-position-vertical:absolute;mso-position-vertical-relative:text" o:gfxdata="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">
+                      <v:imagedata r:id="rId23" o:title=""/>
+                    </v:shape>
+                  </w:pict>
+                </mc:Fallback>
+              </mc:AlternateContent>
+            </w:r>
           </w:p>
         </w:tc>
       </w:tr>
@@ -2188,23 +2572,7 @@
                 <w:rFonts w:ascii="TH SarabunPSK" w:hAnsi="TH SarabunPSK" w:cs="TH SarabunPSK"/>
                 <w:sz w:val="28"/>
               </w:rPr>
-              <w:t xml:space="preserve">2.1 </w:t>
-            </w:r>
-            <w:proofErr w:type="spellStart"/>
-            <w:r>
-              <w:rPr>
-                <w:rFonts w:ascii="TH SarabunPSK" w:hAnsi="TH SarabunPSK" w:cs="TH SarabunPSK"/>
-                <w:sz w:val="28"/>
-              </w:rPr>
-              <w:t>Amikacin</w:t>
-            </w:r>
-            <w:proofErr w:type="spellEnd"/>
-            <w:r>
-              <w:rPr>
-                <w:rFonts w:ascii="TH SarabunPSK" w:hAnsi="TH SarabunPSK" w:cs="TH SarabunPSK"/>
-                <w:sz w:val="28"/>
-              </w:rPr>
-              <w:t xml:space="preserve"> dose 15-20 mg/kg q24h SC </w:t>
+              <w:t xml:space="preserve">2.1 Amikacin dose 15-20 mg/kg q24h SC </w:t>
             </w:r>
             <w:r>
               <w:rPr>
@@ -2249,23 +2617,7 @@
                 <w:rFonts w:ascii="TH SarabunPSK" w:hAnsi="TH SarabunPSK" w:cs="TH SarabunPSK"/>
                 <w:sz w:val="28"/>
               </w:rPr>
-              <w:t xml:space="preserve">2.3 </w:t>
-            </w:r>
-            <w:proofErr w:type="spellStart"/>
-            <w:r>
-              <w:rPr>
-                <w:rFonts w:ascii="TH SarabunPSK" w:hAnsi="TH SarabunPSK" w:cs="TH SarabunPSK"/>
-                <w:sz w:val="28"/>
-              </w:rPr>
-              <w:t>Florfenicol</w:t>
-            </w:r>
-            <w:proofErr w:type="spellEnd"/>
-            <w:r>
-              <w:rPr>
-                <w:rFonts w:ascii="TH SarabunPSK" w:hAnsi="TH SarabunPSK" w:cs="TH SarabunPSK"/>
-                <w:sz w:val="28"/>
-              </w:rPr>
-              <w:t xml:space="preserve"> dose 20 mg/kg q6h PO (T&gt;MIC, 50% dosing interval)</w:t>
+              <w:t>2.3 Florfenicol dose 20 mg/kg q6h PO (T&gt;MIC, 50% dosing interval)</w:t>
             </w:r>
           </w:p>
           <w:p>
@@ -2386,6 +2738,7 @@
                 <w:rFonts w:ascii="TH SarabunPSK" w:hAnsi="TH SarabunPSK" w:cs="TH SarabunPSK"/>
                 <w:sz w:val="28"/>
               </w:rPr>
+              <w:lastRenderedPageBreak/>
               <w:t xml:space="preserve">5. </w:t>
             </w:r>
             <w:r>
@@ -2424,16 +2777,7 @@
                 <w:sz w:val="28"/>
                 <w:cs/>
               </w:rPr>
-              <w:t>สำหรับสัตว์ป่วยเฉพาะราย โดยคำนึงถึงผลข้างเคียงของยาและลดการเกิดปัญหาเชื้อ</w:t>
-            </w:r>
-            <w:r>
-              <w:rPr>
-                <w:rFonts w:ascii="TH SarabunPSK" w:hAnsi="TH SarabunPSK" w:cs="TH SarabunPSK"/>
-                <w:sz w:val="28"/>
-                <w:cs/>
-              </w:rPr>
-              <w:lastRenderedPageBreak/>
-              <w:t>ดื้อยา</w:t>
+              <w:t>สำหรับสัตว์ป่วยเฉพาะราย โดยคำนึงถึงผลข้างเคียงของยาและลดการเกิดปัญหาเชื้อดื้อยา</w:t>
             </w:r>
           </w:p>
           <w:p>
@@ -2491,7 +2835,7 @@
               </w:rPr>
               <w:t xml:space="preserve">หรือลิงค์ </w:t>
             </w:r>
-            <w:hyperlink r:id="rId9" w:history="1">
+            <w:hyperlink r:id="rId24" w:history="1">
               <w:r>
                 <w:rPr>
                   <w:rStyle w:val="Hyperlink"/>
@@ -2521,7 +2865,7 @@
                 <w14:ligatures w14:val="standardContextual"/>
               </w:rPr>
               <w:drawing>
-                <wp:inline distT="0" distB="0" distL="0" distR="0" wp14:anchorId="37F72799" wp14:editId="1FB6E6A9">
+                <wp:inline distT="0" distB="0" distL="0" distR="0" wp14:anchorId="37F72799" wp14:editId="74B5B2C8">
                   <wp:extent cx="1010652" cy="1010652"/>
                   <wp:effectExtent l="0" t="0" r="5715" b="5715"/>
                   <wp:docPr id="1807952536" name="Picture 1" descr="A qr code with a white background&#10;&#10;Description automatically generated"/>
@@ -2536,7 +2880,7 @@
                           <pic:cNvPicPr/>
                         </pic:nvPicPr>
                         <pic:blipFill>
-                          <a:blip r:embed="rId10" cstate="print">
+                          <a:blip r:embed="rId25" cstate="print">
                             <a:extLst>
                               <a:ext uri="{28A0092B-C50C-407E-A947-70E740481C1C}">
                                 <a14:useLocalDpi xmlns:a14="http://schemas.microsoft.com/office/drawing/2010/main" val="0"/>
@@ -2631,7 +2975,7 @@
                           <pic:cNvPicPr/>
                         </pic:nvPicPr>
                         <pic:blipFill rotWithShape="1">
-                          <a:blip r:embed="rId11">
+                          <a:blip r:embed="rId26">
                             <a:biLevel thresh="25000"/>
                           </a:blip>
                           <a:srcRect l="15313" t="22855" r="20828" b="15429"/>
@@ -2695,7 +3039,6 @@
                   <w:docPart w:val="1D5780633205486782F4B85558AA2AAC"/>
                 </w:placeholder>
               </w:sdtPr>
-              <w:sdtEndPr/>
               <w:sdtContent>
                 <w:r>
                   <w:rPr>
@@ -2800,7 +3143,7 @@
                           <pic:cNvPicPr/>
                         </pic:nvPicPr>
                         <pic:blipFill>
-                          <a:blip r:embed="rId12"/>
+                          <a:blip r:embed="rId27"/>
                           <a:stretch>
                             <a:fillRect/>
                           </a:stretch>
@@ -2852,7 +3195,6 @@
                   <w:docPart w:val="A5F05B0DAD584D7FB7773280C916AD55"/>
                 </w:placeholder>
               </w:sdtPr>
-              <w:sdtEndPr/>
               <w:sdtContent>
                 <w:r>
                   <w:rPr>
@@ -2957,7 +3299,7 @@
                           <pic:cNvPicPr/>
                         </pic:nvPicPr>
                         <pic:blipFill>
-                          <a:blip r:embed="rId13"/>
+                          <a:blip r:embed="rId28"/>
                           <a:stretch>
                             <a:fillRect/>
                           </a:stretch>
@@ -3009,7 +3351,6 @@
                   <w:docPart w:val="1179B144FAAE43E0A72053091C8D3E8D"/>
                 </w:placeholder>
               </w:sdtPr>
-              <w:sdtEndPr/>
               <w:sdtContent>
                 <w:r>
                   <w:rPr>
@@ -3073,10 +3414,10 @@
       </w:pPr>
     </w:p>
     <w:sectPr>
-      <w:headerReference w:type="even" r:id="rId14"/>
-      <w:headerReference w:type="default" r:id="rId15"/>
-      <w:footerReference w:type="default" r:id="rId16"/>
-      <w:headerReference w:type="first" r:id="rId17"/>
+      <w:headerReference w:type="even" r:id="rId29"/>
+      <w:headerReference w:type="default" r:id="rId30"/>
+      <w:footerReference w:type="default" r:id="rId31"/>
+      <w:headerReference w:type="first" r:id="rId32"/>
       <w:pgSz w:w="11906" w:h="16838"/>
       <w:pgMar w:top="1916" w:right="1440" w:bottom="851" w:left="1440" w:header="283" w:footer="516" w:gutter="0"/>
       <w:cols w:space="708"/>
@@ -3087,7 +3428,7 @@
 </file>
 
 <file path=word/endnotes.xml><?xml version="1.0" encoding="utf-8"?>
-<w:endnotes xmlns:wpc="http://schemas.microsoft.com/office/word/2010/wordprocessingCanvas" xmlns:mc="http://schemas.openxmlformats.org/markup-compatibility/2006" xmlns:o="urn:schemas-microsoft-com:office:office" xmlns:r="http://schemas.openxmlformats.org/officeDocument/2006/relationships" xmlns:m="http://schemas.openxmlformats.org/officeDocument/2006/math" xmlns:v="urn:schemas-microsoft-com:vml" xmlns:wp14="http://schemas.microsoft.com/office/word/2010/wordprocessingDrawing" xmlns:wp="http://schemas.openxmlformats.org/drawingml/2006/wordprocessingDrawing" xmlns:w10="urn:schemas-microsoft-com:office:word" xmlns:w="http://schemas.openxmlformats.org/wordprocessingml/2006/main" xmlns:w14="http://schemas.microsoft.com/office/word/2010/wordml" xmlns:wpg="http://schemas.microsoft.com/office/word/2010/wordprocessingGroup" xmlns:wpi="http://schemas.microsoft.com/office/word/2010/wordprocessingInk" xmlns:wne="http://schemas.microsoft.com/office/word/2006/wordml" xmlns:wps="http://schemas.microsoft.com/office/word/2010/wordprocessingShape" mc:Ignorable="w14 wp14">
+<w:endnotes xmlns:wpc="http://schemas.microsoft.com/office/word/2010/wordprocessingCanvas" xmlns:cx="http://schemas.microsoft.com/office/drawing/2014/chartex" xmlns:cx1="http://schemas.microsoft.com/office/drawing/2015/9/8/chartex" xmlns:cx2="http://schemas.microsoft.com/office/drawing/2015/10/21/chartex" xmlns:cx3="http://schemas.microsoft.com/office/drawing/2016/5/9/chartex" xmlns:cx4="http://schemas.microsoft.com/office/drawing/2016/5/10/chartex" xmlns:cx5="http://schemas.microsoft.com/office/drawing/2016/5/11/chartex" xmlns:cx6="http://schemas.microsoft.com/office/drawing/2016/5/12/chartex" xmlns:cx7="http://schemas.microsoft.com/office/drawing/2016/5/13/chartex" xmlns:cx8="http://schemas.microsoft.com/office/drawing/2016/5/14/chartex" xmlns:mc="http://schemas.openxmlformats.org/markup-compatibility/2006" xmlns:aink="http://schemas.microsoft.com/office/drawing/2016/ink" xmlns:am3d="http://schemas.microsoft.com/office/drawing/2017/model3d" xmlns:o="urn:schemas-microsoft-com:office:office" xmlns:oel="http://schemas.microsoft.com/office/2019/extlst" xmlns:r="http://schemas.openxmlformats.org/officeDocument/2006/relationships" xmlns:m="http://schemas.openxmlformats.org/officeDocument/2006/math" xmlns:v="urn:schemas-microsoft-com:vml" xmlns:wp14="http://schemas.microsoft.com/office/word/2010/wordprocessingDrawing" xmlns:wp="http://schemas.openxmlformats.org/drawingml/2006/wordprocessingDrawing" xmlns:w10="urn:schemas-microsoft-com:office:word" xmlns:w="http://schemas.openxmlformats.org/wordprocessingml/2006/main" xmlns:w14="http://schemas.microsoft.com/office/word/2010/wordml" xmlns:w15="http://schemas.microsoft.com/office/word/2012/wordml" xmlns:w16cex="http://schemas.microsoft.com/office/word/2018/wordml/cex" xmlns:w16cid="http://schemas.microsoft.com/office/word/2016/wordml/cid" xmlns:w16="http://schemas.microsoft.com/office/word/2018/wordml" xmlns:w16du="http://schemas.microsoft.com/office/word/2023/wordml/word16du" xmlns:w16sdtdh="http://schemas.microsoft.com/office/word/2020/wordml/sdtdatahash" xmlns:w16sdtfl="http://schemas.microsoft.com/office/word/2024/wordml/sdtformatlock" xmlns:w16se="http://schemas.microsoft.com/office/word/2015/wordml/symex" xmlns:wpg="http://schemas.microsoft.com/office/word/2010/wordprocessingGroup" xmlns:wpi="http://schemas.microsoft.com/office/word/2010/wordprocessingInk" xmlns:wne="http://schemas.microsoft.com/office/word/2006/wordml" xmlns:wps="http://schemas.microsoft.com/office/word/2010/wordprocessingShape" mc:Ignorable="w14 w15 w16se w16cid w16 w16cex w16sdtdh w16sdtfl w16du wp14">
   <w:endnote w:type="separator" w:id="-1">
     <w:p>
       <w:r>
@@ -3106,7 +3447,7 @@
 </file>
 
 <file path=word/footer1.xml><?xml version="1.0" encoding="utf-8"?>
-<w:ftr xmlns:wpc="http://schemas.microsoft.com/office/word/2010/wordprocessingCanvas" xmlns:mc="http://schemas.openxmlformats.org/markup-compatibility/2006" xmlns:o="urn:schemas-microsoft-com:office:office" xmlns:r="http://schemas.openxmlformats.org/officeDocument/2006/relationships" xmlns:m="http://schemas.openxmlformats.org/officeDocument/2006/math" xmlns:v="urn:schemas-microsoft-com:vml" xmlns:wp14="http://schemas.microsoft.com/office/word/2010/wordprocessingDrawing" xmlns:wp="http://schemas.openxmlformats.org/drawingml/2006/wordprocessingDrawing" xmlns:w10="urn:schemas-microsoft-com:office:word" xmlns:w="http://schemas.openxmlformats.org/wordprocessingml/2006/main" xmlns:w14="http://schemas.microsoft.com/office/word/2010/wordml" xmlns:wpg="http://schemas.microsoft.com/office/word/2010/wordprocessingGroup" xmlns:wpi="http://schemas.microsoft.com/office/word/2010/wordprocessingInk" xmlns:wne="http://schemas.microsoft.com/office/word/2006/wordml" xmlns:wps="http://schemas.microsoft.com/office/word/2010/wordprocessingShape" mc:Ignorable="w14 wp14">
+<w:ftr xmlns:wpc="http://schemas.microsoft.com/office/word/2010/wordprocessingCanvas" xmlns:cx="http://schemas.microsoft.com/office/drawing/2014/chartex" xmlns:cx1="http://schemas.microsoft.com/office/drawing/2015/9/8/chartex" xmlns:cx2="http://schemas.microsoft.com/office/drawing/2015/10/21/chartex" xmlns:cx3="http://schemas.microsoft.com/office/drawing/2016/5/9/chartex" xmlns:cx4="http://schemas.microsoft.com/office/drawing/2016/5/10/chartex" xmlns:cx5="http://schemas.microsoft.com/office/drawing/2016/5/11/chartex" xmlns:cx6="http://schemas.microsoft.com/office/drawing/2016/5/12/chartex" xmlns:cx7="http://schemas.microsoft.com/office/drawing/2016/5/13/chartex" xmlns:cx8="http://schemas.microsoft.com/office/drawing/2016/5/14/chartex" xmlns:mc="http://schemas.openxmlformats.org/markup-compatibility/2006" xmlns:aink="http://schemas.microsoft.com/office/drawing/2016/ink" xmlns:am3d="http://schemas.microsoft.com/office/drawing/2017/model3d" xmlns:o="urn:schemas-microsoft-com:office:office" xmlns:oel="http://schemas.microsoft.com/office/2019/extlst" xmlns:r="http://schemas.openxmlformats.org/officeDocument/2006/relationships" xmlns:m="http://schemas.openxmlformats.org/officeDocument/2006/math" xmlns:v="urn:schemas-microsoft-com:vml" xmlns:wp14="http://schemas.microsoft.com/office/word/2010/wordprocessingDrawing" xmlns:wp="http://schemas.openxmlformats.org/drawingml/2006/wordprocessingDrawing" xmlns:w10="urn:schemas-microsoft-com:office:word" xmlns:w="http://schemas.openxmlformats.org/wordprocessingml/2006/main" xmlns:w14="http://schemas.microsoft.com/office/word/2010/wordml" xmlns:w15="http://schemas.microsoft.com/office/word/2012/wordml" xmlns:w16cex="http://schemas.microsoft.com/office/word/2018/wordml/cex" xmlns:w16cid="http://schemas.microsoft.com/office/word/2016/wordml/cid" xmlns:w16="http://schemas.microsoft.com/office/word/2018/wordml" xmlns:w16du="http://schemas.microsoft.com/office/word/2023/wordml/word16du" xmlns:w16sdtdh="http://schemas.microsoft.com/office/word/2020/wordml/sdtdatahash" xmlns:w16sdtfl="http://schemas.microsoft.com/office/word/2024/wordml/sdtformatlock" xmlns:w16se="http://schemas.microsoft.com/office/word/2015/wordml/symex" xmlns:wpg="http://schemas.microsoft.com/office/word/2010/wordprocessingGroup" xmlns:wpi="http://schemas.microsoft.com/office/word/2010/wordprocessingInk" xmlns:wne="http://schemas.microsoft.com/office/word/2006/wordml" xmlns:wps="http://schemas.microsoft.com/office/word/2010/wordprocessingShape" mc:Ignorable="w14 w15 w16se w16cid w16 w16cex w16sdtdh w16sdtfl w16du wp14">
   <w:p>
     <w:pPr>
       <w:keepNext/>
@@ -3240,7 +3581,7 @@
 </file>
 
 <file path=word/footnotes.xml><?xml version="1.0" encoding="utf-8"?>
-<w:footnotes xmlns:wpc="http://schemas.microsoft.com/office/word/2010/wordprocessingCanvas" xmlns:mc="http://schemas.openxmlformats.org/markup-compatibility/2006" xmlns:o="urn:schemas-microsoft-com:office:office" xmlns:r="http://schemas.openxmlformats.org/officeDocument/2006/relationships" xmlns:m="http://schemas.openxmlformats.org/officeDocument/2006/math" xmlns:v="urn:schemas-microsoft-com:vml" xmlns:wp14="http://schemas.microsoft.com/office/word/2010/wordprocessingDrawing" xmlns:wp="http://schemas.openxmlformats.org/drawingml/2006/wordprocessingDrawing" xmlns:w10="urn:schemas-microsoft-com:office:word" xmlns:w="http://schemas.openxmlformats.org/wordprocessingml/2006/main" xmlns:w14="http://schemas.microsoft.com/office/word/2010/wordml" xmlns:wpg="http://schemas.microsoft.com/office/word/2010/wordprocessingGroup" xmlns:wpi="http://schemas.microsoft.com/office/word/2010/wordprocessingInk" xmlns:wne="http://schemas.microsoft.com/office/word/2006/wordml" xmlns:wps="http://schemas.microsoft.com/office/word/2010/wordprocessingShape" mc:Ignorable="w14 wp14">
+<w:footnotes xmlns:wpc="http://schemas.microsoft.com/office/word/2010/wordprocessingCanvas" xmlns:cx="http://schemas.microsoft.com/office/drawing/2014/chartex" xmlns:cx1="http://schemas.microsoft.com/office/drawing/2015/9/8/chartex" xmlns:cx2="http://schemas.microsoft.com/office/drawing/2015/10/21/chartex" xmlns:cx3="http://schemas.microsoft.com/office/drawing/2016/5/9/chartex" xmlns:cx4="http://schemas.microsoft.com/office/drawing/2016/5/10/chartex" xmlns:cx5="http://schemas.microsoft.com/office/drawing/2016/5/11/chartex" xmlns:cx6="http://schemas.microsoft.com/office/drawing/2016/5/12/chartex" xmlns:cx7="http://schemas.microsoft.com/office/drawing/2016/5/13/chartex" xmlns:cx8="http://schemas.microsoft.com/office/drawing/2016/5/14/chartex" xmlns:mc="http://schemas.openxmlformats.org/markup-compatibility/2006" xmlns:aink="http://schemas.microsoft.com/office/drawing/2016/ink" xmlns:am3d="http://schemas.microsoft.com/office/drawing/2017/model3d" xmlns:o="urn:schemas-microsoft-com:office:office" xmlns:oel="http://schemas.microsoft.com/office/2019/extlst" xmlns:r="http://schemas.openxmlformats.org/officeDocument/2006/relationships" xmlns:m="http://schemas.openxmlformats.org/officeDocument/2006/math" xmlns:v="urn:schemas-microsoft-com:vml" xmlns:wp14="http://schemas.microsoft.com/office/word/2010/wordprocessingDrawing" xmlns:wp="http://schemas.openxmlformats.org/drawingml/2006/wordprocessingDrawing" xmlns:w10="urn:schemas-microsoft-com:office:word" xmlns:w="http://schemas.openxmlformats.org/wordprocessingml/2006/main" xmlns:w14="http://schemas.microsoft.com/office/word/2010/wordml" xmlns:w15="http://schemas.microsoft.com/office/word/2012/wordml" xmlns:w16cex="http://schemas.microsoft.com/office/word/2018/wordml/cex" xmlns:w16cid="http://schemas.microsoft.com/office/word/2016/wordml/cid" xmlns:w16="http://schemas.microsoft.com/office/word/2018/wordml" xmlns:w16du="http://schemas.microsoft.com/office/word/2023/wordml/word16du" xmlns:w16sdtdh="http://schemas.microsoft.com/office/word/2020/wordml/sdtdatahash" xmlns:w16sdtfl="http://schemas.microsoft.com/office/word/2024/wordml/sdtformatlock" xmlns:w16se="http://schemas.microsoft.com/office/word/2015/wordml/symex" xmlns:wpg="http://schemas.microsoft.com/office/word/2010/wordprocessingGroup" xmlns:wpi="http://schemas.microsoft.com/office/word/2010/wordprocessingInk" xmlns:wne="http://schemas.microsoft.com/office/word/2006/wordml" xmlns:wps="http://schemas.microsoft.com/office/word/2010/wordprocessingShape" mc:Ignorable="w14 w15 w16se w16cid w16 w16cex w16sdtdh w16sdtfl w16du wp14">
   <w:footnote w:type="separator" w:id="-1">
     <w:p>
       <w:r>
@@ -3259,7 +3600,7 @@
 </file>
 
 <file path=word/header1.xml><?xml version="1.0" encoding="utf-8"?>
-<w:hdr xmlns:wpc="http://schemas.microsoft.com/office/word/2010/wordprocessingCanvas" xmlns:mc="http://schemas.openxmlformats.org/markup-compatibility/2006" xmlns:o="urn:schemas-microsoft-com:office:office" xmlns:r="http://schemas.openxmlformats.org/officeDocument/2006/relationships" xmlns:m="http://schemas.openxmlformats.org/officeDocument/2006/math" xmlns:v="urn:schemas-microsoft-com:vml" xmlns:wp14="http://schemas.microsoft.com/office/word/2010/wordprocessingDrawing" xmlns:wp="http://schemas.openxmlformats.org/drawingml/2006/wordprocessingDrawing" xmlns:w10="urn:schemas-microsoft-com:office:word" xmlns:w="http://schemas.openxmlformats.org/wordprocessingml/2006/main" xmlns:w14="http://schemas.microsoft.com/office/word/2010/wordml" xmlns:wpg="http://schemas.microsoft.com/office/word/2010/wordprocessingGroup" xmlns:wpi="http://schemas.microsoft.com/office/word/2010/wordprocessingInk" xmlns:wne="http://schemas.microsoft.com/office/word/2006/wordml" xmlns:wps="http://schemas.microsoft.com/office/word/2010/wordprocessingShape" mc:Ignorable="w14 wp14">
+<w:hdr xmlns:wpc="http://schemas.microsoft.com/office/word/2010/wordprocessingCanvas" xmlns:cx="http://schemas.microsoft.com/office/drawing/2014/chartex" xmlns:cx1="http://schemas.microsoft.com/office/drawing/2015/9/8/chartex" xmlns:cx2="http://schemas.microsoft.com/office/drawing/2015/10/21/chartex" xmlns:cx3="http://schemas.microsoft.com/office/drawing/2016/5/9/chartex" xmlns:cx4="http://schemas.microsoft.com/office/drawing/2016/5/10/chartex" xmlns:cx5="http://schemas.microsoft.com/office/drawing/2016/5/11/chartex" xmlns:cx6="http://schemas.microsoft.com/office/drawing/2016/5/12/chartex" xmlns:cx7="http://schemas.microsoft.com/office/drawing/2016/5/13/chartex" xmlns:cx8="http://schemas.microsoft.com/office/drawing/2016/5/14/chartex" xmlns:mc="http://schemas.openxmlformats.org/markup-compatibility/2006" xmlns:aink="http://schemas.microsoft.com/office/drawing/2016/ink" xmlns:am3d="http://schemas.microsoft.com/office/drawing/2017/model3d" xmlns:o="urn:schemas-microsoft-com:office:office" xmlns:oel="http://schemas.microsoft.com/office/2019/extlst" xmlns:r="http://schemas.openxmlformats.org/officeDocument/2006/relationships" xmlns:m="http://schemas.openxmlformats.org/officeDocument/2006/math" xmlns:v="urn:schemas-microsoft-com:vml" xmlns:wp14="http://schemas.microsoft.com/office/word/2010/wordprocessingDrawing" xmlns:wp="http://schemas.openxmlformats.org/drawingml/2006/wordprocessingDrawing" xmlns:w10="urn:schemas-microsoft-com:office:word" xmlns:w="http://schemas.openxmlformats.org/wordprocessingml/2006/main" xmlns:w14="http://schemas.microsoft.com/office/word/2010/wordml" xmlns:w15="http://schemas.microsoft.com/office/word/2012/wordml" xmlns:w16cex="http://schemas.microsoft.com/office/word/2018/wordml/cex" xmlns:w16cid="http://schemas.microsoft.com/office/word/2016/wordml/cid" xmlns:w16="http://schemas.microsoft.com/office/word/2018/wordml" xmlns:w16du="http://schemas.microsoft.com/office/word/2023/wordml/word16du" xmlns:w16sdtdh="http://schemas.microsoft.com/office/word/2020/wordml/sdtdatahash" xmlns:w16sdtfl="http://schemas.microsoft.com/office/word/2024/wordml/sdtformatlock" xmlns:w16se="http://schemas.microsoft.com/office/word/2015/wordml/symex" xmlns:wpg="http://schemas.microsoft.com/office/word/2010/wordprocessingGroup" xmlns:wpi="http://schemas.microsoft.com/office/word/2010/wordprocessingInk" xmlns:wne="http://schemas.microsoft.com/office/word/2006/wordml" xmlns:wps="http://schemas.microsoft.com/office/word/2010/wordprocessingShape" mc:Ignorable="w14 w15 w16se w16cid w16 w16cex w16sdtdh w16sdtfl w16du wp14">
   <w:p>
     <w:pPr>
       <w:pStyle w:val="Header"/>
@@ -3288,7 +3629,7 @@
           <v:path o:extrusionok="f" gradientshapeok="t" o:connecttype="rect"/>
           <o:lock v:ext="edit" aspectratio="t"/>
         </v:shapetype>
-        <v:shape id="WordPictureWatermark31032579" o:spid="_x0000_s2056" type="#_x0000_t75" style="position:absolute;margin-left:0;margin-top:0;width:450.15pt;height:416.3pt;z-index:-251655168;mso-position-horizontal:center;mso-position-horizontal-relative:margin;mso-position-vertical:center;mso-position-vertical-relative:margin" o:allowincell="f">
+        <v:shape id="WordPictureWatermark31032579" o:spid="_x0000_s1032" type="#_x0000_t75" style="position:absolute;margin-left:0;margin-top:0;width:450.15pt;height:416.3pt;z-index:-251655168;mso-position-horizontal:center;mso-position-horizontal-relative:margin;mso-position-vertical:center;mso-position-vertical-relative:margin" o:allowincell="f">
           <v:imagedata r:id="rId1" o:title="1 (1)" gain="19661f" blacklevel="22938f"/>
           <w10:wrap anchorx="margin" anchory="margin"/>
         </v:shape>
@@ -3299,7 +3640,7 @@
 </file>
 
 <file path=word/header2.xml><?xml version="1.0" encoding="utf-8"?>
-<w:hdr xmlns:wpc="http://schemas.microsoft.com/office/word/2010/wordprocessingCanvas" xmlns:mc="http://schemas.openxmlformats.org/markup-compatibility/2006" xmlns:o="urn:schemas-microsoft-com:office:office" xmlns:r="http://schemas.openxmlformats.org/officeDocument/2006/relationships" xmlns:m="http://schemas.openxmlformats.org/officeDocument/2006/math" xmlns:v="urn:schemas-microsoft-com:vml" xmlns:wp14="http://schemas.microsoft.com/office/word/2010/wordprocessingDrawing" xmlns:wp="http://schemas.openxmlformats.org/drawingml/2006/wordprocessingDrawing" xmlns:w10="urn:schemas-microsoft-com:office:word" xmlns:w="http://schemas.openxmlformats.org/wordprocessingml/2006/main" xmlns:w14="http://schemas.microsoft.com/office/word/2010/wordml" xmlns:wpg="http://schemas.microsoft.com/office/word/2010/wordprocessingGroup" xmlns:wpi="http://schemas.microsoft.com/office/word/2010/wordprocessingInk" xmlns:wne="http://schemas.microsoft.com/office/word/2006/wordml" xmlns:wps="http://schemas.microsoft.com/office/word/2010/wordprocessingShape" mc:Ignorable="w14 wp14">
+<w:hdr xmlns:wpc="http://schemas.microsoft.com/office/word/2010/wordprocessingCanvas" xmlns:cx="http://schemas.microsoft.com/office/drawing/2014/chartex" xmlns:cx1="http://schemas.microsoft.com/office/drawing/2015/9/8/chartex" xmlns:cx2="http://schemas.microsoft.com/office/drawing/2015/10/21/chartex" xmlns:cx3="http://schemas.microsoft.com/office/drawing/2016/5/9/chartex" xmlns:cx4="http://schemas.microsoft.com/office/drawing/2016/5/10/chartex" xmlns:cx5="http://schemas.microsoft.com/office/drawing/2016/5/11/chartex" xmlns:cx6="http://schemas.microsoft.com/office/drawing/2016/5/12/chartex" xmlns:cx7="http://schemas.microsoft.com/office/drawing/2016/5/13/chartex" xmlns:cx8="http://schemas.microsoft.com/office/drawing/2016/5/14/chartex" xmlns:mc="http://schemas.openxmlformats.org/markup-compatibility/2006" xmlns:aink="http://schemas.microsoft.com/office/drawing/2016/ink" xmlns:am3d="http://schemas.microsoft.com/office/drawing/2017/model3d" xmlns:o="urn:schemas-microsoft-com:office:office" xmlns:oel="http://schemas.microsoft.com/office/2019/extlst" xmlns:r="http://schemas.openxmlformats.org/officeDocument/2006/relationships" xmlns:m="http://schemas.openxmlformats.org/officeDocument/2006/math" xmlns:v="urn:schemas-microsoft-com:vml" xmlns:wp14="http://schemas.microsoft.com/office/word/2010/wordprocessingDrawing" xmlns:wp="http://schemas.openxmlformats.org/drawingml/2006/wordprocessingDrawing" xmlns:w10="urn:schemas-microsoft-com:office:word" xmlns:w="http://schemas.openxmlformats.org/wordprocessingml/2006/main" xmlns:w14="http://schemas.microsoft.com/office/word/2010/wordml" xmlns:w15="http://schemas.microsoft.com/office/word/2012/wordml" xmlns:w16cex="http://schemas.microsoft.com/office/word/2018/wordml/cex" xmlns:w16cid="http://schemas.microsoft.com/office/word/2016/wordml/cid" xmlns:w16="http://schemas.microsoft.com/office/word/2018/wordml" xmlns:w16du="http://schemas.microsoft.com/office/word/2023/wordml/word16du" xmlns:w16sdtdh="http://schemas.microsoft.com/office/word/2020/wordml/sdtdatahash" xmlns:w16sdtfl="http://schemas.microsoft.com/office/word/2024/wordml/sdtformatlock" xmlns:w16se="http://schemas.microsoft.com/office/word/2015/wordml/symex" xmlns:wpg="http://schemas.microsoft.com/office/word/2010/wordprocessingGroup" xmlns:wpi="http://schemas.microsoft.com/office/word/2010/wordprocessingInk" xmlns:wne="http://schemas.microsoft.com/office/word/2006/wordml" xmlns:wps="http://schemas.microsoft.com/office/word/2010/wordprocessingShape" mc:Ignorable="w14 w15 w16se w16cid w16 w16cex w16sdtdh w16sdtfl w16du wp14">
   <w:p>
     <w:pPr>
       <w:pStyle w:val="Header"/>
@@ -3339,7 +3680,7 @@
           <v:path o:extrusionok="f" gradientshapeok="t" o:connecttype="rect"/>
           <o:lock v:ext="edit" aspectratio="t"/>
         </v:shapetype>
-        <v:shape id="WordPictureWatermark31032580" o:spid="_x0000_s2057" type="#_x0000_t75" style="position:absolute;left:0;text-align:left;margin-left:0;margin-top:0;width:450.15pt;height:416.3pt;z-index:-251654144;mso-position-horizontal:center;mso-position-horizontal-relative:margin;mso-position-vertical:center;mso-position-vertical-relative:margin" o:allowincell="f">
+        <v:shape id="WordPictureWatermark31032580" o:spid="_x0000_s1033" type="#_x0000_t75" style="position:absolute;left:0;text-align:left;margin-left:0;margin-top:0;width:450.15pt;height:416.3pt;z-index:-251654144;mso-position-horizontal:center;mso-position-horizontal-relative:margin;mso-position-vertical:center;mso-position-vertical-relative:margin" o:allowincell="f">
           <v:imagedata r:id="rId1" o:title="1 (1)" gain="19661f" blacklevel="22938f"/>
           <w10:wrap anchorx="margin" anchory="margin"/>
         </v:shape>
@@ -3405,7 +3746,7 @@
 </file>
 
 <file path=word/header3.xml><?xml version="1.0" encoding="utf-8"?>
-<w:hdr xmlns:wpc="http://schemas.microsoft.com/office/word/2010/wordprocessingCanvas" xmlns:mc="http://schemas.openxmlformats.org/markup-compatibility/2006" xmlns:o="urn:schemas-microsoft-com:office:office" xmlns:r="http://schemas.openxmlformats.org/officeDocument/2006/relationships" xmlns:m="http://schemas.openxmlformats.org/officeDocument/2006/math" xmlns:v="urn:schemas-microsoft-com:vml" xmlns:wp14="http://schemas.microsoft.com/office/word/2010/wordprocessingDrawing" xmlns:wp="http://schemas.openxmlformats.org/drawingml/2006/wordprocessingDrawing" xmlns:w10="urn:schemas-microsoft-com:office:word" xmlns:w="http://schemas.openxmlformats.org/wordprocessingml/2006/main" xmlns:w14="http://schemas.microsoft.com/office/word/2010/wordml" xmlns:wpg="http://schemas.microsoft.com/office/word/2010/wordprocessingGroup" xmlns:wpi="http://schemas.microsoft.com/office/word/2010/wordprocessingInk" xmlns:wne="http://schemas.microsoft.com/office/word/2006/wordml" xmlns:wps="http://schemas.microsoft.com/office/word/2010/wordprocessingShape" mc:Ignorable="w14 wp14">
+<w:hdr xmlns:wpc="http://schemas.microsoft.com/office/word/2010/wordprocessingCanvas" xmlns:cx="http://schemas.microsoft.com/office/drawing/2014/chartex" xmlns:cx1="http://schemas.microsoft.com/office/drawing/2015/9/8/chartex" xmlns:cx2="http://schemas.microsoft.com/office/drawing/2015/10/21/chartex" xmlns:cx3="http://schemas.microsoft.com/office/drawing/2016/5/9/chartex" xmlns:cx4="http://schemas.microsoft.com/office/drawing/2016/5/10/chartex" xmlns:cx5="http://schemas.microsoft.com/office/drawing/2016/5/11/chartex" xmlns:cx6="http://schemas.microsoft.com/office/drawing/2016/5/12/chartex" xmlns:cx7="http://schemas.microsoft.com/office/drawing/2016/5/13/chartex" xmlns:cx8="http://schemas.microsoft.com/office/drawing/2016/5/14/chartex" xmlns:mc="http://schemas.openxmlformats.org/markup-compatibility/2006" xmlns:aink="http://schemas.microsoft.com/office/drawing/2016/ink" xmlns:am3d="http://schemas.microsoft.com/office/drawing/2017/model3d" xmlns:o="urn:schemas-microsoft-com:office:office" xmlns:oel="http://schemas.microsoft.com/office/2019/extlst" xmlns:r="http://schemas.openxmlformats.org/officeDocument/2006/relationships" xmlns:m="http://schemas.openxmlformats.org/officeDocument/2006/math" xmlns:v="urn:schemas-microsoft-com:vml" xmlns:wp14="http://schemas.microsoft.com/office/word/2010/wordprocessingDrawing" xmlns:wp="http://schemas.openxmlformats.org/drawingml/2006/wordprocessingDrawing" xmlns:w10="urn:schemas-microsoft-com:office:word" xmlns:w="http://schemas.openxmlformats.org/wordprocessingml/2006/main" xmlns:w14="http://schemas.microsoft.com/office/word/2010/wordml" xmlns:w15="http://schemas.microsoft.com/office/word/2012/wordml" xmlns:w16cex="http://schemas.microsoft.com/office/word/2018/wordml/cex" xmlns:w16cid="http://schemas.microsoft.com/office/word/2016/wordml/cid" xmlns:w16="http://schemas.microsoft.com/office/word/2018/wordml" xmlns:w16du="http://schemas.microsoft.com/office/word/2023/wordml/word16du" xmlns:w16sdtdh="http://schemas.microsoft.com/office/word/2020/wordml/sdtdatahash" xmlns:w16sdtfl="http://schemas.microsoft.com/office/word/2024/wordml/sdtformatlock" xmlns:w16se="http://schemas.microsoft.com/office/word/2015/wordml/symex" xmlns:wpg="http://schemas.microsoft.com/office/word/2010/wordprocessingGroup" xmlns:wpi="http://schemas.microsoft.com/office/word/2010/wordprocessingInk" xmlns:wne="http://schemas.microsoft.com/office/word/2006/wordml" xmlns:wps="http://schemas.microsoft.com/office/word/2010/wordprocessingShape" mc:Ignorable="w14 w15 w16se w16cid w16 w16cex w16sdtdh w16sdtfl w16du wp14">
   <w:p>
     <w:pPr>
       <w:pStyle w:val="Header"/>
@@ -3434,7 +3775,7 @@
           <v:path o:extrusionok="f" gradientshapeok="t" o:connecttype="rect"/>
           <o:lock v:ext="edit" aspectratio="t"/>
         </v:shapetype>
-        <v:shape id="WordPictureWatermark31032578" o:spid="_x0000_s2055" type="#_x0000_t75" style="position:absolute;margin-left:0;margin-top:0;width:450.15pt;height:416.3pt;z-index:-251656192;mso-position-horizontal:center;mso-position-horizontal-relative:margin;mso-position-vertical:center;mso-position-vertical-relative:margin" o:allowincell="f">
+        <v:shape id="WordPictureWatermark31032578" o:spid="_x0000_s1031" type="#_x0000_t75" style="position:absolute;margin-left:0;margin-top:0;width:450.15pt;height:416.3pt;z-index:-251656192;mso-position-horizontal:center;mso-position-horizontal-relative:margin;mso-position-vertical:center;mso-position-vertical-relative:margin" o:allowincell="f">
           <v:imagedata r:id="rId1" o:title="1 (1)" gain="19661f" blacklevel="22938f"/>
           <w10:wrap anchorx="margin" anchory="margin"/>
         </v:shape>
@@ -3445,7 +3786,7 @@
 </file>
 
 <file path=word/styles.xml><?xml version="1.0" encoding="utf-8"?>
-<w:styles xmlns:mc="http://schemas.openxmlformats.org/markup-compatibility/2006" xmlns:r="http://schemas.openxmlformats.org/officeDocument/2006/relationships" xmlns:w="http://schemas.openxmlformats.org/wordprocessingml/2006/main" xmlns:w14="http://schemas.microsoft.com/office/word/2010/wordml" mc:Ignorable="w14">
+<w:styles xmlns:mc="http://schemas.openxmlformats.org/markup-compatibility/2006" xmlns:r="http://schemas.openxmlformats.org/officeDocument/2006/relationships" xmlns:w="http://schemas.openxmlformats.org/wordprocessingml/2006/main" xmlns:w14="http://schemas.microsoft.com/office/word/2010/wordml" xmlns:w15="http://schemas.microsoft.com/office/word/2012/wordml" xmlns:w16cex="http://schemas.microsoft.com/office/word/2018/wordml/cex" xmlns:w16cid="http://schemas.microsoft.com/office/word/2016/wordml/cid" xmlns:w16="http://schemas.microsoft.com/office/word/2018/wordml" xmlns:w16du="http://schemas.microsoft.com/office/word/2023/wordml/word16du" xmlns:w16sdtdh="http://schemas.microsoft.com/office/word/2020/wordml/sdtdatahash" xmlns:w16sdtfl="http://schemas.microsoft.com/office/word/2024/wordml/sdtformatlock" xmlns:w16se="http://schemas.microsoft.com/office/word/2015/wordml/symex" mc:Ignorable="w14 w15 w16se w16cid w16 w16cex w16sdtdh w16sdtfl w16du">
   <w:docDefaults>
     <w:rPrDefault>
       <w:rPr>
@@ -3457,144 +3798,383 @@
     </w:rPrDefault>
     <w:pPrDefault/>
   </w:docDefaults>
-  <w:latentStyles w:defLockedState="0" w:defUIPriority="99" w:defSemiHidden="1" w:defUnhideWhenUsed="1" w:defQFormat="0" w:count="267">
-    <w:lsdException w:name="Normal" w:semiHidden="0" w:uiPriority="0" w:unhideWhenUsed="0" w:qFormat="1"/>
-    <w:lsdException w:name="heading 1" w:semiHidden="0" w:uiPriority="9" w:unhideWhenUsed="0" w:qFormat="1"/>
-    <w:lsdException w:name="heading 2" w:uiPriority="9" w:qFormat="1"/>
-    <w:lsdException w:name="heading 3" w:uiPriority="9" w:qFormat="1"/>
-    <w:lsdException w:name="heading 4" w:uiPriority="9" w:qFormat="1"/>
-    <w:lsdException w:name="heading 5" w:uiPriority="9" w:qFormat="1"/>
-    <w:lsdException w:name="heading 6" w:uiPriority="9" w:qFormat="1"/>
-    <w:lsdException w:name="heading 7" w:uiPriority="9" w:qFormat="1"/>
-    <w:lsdException w:name="heading 8" w:uiPriority="9" w:qFormat="1"/>
-    <w:lsdException w:name="heading 9" w:uiPriority="9" w:qFormat="1"/>
-    <w:lsdException w:name="toc 1" w:uiPriority="39"/>
-    <w:lsdException w:name="toc 2" w:uiPriority="39"/>
-    <w:lsdException w:name="toc 3" w:uiPriority="39"/>
-    <w:lsdException w:name="toc 4" w:uiPriority="39"/>
-    <w:lsdException w:name="toc 5" w:uiPriority="39"/>
-    <w:lsdException w:name="toc 6" w:uiPriority="39"/>
-    <w:lsdException w:name="toc 7" w:uiPriority="39"/>
-    <w:lsdException w:name="toc 8" w:uiPriority="39"/>
-    <w:lsdException w:name="toc 9" w:uiPriority="39"/>
-    <w:lsdException w:name="caption" w:uiPriority="35" w:qFormat="1"/>
-    <w:lsdException w:name="Title" w:semiHidden="0" w:uiPriority="10" w:unhideWhenUsed="0" w:qFormat="1"/>
-    <w:lsdException w:name="Default Paragraph Font" w:uiPriority="1"/>
-    <w:lsdException w:name="Subtitle" w:semiHidden="0" w:uiPriority="11" w:unhideWhenUsed="0" w:qFormat="1"/>
-    <w:lsdException w:name="Strong" w:semiHidden="0" w:uiPriority="22" w:unhideWhenUsed="0" w:qFormat="1"/>
-    <w:lsdException w:name="Emphasis" w:semiHidden="0" w:uiPriority="20" w:unhideWhenUsed="0" w:qFormat="1"/>
-    <w:lsdException w:name="Table Grid" w:semiHidden="0" w:uiPriority="39" w:unhideWhenUsed="0"/>
-    <w:lsdException w:name="Placeholder Text" w:unhideWhenUsed="0"/>
-    <w:lsdException w:name="No Spacing" w:semiHidden="0" w:uiPriority="1" w:unhideWhenUsed="0" w:qFormat="1"/>
-    <w:lsdException w:name="Light Shading" w:semiHidden="0" w:uiPriority="60" w:unhideWhenUsed="0"/>
-    <w:lsdException w:name="Light List" w:semiHidden="0" w:uiPriority="61" w:unhideWhenUsed="0"/>
-    <w:lsdException w:name="Light Grid" w:semiHidden="0" w:uiPriority="62" w:unhideWhenUsed="0"/>
-    <w:lsdException w:name="Medium Shading 1" w:semiHidden="0" w:uiPriority="63" w:unhideWhenUsed="0"/>
-    <w:lsdException w:name="Medium Shading 2" w:semiHidden="0" w:uiPriority="64" w:unhideWhenUsed="0"/>
-    <w:lsdException w:name="Medium List 1" w:semiHidden="0" w:uiPriority="65" w:unhideWhenUsed="0"/>
-    <w:lsdException w:name="Medium List 2" w:semiHidden="0" w:uiPriority="66" w:unhideWhenUsed="0"/>
-    <w:lsdException w:name="Medium Grid 1" w:semiHidden="0" w:uiPriority="67" w:unhideWhenUsed="0"/>
-    <w:lsdException w:name="Medium Grid 2" w:semiHidden="0" w:uiPriority="68" w:unhideWhenUsed="0"/>
-    <w:lsdException w:name="Medium Grid 3" w:semiHidden="0" w:uiPriority="69" w:unhideWhenUsed="0"/>
-    <w:lsdException w:name="Dark List" w:semiHidden="0" w:uiPriority="70" w:unhideWhenUsed="0"/>
-    <w:lsdException w:name="Colorful Shading" w:semiHidden="0" w:uiPriority="71" w:unhideWhenUsed="0"/>
-    <w:lsdException w:name="Colorful List" w:semiHidden="0" w:uiPriority="72" w:unhideWhenUsed="0"/>
-    <w:lsdException w:name="Colorful Grid" w:semiHidden="0" w:uiPriority="73" w:unhideWhenUsed="0"/>
-    <w:lsdException w:name="Light Shading Accent 1" w:semiHidden="0" w:uiPriority="60" w:unhideWhenUsed="0"/>
-    <w:lsdException w:name="Light List Accent 1" w:semiHidden="0" w:uiPriority="61" w:unhideWhenUsed="0"/>
-    <w:lsdException w:name="Light Grid Accent 1" w:semiHidden="0" w:uiPriority="62" w:unhideWhenUsed="0"/>
-    <w:lsdException w:name="Medium Shading 1 Accent 1" w:semiHidden="0" w:uiPriority="63" w:unhideWhenUsed="0"/>
-    <w:lsdException w:name="Medium Shading 2 Accent 1" w:semiHidden="0" w:uiPriority="64" w:unhideWhenUsed="0"/>
-    <w:lsdException w:name="Medium List 1 Accent 1" w:semiHidden="0" w:uiPriority="65" w:unhideWhenUsed="0"/>
-    <w:lsdException w:name="Revision" w:unhideWhenUsed="0"/>
-    <w:lsdException w:name="List Paragraph" w:semiHidden="0" w:uiPriority="34" w:unhideWhenUsed="0" w:qFormat="1"/>
-    <w:lsdException w:name="Quote" w:semiHidden="0" w:uiPriority="29" w:unhideWhenUsed="0" w:qFormat="1"/>
-    <w:lsdException w:name="Intense Quote" w:semiHidden="0" w:uiPriority="30" w:unhideWhenUsed="0" w:qFormat="1"/>
-    <w:lsdException w:name="Medium List 2 Accent 1" w:semiHidden="0" w:uiPriority="66" w:unhideWhenUsed="0"/>
-    <w:lsdException w:name="Medium Grid 1 Accent 1" w:semiHidden="0" w:uiPriority="67" w:unhideWhenUsed="0"/>
-    <w:lsdException w:name="Medium Grid 2 Accent 1" w:semiHidden="0" w:uiPriority="68" w:unhideWhenUsed="0"/>
-    <w:lsdException w:name="Medium Grid 3 Accent 1" w:semiHidden="0" w:uiPriority="69" w:unhideWhenUsed="0"/>
-    <w:lsdException w:name="Dark List Accent 1" w:semiHidden="0" w:uiPriority="70" w:unhideWhenUsed="0"/>
-    <w:lsdException w:name="Colorful Shading Accent 1" w:semiHidden="0" w:uiPriority="71" w:unhideWhenUsed="0"/>
-    <w:lsdException w:name="Colorful List Accent 1" w:semiHidden="0" w:uiPriority="72" w:unhideWhenUsed="0"/>
-    <w:lsdException w:name="Colorful Grid Accent 1" w:semiHidden="0" w:uiPriority="73" w:unhideWhenUsed="0"/>
-    <w:lsdException w:name="Light Shading Accent 2" w:semiHidden="0" w:uiPriority="60" w:unhideWhenUsed="0"/>
-    <w:lsdException w:name="Light List Accent 2" w:semiHidden="0" w:uiPriority="61" w:unhideWhenUsed="0"/>
-    <w:lsdException w:name="Light Grid Accent 2" w:semiHidden="0" w:uiPriority="62" w:unhideWhenUsed="0"/>
-    <w:lsdException w:name="Medium Shading 1 Accent 2" w:semiHidden="0" w:uiPriority="63" w:unhideWhenUsed="0"/>
-    <w:lsdException w:name="Medium Shading 2 Accent 2" w:semiHidden="0" w:uiPriority="64" w:unhideWhenUsed="0"/>
-    <w:lsdException w:name="Medium List 1 Accent 2" w:semiHidden="0" w:uiPriority="65" w:unhideWhenUsed="0"/>
-    <w:lsdException w:name="Medium List 2 Accent 2" w:semiHidden="0" w:uiPriority="66" w:unhideWhenUsed="0"/>
-    <w:lsdException w:name="Medium Grid 1 Accent 2" w:semiHidden="0" w:uiPriority="67" w:unhideWhenUsed="0"/>
-    <w:lsdException w:name="Medium Grid 2 Accent 2" w:semiHidden="0" w:uiPriority="68" w:unhideWhenUsed="0"/>
-    <w:lsdException w:name="Medium Grid 3 Accent 2" w:semiHidden="0" w:uiPriority="69" w:unhideWhenUsed="0"/>
-    <w:lsdException w:name="Dark List Accent 2" w:semiHidden="0" w:uiPriority="70" w:unhideWhenUsed="0"/>
-    <w:lsdException w:name="Colorful Shading Accent 2" w:semiHidden="0" w:uiPriority="71" w:unhideWhenUsed="0"/>
-    <w:lsdException w:name="Colorful List Accent 2" w:semiHidden="0" w:uiPriority="72" w:unhideWhenUsed="0"/>
-    <w:lsdException w:name="Colorful Grid Accent 2" w:semiHidden="0" w:uiPriority="73" w:unhideWhenUsed="0"/>
-    <w:lsdException w:name="Light Shading Accent 3" w:semiHidden="0" w:uiPriority="60" w:unhideWhenUsed="0"/>
-    <w:lsdException w:name="Light List Accent 3" w:semiHidden="0" w:uiPriority="61" w:unhideWhenUsed="0"/>
-    <w:lsdException w:name="Light Grid Accent 3" w:semiHidden="0" w:uiPriority="62" w:unhideWhenUsed="0"/>
-    <w:lsdException w:name="Medium Shading 1 Accent 3" w:semiHidden="0" w:uiPriority="63" w:unhideWhenUsed="0"/>
-    <w:lsdException w:name="Medium Shading 2 Accent 3" w:semiHidden="0" w:uiPriority="64" w:unhideWhenUsed="0"/>
-    <w:lsdException w:name="Medium List 1 Accent 3" w:semiHidden="0" w:uiPriority="65" w:unhideWhenUsed="0"/>
-    <w:lsdException w:name="Medium List 2 Accent 3" w:semiHidden="0" w:uiPriority="66" w:unhideWhenUsed="0"/>
-    <w:lsdException w:name="Medium Grid 1 Accent 3" w:semiHidden="0" w:uiPriority="67" w:unhideWhenUsed="0"/>
-    <w:lsdException w:name="Medium Grid 2 Accent 3" w:semiHidden="0" w:uiPriority="68" w:unhideWhenUsed="0"/>
-    <w:lsdException w:name="Medium Grid 3 Accent 3" w:semiHidden="0" w:uiPriority="69" w:unhideWhenUsed="0"/>
-    <w:lsdException w:name="Dark List Accent 3" w:semiHidden="0" w:uiPriority="70" w:unhideWhenUsed="0"/>
-    <w:lsdException w:name="Colorful Shading Accent 3" w:semiHidden="0" w:uiPriority="71" w:unhideWhenUsed="0"/>
-    <w:lsdException w:name="Colorful List Accent 3" w:semiHidden="0" w:uiPriority="72" w:unhideWhenUsed="0"/>
-    <w:lsdException w:name="Colorful Grid Accent 3" w:semiHidden="0" w:uiPriority="73" w:unhideWhenUsed="0"/>
-    <w:lsdException w:name="Light Shading Accent 4" w:semiHidden="0" w:uiPriority="60" w:unhideWhenUsed="0"/>
-    <w:lsdException w:name="Light List Accent 4" w:semiHidden="0" w:uiPriority="61" w:unhideWhenUsed="0"/>
-    <w:lsdException w:name="Light Grid Accent 4" w:semiHidden="0" w:uiPriority="62" w:unhideWhenUsed="0"/>
-    <w:lsdException w:name="Medium Shading 1 Accent 4" w:semiHidden="0" w:uiPriority="63" w:unhideWhenUsed="0"/>
-    <w:lsdException w:name="Medium Shading 2 Accent 4" w:semiHidden="0" w:uiPriority="64" w:unhideWhenUsed="0"/>
-    <w:lsdException w:name="Medium List 1 Accent 4" w:semiHidden="0" w:uiPriority="65" w:unhideWhenUsed="0"/>
-    <w:lsdException w:name="Medium List 2 Accent 4" w:semiHidden="0" w:uiPriority="66" w:unhideWhenUsed="0"/>
-    <w:lsdException w:name="Medium Grid 1 Accent 4" w:semiHidden="0" w:uiPriority="67" w:unhideWhenUsed="0"/>
-    <w:lsdException w:name="Medium Grid 2 Accent 4" w:semiHidden="0" w:uiPriority="68" w:unhideWhenUsed="0"/>
-    <w:lsdException w:name="Medium Grid 3 Accent 4" w:semiHidden="0" w:uiPriority="69" w:unhideWhenUsed="0"/>
-    <w:lsdException w:name="Dark List Accent 4" w:semiHidden="0" w:uiPriority="70" w:unhideWhenUsed="0"/>
-    <w:lsdException w:name="Colorful Shading Accent 4" w:semiHidden="0" w:uiPriority="71" w:unhideWhenUsed="0"/>
-    <w:lsdException w:name="Colorful List Accent 4" w:semiHidden="0" w:uiPriority="72" w:unhideWhenUsed="0"/>
-    <w:lsdException w:name="Colorful Grid Accent 4" w:semiHidden="0" w:uiPriority="73" w:unhideWhenUsed="0"/>
-    <w:lsdException w:name="Light Shading Accent 5" w:semiHidden="0" w:uiPriority="60" w:unhideWhenUsed="0"/>
-    <w:lsdException w:name="Light List Accent 5" w:semiHidden="0" w:uiPriority="61" w:unhideWhenUsed="0"/>
-    <w:lsdException w:name="Light Grid Accent 5" w:semiHidden="0" w:uiPriority="62" w:unhideWhenUsed="0"/>
-    <w:lsdException w:name="Medium Shading 1 Accent 5" w:semiHidden="0" w:uiPriority="63" w:unhideWhenUsed="0"/>
-    <w:lsdException w:name="Medium Shading 2 Accent 5" w:semiHidden="0" w:uiPriority="64" w:unhideWhenUsed="0"/>
-    <w:lsdException w:name="Medium List 1 Accent 5" w:semiHidden="0" w:uiPriority="65" w:unhideWhenUsed="0"/>
-    <w:lsdException w:name="Medium List 2 Accent 5" w:semiHidden="0" w:uiPriority="66" w:unhideWhenUsed="0"/>
-    <w:lsdException w:name="Medium Grid 1 Accent 5" w:semiHidden="0" w:uiPriority="67" w:unhideWhenUsed="0"/>
-    <w:lsdException w:name="Medium Grid 2 Accent 5" w:semiHidden="0" w:uiPriority="68" w:unhideWhenUsed="0"/>
-    <w:lsdException w:name="Medium Grid 3 Accent 5" w:semiHidden="0" w:uiPriority="69" w:unhideWhenUsed="0"/>
-    <w:lsdException w:name="Dark List Accent 5" w:semiHidden="0" w:uiPriority="70" w:unhideWhenUsed="0"/>
-    <w:lsdException w:name="Colorful Shading Accent 5" w:semiHidden="0" w:uiPriority="71" w:unhideWhenUsed="0"/>
-    <w:lsdException w:name="Colorful List Accent 5" w:semiHidden="0" w:uiPriority="72" w:unhideWhenUsed="0"/>
-    <w:lsdException w:name="Colorful Grid Accent 5" w:semiHidden="0" w:uiPriority="73" w:unhideWhenUsed="0"/>
-    <w:lsdException w:name="Light Shading Accent 6" w:semiHidden="0" w:uiPriority="60" w:unhideWhenUsed="0"/>
-    <w:lsdException w:name="Light List Accent 6" w:semiHidden="0" w:uiPriority="61" w:unhideWhenUsed="0"/>
-    <w:lsdException w:name="Light Grid Accent 6" w:semiHidden="0" w:uiPriority="62" w:unhideWhenUsed="0"/>
-    <w:lsdException w:name="Medium Shading 1 Accent 6" w:semiHidden="0" w:uiPriority="63" w:unhideWhenUsed="0"/>
-    <w:lsdException w:name="Medium Shading 2 Accent 6" w:semiHidden="0" w:uiPriority="64" w:unhideWhenUsed="0"/>
-    <w:lsdException w:name="Medium List 1 Accent 6" w:semiHidden="0" w:uiPriority="65" w:unhideWhenUsed="0"/>
-    <w:lsdException w:name="Medium List 2 Accent 6" w:semiHidden="0" w:uiPriority="66" w:unhideWhenUsed="0"/>
-    <w:lsdException w:name="Medium Grid 1 Accent 6" w:semiHidden="0" w:uiPriority="67" w:unhideWhenUsed="0"/>
-    <w:lsdException w:name="Medium Grid 2 Accent 6" w:semiHidden="0" w:uiPriority="68" w:unhideWhenUsed="0"/>
-    <w:lsdException w:name="Medium Grid 3 Accent 6" w:semiHidden="0" w:uiPriority="69" w:unhideWhenUsed="0"/>
-    <w:lsdException w:name="Dark List Accent 6" w:semiHidden="0" w:uiPriority="70" w:unhideWhenUsed="0"/>
-    <w:lsdException w:name="Colorful Shading Accent 6" w:semiHidden="0" w:uiPriority="71" w:unhideWhenUsed="0"/>
-    <w:lsdException w:name="Colorful List Accent 6" w:semiHidden="0" w:uiPriority="72" w:unhideWhenUsed="0"/>
-    <w:lsdException w:name="Colorful Grid Accent 6" w:semiHidden="0" w:uiPriority="73" w:unhideWhenUsed="0"/>
-    <w:lsdException w:name="Subtle Emphasis" w:semiHidden="0" w:uiPriority="19" w:unhideWhenUsed="0" w:qFormat="1"/>
-    <w:lsdException w:name="Intense Emphasis" w:semiHidden="0" w:uiPriority="21" w:unhideWhenUsed="0" w:qFormat="1"/>
-    <w:lsdException w:name="Subtle Reference" w:semiHidden="0" w:uiPriority="31" w:unhideWhenUsed="0" w:qFormat="1"/>
-    <w:lsdException w:name="Intense Reference" w:semiHidden="0" w:uiPriority="32" w:unhideWhenUsed="0" w:qFormat="1"/>
-    <w:lsdException w:name="Book Title" w:semiHidden="0" w:uiPriority="33" w:unhideWhenUsed="0" w:qFormat="1"/>
-    <w:lsdException w:name="Bibliography" w:uiPriority="37"/>
-    <w:lsdException w:name="TOC Heading" w:uiPriority="39" w:qFormat="1"/>
+  <w:latentStyles w:defLockedState="0" w:defUIPriority="99" w:defSemiHidden="0" w:defUnhideWhenUsed="0" w:defQFormat="0" w:count="376">
+    <w:lsdException w:name="Normal" w:uiPriority="0" w:qFormat="1"/>
+    <w:lsdException w:name="heading 1" w:uiPriority="9" w:qFormat="1"/>
+    <w:lsdException w:name="heading 2" w:semiHidden="1" w:uiPriority="9" w:unhideWhenUsed="1" w:qFormat="1"/>
+    <w:lsdException w:name="heading 3" w:semiHidden="1" w:uiPriority="9" w:unhideWhenUsed="1" w:qFormat="1"/>
+    <w:lsdException w:name="heading 4" w:semiHidden="1" w:uiPriority="9" w:unhideWhenUsed="1" w:qFormat="1"/>
+    <w:lsdException w:name="heading 5" w:semiHidden="1" w:uiPriority="9" w:unhideWhenUsed="1" w:qFormat="1"/>
+    <w:lsdException w:name="heading 6" w:semiHidden="1" w:uiPriority="9" w:unhideWhenUsed="1" w:qFormat="1"/>
+    <w:lsdException w:name="heading 7" w:semiHidden="1" w:uiPriority="9" w:unhideWhenUsed="1" w:qFormat="1"/>
+    <w:lsdException w:name="heading 8" w:semiHidden="1" w:uiPriority="9" w:unhideWhenUsed="1" w:qFormat="1"/>
+    <w:lsdException w:name="heading 9" w:semiHidden="1" w:uiPriority="9" w:unhideWhenUsed="1" w:qFormat="1"/>
+    <w:lsdException w:name="index 1" w:semiHidden="1" w:unhideWhenUsed="1"/>
+    <w:lsdException w:name="index 2" w:semiHidden="1" w:unhideWhenUsed="1"/>
+    <w:lsdException w:name="index 3" w:semiHidden="1" w:unhideWhenUsed="1"/>
+    <w:lsdException w:name="index 4" w:semiHidden="1" w:unhideWhenUsed="1"/>
+    <w:lsdException w:name="index 5" w:semiHidden="1" w:unhideWhenUsed="1"/>
+    <w:lsdException w:name="index 6" w:semiHidden="1" w:unhideWhenUsed="1"/>
+    <w:lsdException w:name="index 7" w:semiHidden="1" w:unhideWhenUsed="1"/>
+    <w:lsdException w:name="index 8" w:semiHidden="1" w:unhideWhenUsed="1"/>
+    <w:lsdException w:name="index 9" w:semiHidden="1" w:unhideWhenUsed="1"/>
+    <w:lsdException w:name="toc 1" w:semiHidden="1" w:uiPriority="39" w:unhideWhenUsed="1"/>
+    <w:lsdException w:name="toc 2" w:semiHidden="1" w:uiPriority="39" w:unhideWhenUsed="1"/>
+    <w:lsdException w:name="toc 3" w:semiHidden="1" w:uiPriority="39" w:unhideWhenUsed="1"/>
+    <w:lsdException w:name="toc 4" w:semiHidden="1" w:uiPriority="39" w:unhideWhenUsed="1"/>
+    <w:lsdException w:name="toc 5" w:semiHidden="1" w:uiPriority="39" w:unhideWhenUsed="1"/>
+    <w:lsdException w:name="toc 6" w:semiHidden="1" w:uiPriority="39" w:unhideWhenUsed="1"/>
+    <w:lsdException w:name="toc 7" w:semiHidden="1" w:uiPriority="39" w:unhideWhenUsed="1"/>
+    <w:lsdException w:name="toc 8" w:semiHidden="1" w:uiPriority="39" w:unhideWhenUsed="1"/>
+    <w:lsdException w:name="toc 9" w:semiHidden="1" w:uiPriority="39" w:unhideWhenUsed="1"/>
+    <w:lsdException w:name="Normal Indent" w:semiHidden="1" w:unhideWhenUsed="1"/>
+    <w:lsdException w:name="footnote text" w:semiHidden="1" w:unhideWhenUsed="1"/>
+    <w:lsdException w:name="annotation text" w:semiHidden="1" w:unhideWhenUsed="1"/>
+    <w:lsdException w:name="header" w:semiHidden="1" w:unhideWhenUsed="1"/>
+    <w:lsdException w:name="footer" w:semiHidden="1" w:unhideWhenUsed="1"/>
+    <w:lsdException w:name="index heading" w:semiHidden="1" w:unhideWhenUsed="1"/>
+    <w:lsdException w:name="caption" w:semiHidden="1" w:uiPriority="35" w:unhideWhenUsed="1" w:qFormat="1"/>
+    <w:lsdException w:name="table of figures" w:semiHidden="1" w:unhideWhenUsed="1"/>
+    <w:lsdException w:name="envelope address" w:semiHidden="1" w:unhideWhenUsed="1"/>
+    <w:lsdException w:name="envelope return" w:semiHidden="1" w:unhideWhenUsed="1"/>
+    <w:lsdException w:name="footnote reference" w:semiHidden="1" w:unhideWhenUsed="1"/>
+    <w:lsdException w:name="annotation reference" w:semiHidden="1" w:unhideWhenUsed="1"/>
+    <w:lsdException w:name="line number" w:semiHidden="1" w:unhideWhenUsed="1"/>
+    <w:lsdException w:name="page number" w:semiHidden="1" w:unhideWhenUsed="1"/>
+    <w:lsdException w:name="endnote reference" w:semiHidden="1" w:unhideWhenUsed="1"/>
+    <w:lsdException w:name="endnote text" w:semiHidden="1" w:unhideWhenUsed="1"/>
+    <w:lsdException w:name="table of authorities" w:semiHidden="1" w:unhideWhenUsed="1"/>
+    <w:lsdException w:name="macro" w:semiHidden="1" w:unhideWhenUsed="1"/>
+    <w:lsdException w:name="toa heading" w:semiHidden="1" w:unhideWhenUsed="1"/>
+    <w:lsdException w:name="List" w:semiHidden="1" w:unhideWhenUsed="1"/>
+    <w:lsdException w:name="List Bullet" w:semiHidden="1" w:unhideWhenUsed="1"/>
+    <w:lsdException w:name="List Number" w:semiHidden="1" w:unhideWhenUsed="1"/>
+    <w:lsdException w:name="List 2" w:semiHidden="1" w:unhideWhenUsed="1"/>
+    <w:lsdException w:name="List 3" w:semiHidden="1" w:unhideWhenUsed="1"/>
+    <w:lsdException w:name="List 4" w:semiHidden="1" w:unhideWhenUsed="1"/>
+    <w:lsdException w:name="List 5" w:semiHidden="1" w:unhideWhenUsed="1"/>
+    <w:lsdException w:name="List Bullet 2" w:semiHidden="1" w:unhideWhenUsed="1"/>
+    <w:lsdException w:name="List Bullet 3" w:semiHidden="1" w:unhideWhenUsed="1"/>
+    <w:lsdException w:name="List Bullet 4" w:semiHidden="1" w:unhideWhenUsed="1"/>
+    <w:lsdException w:name="List Bullet 5" w:semiHidden="1" w:unhideWhenUsed="1"/>
+    <w:lsdException w:name="List Number 2" w:semiHidden="1" w:unhideWhenUsed="1"/>
+    <w:lsdException w:name="List Number 3" w:semiHidden="1" w:unhideWhenUsed="1"/>
+    <w:lsdException w:name="List Number 4" w:semiHidden="1" w:unhideWhenUsed="1"/>
+    <w:lsdException w:name="List Number 5" w:semiHidden="1" w:unhideWhenUsed="1"/>
+    <w:lsdException w:name="Title" w:uiPriority="10" w:qFormat="1"/>
+    <w:lsdException w:name="Closing" w:semiHidden="1" w:unhideWhenUsed="1"/>
+    <w:lsdException w:name="Signature" w:semiHidden="1" w:unhideWhenUsed="1"/>
+    <w:lsdException w:name="Default Paragraph Font" w:semiHidden="1" w:uiPriority="1" w:unhideWhenUsed="1"/>
+    <w:lsdException w:name="Body Text" w:semiHidden="1" w:unhideWhenUsed="1"/>
+    <w:lsdException w:name="Body Text Indent" w:semiHidden="1" w:unhideWhenUsed="1"/>
+    <w:lsdException w:name="List Continue" w:semiHidden="1" w:unhideWhenUsed="1"/>
+    <w:lsdException w:name="List Continue 2" w:semiHidden="1" w:unhideWhenUsed="1"/>
+    <w:lsdException w:name="List Continue 3" w:semiHidden="1" w:unhideWhenUsed="1"/>
+    <w:lsdException w:name="List Continue 4" w:semiHidden="1" w:unhideWhenUsed="1"/>
+    <w:lsdException w:name="List Continue 5" w:semiHidden="1" w:unhideWhenUsed="1"/>
+    <w:lsdException w:name="Message Header" w:semiHidden="1" w:unhideWhenUsed="1"/>
+    <w:lsdException w:name="Subtitle" w:uiPriority="11" w:qFormat="1"/>
+    <w:lsdException w:name="Salutation" w:semiHidden="1" w:unhideWhenUsed="1"/>
+    <w:lsdException w:name="Date" w:semiHidden="1" w:unhideWhenUsed="1"/>
+    <w:lsdException w:name="Body Text First Indent" w:semiHidden="1" w:unhideWhenUsed="1"/>
+    <w:lsdException w:name="Body Text First Indent 2" w:semiHidden="1" w:unhideWhenUsed="1"/>
+    <w:lsdException w:name="Note Heading" w:semiHidden="1" w:unhideWhenUsed="1"/>
+    <w:lsdException w:name="Body Text 2" w:semiHidden="1" w:unhideWhenUsed="1"/>
+    <w:lsdException w:name="Body Text 3" w:semiHidden="1" w:unhideWhenUsed="1"/>
+    <w:lsdException w:name="Body Text Indent 2" w:semiHidden="1" w:unhideWhenUsed="1"/>
+    <w:lsdException w:name="Body Text Indent 3" w:semiHidden="1" w:unhideWhenUsed="1"/>
+    <w:lsdException w:name="Block Text" w:semiHidden="1" w:unhideWhenUsed="1"/>
+    <w:lsdException w:name="Hyperlink" w:semiHidden="1" w:unhideWhenUsed="1"/>
+    <w:lsdException w:name="FollowedHyperlink" w:semiHidden="1" w:unhideWhenUsed="1"/>
+    <w:lsdException w:name="Strong" w:uiPriority="22" w:qFormat="1"/>
+    <w:lsdException w:name="Emphasis" w:uiPriority="20" w:qFormat="1"/>
+    <w:lsdException w:name="Document Map" w:semiHidden="1" w:unhideWhenUsed="1"/>
+    <w:lsdException w:name="Plain Text" w:semiHidden="1" w:unhideWhenUsed="1"/>
+    <w:lsdException w:name="E-mail Signature" w:semiHidden="1" w:unhideWhenUsed="1"/>
+    <w:lsdException w:name="HTML Top of Form" w:semiHidden="1" w:unhideWhenUsed="1"/>
+    <w:lsdException w:name="HTML Bottom of Form" w:semiHidden="1" w:unhideWhenUsed="1"/>
+    <w:lsdException w:name="Normal (Web)" w:semiHidden="1" w:unhideWhenUsed="1"/>
+    <w:lsdException w:name="HTML Acronym" w:semiHidden="1" w:unhideWhenUsed="1"/>
+    <w:lsdException w:name="HTML Address" w:semiHidden="1" w:unhideWhenUsed="1"/>
+    <w:lsdException w:name="HTML Cite" w:semiHidden="1" w:unhideWhenUsed="1"/>
+    <w:lsdException w:name="HTML Code" w:semiHidden="1" w:unhideWhenUsed="1"/>
+    <w:lsdException w:name="HTML Definition" w:semiHidden="1" w:unhideWhenUsed="1"/>
+    <w:lsdException w:name="HTML Keyboard" w:semiHidden="1" w:unhideWhenUsed="1"/>
+    <w:lsdException w:name="HTML Preformatted" w:semiHidden="1" w:unhideWhenUsed="1"/>
+    <w:lsdException w:name="HTML Sample" w:semiHidden="1" w:unhideWhenUsed="1"/>
+    <w:lsdException w:name="HTML Typewriter" w:semiHidden="1" w:unhideWhenUsed="1"/>
+    <w:lsdException w:name="HTML Variable" w:semiHidden="1" w:unhideWhenUsed="1"/>
+    <w:lsdException w:name="Normal Table" w:semiHidden="1" w:unhideWhenUsed="1"/>
+    <w:lsdException w:name="annotation subject" w:semiHidden="1" w:unhideWhenUsed="1"/>
+    <w:lsdException w:name="No List" w:semiHidden="1" w:unhideWhenUsed="1"/>
+    <w:lsdException w:name="Outline List 1" w:semiHidden="1" w:unhideWhenUsed="1"/>
+    <w:lsdException w:name="Outline List 2" w:semiHidden="1" w:unhideWhenUsed="1"/>
+    <w:lsdException w:name="Outline List 3" w:semiHidden="1" w:unhideWhenUsed="1"/>
+    <w:lsdException w:name="Table Simple 1" w:semiHidden="1" w:unhideWhenUsed="1"/>
+    <w:lsdException w:name="Table Simple 2" w:semiHidden="1" w:unhideWhenUsed="1"/>
+    <w:lsdException w:name="Table Simple 3" w:semiHidden="1" w:unhideWhenUsed="1"/>
+    <w:lsdException w:name="Table Classic 1" w:semiHidden="1" w:unhideWhenUsed="1"/>
+    <w:lsdException w:name="Table Classic 2" w:semiHidden="1" w:unhideWhenUsed="1"/>
+    <w:lsdException w:name="Table Classic 3" w:semiHidden="1" w:unhideWhenUsed="1"/>
+    <w:lsdException w:name="Table Classic 4" w:semiHidden="1" w:unhideWhenUsed="1"/>
+    <w:lsdException w:name="Table Colorful 1" w:semiHidden="1" w:unhideWhenUsed="1"/>
+    <w:lsdException w:name="Table Colorful 2" w:semiHidden="1" w:unhideWhenUsed="1"/>
+    <w:lsdException w:name="Table Colorful 3" w:semiHidden="1" w:unhideWhenUsed="1"/>
+    <w:lsdException w:name="Table Columns 1" w:semiHidden="1" w:unhideWhenUsed="1"/>
+    <w:lsdException w:name="Table Columns 2" w:semiHidden="1" w:unhideWhenUsed="1"/>
+    <w:lsdException w:name="Table Columns 3" w:semiHidden="1" w:unhideWhenUsed="1"/>
+    <w:lsdException w:name="Table Columns 4" w:semiHidden="1" w:unhideWhenUsed="1"/>
+    <w:lsdException w:name="Table Columns 5" w:semiHidden="1" w:unhideWhenUsed="1"/>
+    <w:lsdException w:name="Table Grid 1" w:semiHidden="1" w:unhideWhenUsed="1"/>
+    <w:lsdException w:name="Table Grid 2" w:semiHidden="1" w:unhideWhenUsed="1"/>
+    <w:lsdException w:name="Table Grid 3" w:semiHidden="1" w:unhideWhenUsed="1"/>
+    <w:lsdException w:name="Table Grid 4" w:semiHidden="1" w:unhideWhenUsed="1"/>
+    <w:lsdException w:name="Table Grid 5" w:semiHidden="1" w:unhideWhenUsed="1"/>
+    <w:lsdException w:name="Table Grid 6" w:semiHidden="1" w:unhideWhenUsed="1"/>
+    <w:lsdException w:name="Table Grid 7" w:semiHidden="1" w:unhideWhenUsed="1"/>
+    <w:lsdException w:name="Table Grid 8" w:semiHidden="1" w:unhideWhenUsed="1"/>
+    <w:lsdException w:name="Table List 1" w:semiHidden="1" w:unhideWhenUsed="1"/>
+    <w:lsdException w:name="Table List 2" w:semiHidden="1" w:unhideWhenUsed="1"/>
+    <w:lsdException w:name="Table List 3" w:semiHidden="1" w:unhideWhenUsed="1"/>
+    <w:lsdException w:name="Table List 4" w:semiHidden="1" w:unhideWhenUsed="1"/>
+    <w:lsdException w:name="Table List 5" w:semiHidden="1" w:unhideWhenUsed="1"/>
+    <w:lsdException w:name="Table List 6" w:semiHidden="1" w:unhideWhenUsed="1"/>
+    <w:lsdException w:name="Table List 7" w:semiHidden="1" w:unhideWhenUsed="1"/>
+    <w:lsdException w:name="Table List 8" w:semiHidden="1" w:unhideWhenUsed="1"/>
+    <w:lsdException w:name="Table 3D effects 1" w:semiHidden="1" w:unhideWhenUsed="1"/>
+    <w:lsdException w:name="Table 3D effects 2" w:semiHidden="1" w:unhideWhenUsed="1"/>
+    <w:lsdException w:name="Table 3D effects 3" w:semiHidden="1" w:unhideWhenUsed="1"/>
+    <w:lsdException w:name="Table Contemporary" w:semiHidden="1" w:unhideWhenUsed="1"/>
+    <w:lsdException w:name="Table Elegant" w:semiHidden="1" w:unhideWhenUsed="1"/>
+    <w:lsdException w:name="Table Professional" w:semiHidden="1" w:unhideWhenUsed="1"/>
+    <w:lsdException w:name="Table Subtle 1" w:semiHidden="1" w:unhideWhenUsed="1"/>
+    <w:lsdException w:name="Table Subtle 2" w:semiHidden="1" w:unhideWhenUsed="1"/>
+    <w:lsdException w:name="Table Web 1" w:semiHidden="1" w:unhideWhenUsed="1"/>
+    <w:lsdException w:name="Table Web 2" w:semiHidden="1" w:unhideWhenUsed="1"/>
+    <w:lsdException w:name="Table Web 3" w:semiHidden="1" w:unhideWhenUsed="1"/>
+    <w:lsdException w:name="Balloon Text" w:semiHidden="1" w:unhideWhenUsed="1"/>
+    <w:lsdException w:name="Table Grid" w:uiPriority="39"/>
+    <w:lsdException w:name="Table Theme" w:semiHidden="1" w:unhideWhenUsed="1"/>
+    <w:lsdException w:name="Placeholder Text" w:semiHidden="1"/>
+    <w:lsdException w:name="No Spacing" w:uiPriority="1" w:qFormat="1"/>
+    <w:lsdException w:name="Light Shading" w:uiPriority="60"/>
+    <w:lsdException w:name="Light List" w:uiPriority="61"/>
+    <w:lsdException w:name="Light Grid" w:uiPriority="62"/>
+    <w:lsdException w:name="Medium Shading 1" w:uiPriority="63"/>
+    <w:lsdException w:name="Medium Shading 2" w:uiPriority="64"/>
+    <w:lsdException w:name="Medium List 1" w:uiPriority="65"/>
+    <w:lsdException w:name="Medium List 2" w:uiPriority="66"/>
+    <w:lsdException w:name="Medium Grid 1" w:uiPriority="67"/>
+    <w:lsdException w:name="Medium Grid 2" w:uiPriority="68"/>
+    <w:lsdException w:name="Medium Grid 3" w:uiPriority="69"/>
+    <w:lsdException w:name="Dark List" w:uiPriority="70"/>
+    <w:lsdException w:name="Colorful Shading" w:uiPriority="71"/>
+    <w:lsdException w:name="Colorful List" w:uiPriority="72"/>
+    <w:lsdException w:name="Colorful Grid" w:uiPriority="73"/>
+    <w:lsdException w:name="Light Shading Accent 1" w:uiPriority="60"/>
+    <w:lsdException w:name="Light List Accent 1" w:uiPriority="61"/>
+    <w:lsdException w:name="Light Grid Accent 1" w:uiPriority="62"/>
+    <w:lsdException w:name="Medium Shading 1 Accent 1" w:uiPriority="63"/>
+    <w:lsdException w:name="Medium Shading 2 Accent 1" w:uiPriority="64"/>
+    <w:lsdException w:name="Medium List 1 Accent 1" w:uiPriority="65"/>
+    <w:lsdException w:name="Revision" w:semiHidden="1"/>
+    <w:lsdException w:name="List Paragraph" w:uiPriority="34" w:qFormat="1"/>
+    <w:lsdException w:name="Quote" w:uiPriority="29" w:qFormat="1"/>
+    <w:lsdException w:name="Intense Quote" w:uiPriority="30" w:qFormat="1"/>
+    <w:lsdException w:name="Medium List 2 Accent 1" w:uiPriority="66"/>
+    <w:lsdException w:name="Medium Grid 1 Accent 1" w:uiPriority="67"/>
+    <w:lsdException w:name="Medium Grid 2 Accent 1" w:uiPriority="68"/>
+    <w:lsdException w:name="Medium Grid 3 Accent 1" w:uiPriority="69"/>
+    <w:lsdException w:name="Dark List Accent 1" w:uiPriority="70"/>
+    <w:lsdException w:name="Colorful Shading Accent 1" w:uiPriority="71"/>
+    <w:lsdException w:name="Colorful List Accent 1" w:uiPriority="72"/>
+    <w:lsdException w:name="Colorful Grid Accent 1" w:uiPriority="73"/>
+    <w:lsdException w:name="Light Shading Accent 2" w:uiPriority="60"/>
+    <w:lsdException w:name="Light List Accent 2" w:uiPriority="61"/>
+    <w:lsdException w:name="Light Grid Accent 2" w:uiPriority="62"/>
+    <w:lsdException w:name="Medium Shading 1 Accent 2" w:uiPriority="63"/>
+    <w:lsdException w:name="Medium Shading 2 Accent 2" w:uiPriority="64"/>
+    <w:lsdException w:name="Medium List 1 Accent 2" w:uiPriority="65"/>
+    <w:lsdException w:name="Medium List 2 Accent 2" w:uiPriority="66"/>
+    <w:lsdException w:name="Medium Grid 1 Accent 2" w:uiPriority="67"/>
+    <w:lsdException w:name="Medium Grid 2 Accent 2" w:uiPriority="68"/>
+    <w:lsdException w:name="Medium Grid 3 Accent 2" w:uiPriority="69"/>
+    <w:lsdException w:name="Dark List Accent 2" w:uiPriority="70"/>
+    <w:lsdException w:name="Colorful Shading Accent 2" w:uiPriority="71"/>
+    <w:lsdException w:name="Colorful List Accent 2" w:uiPriority="72"/>
+    <w:lsdException w:name="Colorful Grid Accent 2" w:uiPriority="73"/>
+    <w:lsdException w:name="Light Shading Accent 3" w:uiPriority="60"/>
+    <w:lsdException w:name="Light List Accent 3" w:uiPriority="61"/>
+    <w:lsdException w:name="Light Grid Accent 3" w:uiPriority="62"/>
+    <w:lsdException w:name="Medium Shading 1 Accent 3" w:uiPriority="63"/>
+    <w:lsdException w:name="Medium Shading 2 Accent 3" w:uiPriority="64"/>
+    <w:lsdException w:name="Medium List 1 Accent 3" w:uiPriority="65"/>
+    <w:lsdException w:name="Medium List 2 Accent 3" w:uiPriority="66"/>
+    <w:lsdException w:name="Medium Grid 1 Accent 3" w:uiPriority="67"/>
+    <w:lsdException w:name="Medium Grid 2 Accent 3" w:uiPriority="68"/>
+    <w:lsdException w:name="Medium Grid 3 Accent 3" w:uiPriority="69"/>
+    <w:lsdException w:name="Dark List Accent 3" w:uiPriority="70"/>
+    <w:lsdException w:name="Colorful Shading Accent 3" w:uiPriority="71"/>
+    <w:lsdException w:name="Colorful List Accent 3" w:uiPriority="72"/>
+    <w:lsdException w:name="Colorful Grid Accent 3" w:uiPriority="73"/>
+    <w:lsdException w:name="Light Shading Accent 4" w:uiPriority="60"/>
+    <w:lsdException w:name="Light List Accent 4" w:uiPriority="61"/>
+    <w:lsdException w:name="Light Grid Accent 4" w:uiPriority="62"/>
+    <w:lsdException w:name="Medium Shading 1 Accent 4" w:uiPriority="63"/>
+    <w:lsdException w:name="Medium Shading 2 Accent 4" w:uiPriority="64"/>
+    <w:lsdException w:name="Medium List 1 Accent 4" w:uiPriority="65"/>
+    <w:lsdException w:name="Medium List 2 Accent 4" w:uiPriority="66"/>
+    <w:lsdException w:name="Medium Grid 1 Accent 4" w:uiPriority="67"/>
+    <w:lsdException w:name="Medium Grid 2 Accent 4" w:uiPriority="68"/>
+    <w:lsdException w:name="Medium Grid 3 Accent 4" w:uiPriority="69"/>
+    <w:lsdException w:name="Dark List Accent 4" w:uiPriority="70"/>
+    <w:lsdException w:name="Colorful Shading Accent 4" w:uiPriority="71"/>
+    <w:lsdException w:name="Colorful List Accent 4" w:uiPriority="72"/>
+    <w:lsdException w:name="Colorful Grid Accent 4" w:uiPriority="73"/>
+    <w:lsdException w:name="Light Shading Accent 5" w:uiPriority="60"/>
+    <w:lsdException w:name="Light List Accent 5" w:uiPriority="61"/>
+    <w:lsdException w:name="Light Grid Accent 5" w:uiPriority="62"/>
+    <w:lsdException w:name="Medium Shading 1 Accent 5" w:uiPriority="63"/>
+    <w:lsdException w:name="Medium Shading 2 Accent 5" w:uiPriority="64"/>
+    <w:lsdException w:name="Medium List 1 Accent 5" w:uiPriority="65"/>
+    <w:lsdException w:name="Medium List 2 Accent 5" w:uiPriority="66"/>
+    <w:lsdException w:name="Medium Grid 1 Accent 5" w:uiPriority="67"/>
+    <w:lsdException w:name="Medium Grid 2 Accent 5" w:uiPriority="68"/>
+    <w:lsdException w:name="Medium Grid 3 Accent 5" w:uiPriority="69"/>
+    <w:lsdException w:name="Dark List Accent 5" w:uiPriority="70"/>
+    <w:lsdException w:name="Colorful Shading Accent 5" w:uiPriority="71"/>
+    <w:lsdException w:name="Colorful List Accent 5" w:uiPriority="72"/>
+    <w:lsdException w:name="Colorful Grid Accent 5" w:uiPriority="73"/>
+    <w:lsdException w:name="Light Shading Accent 6" w:uiPriority="60"/>
+    <w:lsdException w:name="Light List Accent 6" w:uiPriority="61"/>
+    <w:lsdException w:name="Light Grid Accent 6" w:uiPriority="62"/>
+    <w:lsdException w:name="Medium Shading 1 Accent 6" w:uiPriority="63"/>
+    <w:lsdException w:name="Medium Shading 2 Accent 6" w:uiPriority="64"/>
+    <w:lsdException w:name="Medium List 1 Accent 6" w:uiPriority="65"/>
+    <w:lsdException w:name="Medium List 2 Accent 6" w:uiPriority="66"/>
+    <w:lsdException w:name="Medium Grid 1 Accent 6" w:uiPriority="67"/>
+    <w:lsdException w:name="Medium Grid 2 Accent 6" w:uiPriority="68"/>
+    <w:lsdException w:name="Medium Grid 3 Accent 6" w:uiPriority="69"/>
+    <w:lsdException w:name="Dark List Accent 6" w:uiPriority="70"/>
+    <w:lsdException w:name="Colorful Shading Accent 6" w:uiPriority="71"/>
+    <w:lsdException w:name="Colorful List Accent 6" w:uiPriority="72"/>
+    <w:lsdException w:name="Colorful Grid Accent 6" w:uiPriority="73"/>
+    <w:lsdException w:name="Subtle Emphasis" w:uiPriority="19" w:qFormat="1"/>
+    <w:lsdException w:name="Intense Emphasis" w:uiPriority="21" w:qFormat="1"/>
+    <w:lsdException w:name="Subtle Reference" w:uiPriority="31" w:qFormat="1"/>
+    <w:lsdException w:name="Intense Reference" w:uiPriority="32" w:qFormat="1"/>
+    <w:lsdException w:name="Book Title" w:uiPriority="33" w:qFormat="1"/>
+    <w:lsdException w:name="Bibliography" w:semiHidden="1" w:uiPriority="37" w:unhideWhenUsed="1"/>
+    <w:lsdException w:name="TOC Heading" w:semiHidden="1" w:uiPriority="39" w:unhideWhenUsed="1" w:qFormat="1"/>
+    <w:lsdException w:name="Plain Table 1" w:uiPriority="41"/>
+    <w:lsdException w:name="Plain Table 2" w:uiPriority="42"/>
+    <w:lsdException w:name="Plain Table 3" w:uiPriority="43"/>
+    <w:lsdException w:name="Plain Table 4" w:uiPriority="44"/>
+    <w:lsdException w:name="Plain Table 5" w:uiPriority="45"/>
+    <w:lsdException w:name="Grid Table Light" w:uiPriority="40"/>
+    <w:lsdException w:name="Grid Table 1 Light" w:uiPriority="46"/>
+    <w:lsdException w:name="Grid Table 2" w:uiPriority="47"/>
+    <w:lsdException w:name="Grid Table 3" w:uiPriority="48"/>
+    <w:lsdException w:name="Grid Table 4" w:uiPriority="49"/>
+    <w:lsdException w:name="Grid Table 5 Dark" w:uiPriority="50"/>
+    <w:lsdException w:name="Grid Table 6 Colorful" w:uiPriority="51"/>
+    <w:lsdException w:name="Grid Table 7 Colorful" w:uiPriority="52"/>
+    <w:lsdException w:name="Grid Table 1 Light Accent 1" w:uiPriority="46"/>
+    <w:lsdException w:name="Grid Table 2 Accent 1" w:uiPriority="47"/>
+    <w:lsdException w:name="Grid Table 3 Accent 1" w:uiPriority="48"/>
+    <w:lsdException w:name="Grid Table 4 Accent 1" w:uiPriority="49"/>
+    <w:lsdException w:name="Grid Table 5 Dark Accent 1" w:uiPriority="50"/>
+    <w:lsdException w:name="Grid Table 6 Colorful Accent 1" w:uiPriority="51"/>
+    <w:lsdException w:name="Grid Table 7 Colorful Accent 1" w:uiPriority="52"/>
+    <w:lsdException w:name="Grid Table 1 Light Accent 2" w:uiPriority="46"/>
+    <w:lsdException w:name="Grid Table 2 Accent 2" w:uiPriority="47"/>
+    <w:lsdException w:name="Grid Table 3 Accent 2" w:uiPriority="48"/>
+    <w:lsdException w:name="Grid Table 4 Accent 2" w:uiPriority="49"/>
+    <w:lsdException w:name="Grid Table 5 Dark Accent 2" w:uiPriority="50"/>
+    <w:lsdException w:name="Grid Table 6 Colorful Accent 2" w:uiPriority="51"/>
+    <w:lsdException w:name="Grid Table 7 Colorful Accent 2" w:uiPriority="52"/>
+    <w:lsdException w:name="Grid Table 1 Light Accent 3" w:uiPriority="46"/>
+    <w:lsdException w:name="Grid Table 2 Accent 3" w:uiPriority="47"/>
+    <w:lsdException w:name="Grid Table 3 Accent 3" w:uiPriority="48"/>
+    <w:lsdException w:name="Grid Table 4 Accent 3" w:uiPriority="49"/>
+    <w:lsdException w:name="Grid Table 5 Dark Accent 3" w:uiPriority="50"/>
+    <w:lsdException w:name="Grid Table 6 Colorful Accent 3" w:uiPriority="51"/>
+    <w:lsdException w:name="Grid Table 7 Colorful Accent 3" w:uiPriority="52"/>
+    <w:lsdException w:name="Grid Table 1 Light Accent 4" w:uiPriority="46"/>
+    <w:lsdException w:name="Grid Table 2 Accent 4" w:uiPriority="47"/>
+    <w:lsdException w:name="Grid Table 3 Accent 4" w:uiPriority="48"/>
+    <w:lsdException w:name="Grid Table 4 Accent 4" w:uiPriority="49"/>
+    <w:lsdException w:name="Grid Table 5 Dark Accent 4" w:uiPriority="50"/>
+    <w:lsdException w:name="Grid Table 6 Colorful Accent 4" w:uiPriority="51"/>
+    <w:lsdException w:name="Grid Table 7 Colorful Accent 4" w:uiPriority="52"/>
+    <w:lsdException w:name="Grid Table 1 Light Accent 5" w:uiPriority="46"/>
+    <w:lsdException w:name="Grid Table 2 Accent 5" w:uiPriority="47"/>
+    <w:lsdException w:name="Grid Table 3 Accent 5" w:uiPriority="48"/>
+    <w:lsdException w:name="Grid Table 4 Accent 5" w:uiPriority="49"/>
+    <w:lsdException w:name="Grid Table 5 Dark Accent 5" w:uiPriority="50"/>
+    <w:lsdException w:name="Grid Table 6 Colorful Accent 5" w:uiPriority="51"/>
+    <w:lsdException w:name="Grid Table 7 Colorful Accent 5" w:uiPriority="52"/>
+    <w:lsdException w:name="Grid Table 1 Light Accent 6" w:uiPriority="46"/>
+    <w:lsdException w:name="Grid Table 2 Accent 6" w:uiPriority="47"/>
+    <w:lsdException w:name="Grid Table 3 Accent 6" w:uiPriority="48"/>
+    <w:lsdException w:name="Grid Table 4 Accent 6" w:uiPriority="49"/>
+    <w:lsdException w:name="Grid Table 5 Dark Accent 6" w:uiPriority="50"/>
+    <w:lsdException w:name="Grid Table 6 Colorful Accent 6" w:uiPriority="51"/>
+    <w:lsdException w:name="Grid Table 7 Colorful Accent 6" w:uiPriority="52"/>
+    <w:lsdException w:name="List Table 1 Light" w:uiPriority="46"/>
+    <w:lsdException w:name="List Table 2" w:uiPriority="47"/>
+    <w:lsdException w:name="List Table 3" w:uiPriority="48"/>
+    <w:lsdException w:name="List Table 4" w:uiPriority="49"/>
+    <w:lsdException w:name="List Table 5 Dark" w:uiPriority="50"/>
+    <w:lsdException w:name="List Table 6 Colorful" w:uiPriority="51"/>
+    <w:lsdException w:name="List Table 7 Colorful" w:uiPriority="52"/>
+    <w:lsdException w:name="List Table 1 Light Accent 1" w:uiPriority="46"/>
+    <w:lsdException w:name="List Table 2 Accent 1" w:uiPriority="47"/>
+    <w:lsdException w:name="List Table 3 Accent 1" w:uiPriority="48"/>
+    <w:lsdException w:name="List Table 4 Accent 1" w:uiPriority="49"/>
+    <w:lsdException w:name="List Table 5 Dark Accent 1" w:uiPriority="50"/>
+    <w:lsdException w:name="List Table 6 Colorful Accent 1" w:uiPriority="51"/>
+    <w:lsdException w:name="List Table 7 Colorful Accent 1" w:uiPriority="52"/>
+    <w:lsdException w:name="List Table 1 Light Accent 2" w:uiPriority="46"/>
+    <w:lsdException w:name="List Table 2 Accent 2" w:uiPriority="47"/>
+    <w:lsdException w:name="List Table 3 Accent 2" w:uiPriority="48"/>
+    <w:lsdException w:name="List Table 4 Accent 2" w:uiPriority="49"/>
+    <w:lsdException w:name="List Table 5 Dark Accent 2" w:uiPriority="50"/>
+    <w:lsdException w:name="List Table 6 Colorful Accent 2" w:uiPriority="51"/>
+    <w:lsdException w:name="List Table 7 Colorful Accent 2" w:uiPriority="52"/>
+    <w:lsdException w:name="List Table 1 Light Accent 3" w:uiPriority="46"/>
+    <w:lsdException w:name="List Table 2 Accent 3" w:uiPriority="47"/>
+    <w:lsdException w:name="List Table 3 Accent 3" w:uiPriority="48"/>
+    <w:lsdException w:name="List Table 4 Accent 3" w:uiPriority="49"/>
+    <w:lsdException w:name="List Table 5 Dark Accent 3" w:uiPriority="50"/>
+    <w:lsdException w:name="List Table 6 Colorful Accent 3" w:uiPriority="51"/>
+    <w:lsdException w:name="List Table 7 Colorful Accent 3" w:uiPriority="52"/>
+    <w:lsdException w:name="List Table 1 Light Accent 4" w:uiPriority="46"/>
+    <w:lsdException w:name="List Table 2 Accent 4" w:uiPriority="47"/>
+    <w:lsdException w:name="List Table 3 Accent 4" w:uiPriority="48"/>
+    <w:lsdException w:name="List Table 4 Accent 4" w:uiPriority="49"/>
+    <w:lsdException w:name="List Table 5 Dark Accent 4" w:uiPriority="50"/>
+    <w:lsdException w:name="List Table 6 Colorful Accent 4" w:uiPriority="51"/>
+    <w:lsdException w:name="List Table 7 Colorful Accent 4" w:uiPriority="52"/>
+    <w:lsdException w:name="List Table 1 Light Accent 5" w:uiPriority="46"/>
+    <w:lsdException w:name="List Table 2 Accent 5" w:uiPriority="47"/>
+    <w:lsdException w:name="List Table 3 Accent 5" w:uiPriority="48"/>
+    <w:lsdException w:name="List Table 4 Accent 5" w:uiPriority="49"/>
+    <w:lsdException w:name="List Table 5 Dark Accent 5" w:uiPriority="50"/>
+    <w:lsdException w:name="List Table 6 Colorful Accent 5" w:uiPriority="51"/>
+    <w:lsdException w:name="List Table 7 Colorful Accent 5" w:uiPriority="52"/>
+    <w:lsdException w:name="List Table 1 Light Accent 6" w:uiPriority="46"/>
+    <w:lsdException w:name="List Table 2 Accent 6" w:uiPriority="47"/>
+    <w:lsdException w:name="List Table 3 Accent 6" w:uiPriority="48"/>
+    <w:lsdException w:name="List Table 4 Accent 6" w:uiPriority="49"/>
+    <w:lsdException w:name="List Table 5 Dark Accent 6" w:uiPriority="50"/>
+    <w:lsdException w:name="List Table 6 Colorful Accent 6" w:uiPriority="51"/>
+    <w:lsdException w:name="List Table 7 Colorful Accent 6" w:uiPriority="52"/>
+    <w:lsdException w:name="Mention" w:semiHidden="1" w:unhideWhenUsed="1"/>
+    <w:lsdException w:name="Smart Hyperlink" w:semiHidden="1" w:unhideWhenUsed="1"/>
+    <w:lsdException w:name="Hashtag" w:semiHidden="1" w:unhideWhenUsed="1"/>
+    <w:lsdException w:name="Unresolved Mention" w:semiHidden="1" w:unhideWhenUsed="1"/>
+    <w:lsdException w:name="Smart Link" w:semiHidden="1" w:unhideWhenUsed="1"/>
   </w:latentStyles>
   <w:style w:type="paragraph" w:default="1" w:styleId="Normal">
     <w:name w:val="Normal"/>
@@ -3675,7 +4255,6 @@
     <w:uiPriority w:val="39"/>
     <w:rsid w:val="00FF71EE"/>
     <w:tblPr>
-      <w:tblInd w:w="0" w:type="dxa"/>
       <w:tblBorders>
         <w:top w:val="single" w:sz="4" w:space="0" w:color="auto"/>
         <w:left w:val="single" w:sz="4" w:space="0" w:color="auto"/>
@@ -3684,311 +4263,6 @@
         <w:insideH w:val="single" w:sz="4" w:space="0" w:color="auto"/>
         <w:insideV w:val="single" w:sz="4" w:space="0" w:color="auto"/>
       </w:tblBorders>
-      <w:tblCellMar>
-        <w:top w:w="0" w:type="dxa"/>
-        <w:left w:w="108" w:type="dxa"/>
-        <w:bottom w:w="0" w:type="dxa"/>
-        <w:right w:w="108" w:type="dxa"/>
-      </w:tblCellMar>
-    </w:tblPr>
-  </w:style>
-  <w:style w:type="paragraph" w:styleId="BalloonText">
-    <w:name w:val="Balloon Text"/>
-    <w:basedOn w:val="Normal"/>
-    <w:link w:val="BalloonTextChar"/>
-    <w:uiPriority w:val="99"/>
-    <w:semiHidden/>
-    <w:unhideWhenUsed/>
-    <w:rsid w:val="00391C09"/>
-    <w:rPr>
-      <w:rFonts w:ascii="Segoe UI" w:hAnsi="Segoe UI" w:cs="Angsana New"/>
-      <w:sz w:val="18"/>
-      <w:szCs w:val="22"/>
-    </w:rPr>
-  </w:style>
-  <w:style w:type="character" w:customStyle="1" w:styleId="BalloonTextChar">
-    <w:name w:val="Balloon Text Char"/>
-    <w:basedOn w:val="DefaultParagraphFont"/>
-    <w:link w:val="BalloonText"/>
-    <w:uiPriority w:val="99"/>
-    <w:semiHidden/>
-    <w:rsid w:val="00391C09"/>
-    <w:rPr>
-      <w:rFonts w:ascii="Segoe UI" w:hAnsi="Segoe UI" w:cs="Angsana New"/>
-      <w:sz w:val="18"/>
-      <w:szCs w:val="22"/>
-    </w:rPr>
-  </w:style>
-  <w:style w:type="character" w:styleId="PlaceholderText">
-    <w:name w:val="Placeholder Text"/>
-    <w:basedOn w:val="DefaultParagraphFont"/>
-    <w:uiPriority w:val="99"/>
-    <w:semiHidden/>
-    <w:rsid w:val="00B15602"/>
-    <w:rPr>
-      <w:color w:val="808080"/>
-    </w:rPr>
-  </w:style>
-  <w:style w:type="character" w:styleId="Hyperlink">
-    <w:name w:val="Hyperlink"/>
-    <w:basedOn w:val="DefaultParagraphFont"/>
-    <w:uiPriority w:val="99"/>
-    <w:unhideWhenUsed/>
-    <w:rsid w:val="009B1C33"/>
-    <w:rPr>
-      <w:color w:val="0563C1" w:themeColor="hyperlink"/>
-      <w:u w:val="single"/>
-    </w:rPr>
-  </w:style>
-</w:styles>
-</file>
-
-<file path=word/stylesWithEffects.xml><?xml version="1.0" encoding="utf-8"?>
-<w:styles xmlns:wpc="http://schemas.microsoft.com/office/word/2010/wordprocessingCanvas" xmlns:mc="http://schemas.openxmlformats.org/markup-compatibility/2006" xmlns:o="urn:schemas-microsoft-com:office:office" xmlns:r="http://schemas.openxmlformats.org/officeDocument/2006/relationships" xmlns:m="http://schemas.openxmlformats.org/officeDocument/2006/math" xmlns:v="urn:schemas-microsoft-com:vml" xmlns:wp14="http://schemas.microsoft.com/office/word/2010/wordprocessingDrawing" xmlns:wp="http://schemas.openxmlformats.org/drawingml/2006/wordprocessingDrawing" xmlns:w10="urn:schemas-microsoft-com:office:word" xmlns:w="http://schemas.openxmlformats.org/wordprocessingml/2006/main" xmlns:w14="http://schemas.microsoft.com/office/word/2010/wordml" xmlns:wpg="http://schemas.microsoft.com/office/word/2010/wordprocessingGroup" xmlns:wpi="http://schemas.microsoft.com/office/word/2010/wordprocessingInk" xmlns:wne="http://schemas.microsoft.com/office/word/2006/wordml" xmlns:wps="http://schemas.microsoft.com/office/word/2010/wordprocessingShape" mc:Ignorable="w14 wp14">
-  <w:docDefaults>
-    <w:rPrDefault>
-      <w:rPr>
-        <w:rFonts w:asciiTheme="minorHAnsi" w:eastAsiaTheme="minorHAnsi" w:hAnsiTheme="minorHAnsi" w:cstheme="minorBidi"/>
-        <w:sz w:val="22"/>
-        <w:szCs w:val="28"/>
-        <w:lang w:val="en-US" w:eastAsia="en-US" w:bidi="th-TH"/>
-      </w:rPr>
-    </w:rPrDefault>
-    <w:pPrDefault/>
-  </w:docDefaults>
-  <w:latentStyles w:defLockedState="0" w:defUIPriority="99" w:defSemiHidden="1" w:defUnhideWhenUsed="1" w:defQFormat="0" w:count="267">
-    <w:lsdException w:name="Normal" w:semiHidden="0" w:uiPriority="0" w:unhideWhenUsed="0" w:qFormat="1"/>
-    <w:lsdException w:name="heading 1" w:semiHidden="0" w:uiPriority="9" w:unhideWhenUsed="0" w:qFormat="1"/>
-    <w:lsdException w:name="heading 2" w:uiPriority="9" w:qFormat="1"/>
-    <w:lsdException w:name="heading 3" w:uiPriority="9" w:qFormat="1"/>
-    <w:lsdException w:name="heading 4" w:uiPriority="9" w:qFormat="1"/>
-    <w:lsdException w:name="heading 5" w:uiPriority="9" w:qFormat="1"/>
-    <w:lsdException w:name="heading 6" w:uiPriority="9" w:qFormat="1"/>
-    <w:lsdException w:name="heading 7" w:uiPriority="9" w:qFormat="1"/>
-    <w:lsdException w:name="heading 8" w:uiPriority="9" w:qFormat="1"/>
-    <w:lsdException w:name="heading 9" w:uiPriority="9" w:qFormat="1"/>
-    <w:lsdException w:name="toc 1" w:uiPriority="39"/>
-    <w:lsdException w:name="toc 2" w:uiPriority="39"/>
-    <w:lsdException w:name="toc 3" w:uiPriority="39"/>
-    <w:lsdException w:name="toc 4" w:uiPriority="39"/>
-    <w:lsdException w:name="toc 5" w:uiPriority="39"/>
-    <w:lsdException w:name="toc 6" w:uiPriority="39"/>
-    <w:lsdException w:name="toc 7" w:uiPriority="39"/>
-    <w:lsdException w:name="toc 8" w:uiPriority="39"/>
-    <w:lsdException w:name="toc 9" w:uiPriority="39"/>
-    <w:lsdException w:name="caption" w:uiPriority="35" w:qFormat="1"/>
-    <w:lsdException w:name="Title" w:semiHidden="0" w:uiPriority="10" w:unhideWhenUsed="0" w:qFormat="1"/>
-    <w:lsdException w:name="Default Paragraph Font" w:uiPriority="1"/>
-    <w:lsdException w:name="Subtitle" w:semiHidden="0" w:uiPriority="11" w:unhideWhenUsed="0" w:qFormat="1"/>
-    <w:lsdException w:name="Strong" w:semiHidden="0" w:uiPriority="22" w:unhideWhenUsed="0" w:qFormat="1"/>
-    <w:lsdException w:name="Emphasis" w:semiHidden="0" w:uiPriority="20" w:unhideWhenUsed="0" w:qFormat="1"/>
-    <w:lsdException w:name="Table Grid" w:semiHidden="0" w:uiPriority="39" w:unhideWhenUsed="0"/>
-    <w:lsdException w:name="Placeholder Text" w:unhideWhenUsed="0"/>
-    <w:lsdException w:name="No Spacing" w:semiHidden="0" w:uiPriority="1" w:unhideWhenUsed="0" w:qFormat="1"/>
-    <w:lsdException w:name="Light Shading" w:semiHidden="0" w:uiPriority="60" w:unhideWhenUsed="0"/>
-    <w:lsdException w:name="Light List" w:semiHidden="0" w:uiPriority="61" w:unhideWhenUsed="0"/>
-    <w:lsdException w:name="Light Grid" w:semiHidden="0" w:uiPriority="62" w:unhideWhenUsed="0"/>
-    <w:lsdException w:name="Medium Shading 1" w:semiHidden="0" w:uiPriority="63" w:unhideWhenUsed="0"/>
-    <w:lsdException w:name="Medium Shading 2" w:semiHidden="0" w:uiPriority="64" w:unhideWhenUsed="0"/>
-    <w:lsdException w:name="Medium List 1" w:semiHidden="0" w:uiPriority="65" w:unhideWhenUsed="0"/>
-    <w:lsdException w:name="Medium List 2" w:semiHidden="0" w:uiPriority="66" w:unhideWhenUsed="0"/>
-    <w:lsdException w:name="Medium Grid 1" w:semiHidden="0" w:uiPriority="67" w:unhideWhenUsed="0"/>
-    <w:lsdException w:name="Medium Grid 2" w:semiHidden="0" w:uiPriority="68" w:unhideWhenUsed="0"/>
-    <w:lsdException w:name="Medium Grid 3" w:semiHidden="0" w:uiPriority="69" w:unhideWhenUsed="0"/>
-    <w:lsdException w:name="Dark List" w:semiHidden="0" w:uiPriority="70" w:unhideWhenUsed="0"/>
-    <w:lsdException w:name="Colorful Shading" w:semiHidden="0" w:uiPriority="71" w:unhideWhenUsed="0"/>
-    <w:lsdException w:name="Colorful List" w:semiHidden="0" w:uiPriority="72" w:unhideWhenUsed="0"/>
-    <w:lsdException w:name="Colorful Grid" w:semiHidden="0" w:uiPriority="73" w:unhideWhenUsed="0"/>
-    <w:lsdException w:name="Light Shading Accent 1" w:semiHidden="0" w:uiPriority="60" w:unhideWhenUsed="0"/>
-    <w:lsdException w:name="Light List Accent 1" w:semiHidden="0" w:uiPriority="61" w:unhideWhenUsed="0"/>
-    <w:lsdException w:name="Light Grid Accent 1" w:semiHidden="0" w:uiPriority="62" w:unhideWhenUsed="0"/>
-    <w:lsdException w:name="Medium Shading 1 Accent 1" w:semiHidden="0" w:uiPriority="63" w:unhideWhenUsed="0"/>
-    <w:lsdException w:name="Medium Shading 2 Accent 1" w:semiHidden="0" w:uiPriority="64" w:unhideWhenUsed="0"/>
-    <w:lsdException w:name="Medium List 1 Accent 1" w:semiHidden="0" w:uiPriority="65" w:unhideWhenUsed="0"/>
-    <w:lsdException w:name="Revision" w:unhideWhenUsed="0"/>
-    <w:lsdException w:name="List Paragraph" w:semiHidden="0" w:uiPriority="34" w:unhideWhenUsed="0" w:qFormat="1"/>
-    <w:lsdException w:name="Quote" w:semiHidden="0" w:uiPriority="29" w:unhideWhenUsed="0" w:qFormat="1"/>
-    <w:lsdException w:name="Intense Quote" w:semiHidden="0" w:uiPriority="30" w:unhideWhenUsed="0" w:qFormat="1"/>
-    <w:lsdException w:name="Medium List 2 Accent 1" w:semiHidden="0" w:uiPriority="66" w:unhideWhenUsed="0"/>
-    <w:lsdException w:name="Medium Grid 1 Accent 1" w:semiHidden="0" w:uiPriority="67" w:unhideWhenUsed="0"/>
-    <w:lsdException w:name="Medium Grid 2 Accent 1" w:semiHidden="0" w:uiPriority="68" w:unhideWhenUsed="0"/>
-    <w:lsdException w:name="Medium Grid 3 Accent 1" w:semiHidden="0" w:uiPriority="69" w:unhideWhenUsed="0"/>
-    <w:lsdException w:name="Dark List Accent 1" w:semiHidden="0" w:uiPriority="70" w:unhideWhenUsed="0"/>
-    <w:lsdException w:name="Colorful Shading Accent 1" w:semiHidden="0" w:uiPriority="71" w:unhideWhenUsed="0"/>
-    <w:lsdException w:name="Colorful List Accent 1" w:semiHidden="0" w:uiPriority="72" w:unhideWhenUsed="0"/>
-    <w:lsdException w:name="Colorful Grid Accent 1" w:semiHidden="0" w:uiPriority="73" w:unhideWhenUsed="0"/>
-    <w:lsdException w:name="Light Shading Accent 2" w:semiHidden="0" w:uiPriority="60" w:unhideWhenUsed="0"/>
-    <w:lsdException w:name="Light List Accent 2" w:semiHidden="0" w:uiPriority="61" w:unhideWhenUsed="0"/>
-    <w:lsdException w:name="Light Grid Accent 2" w:semiHidden="0" w:uiPriority="62" w:unhideWhenUsed="0"/>
-    <w:lsdException w:name="Medium Shading 1 Accent 2" w:semiHidden="0" w:uiPriority="63" w:unhideWhenUsed="0"/>
-    <w:lsdException w:name="Medium Shading 2 Accent 2" w:semiHidden="0" w:uiPriority="64" w:unhideWhenUsed="0"/>
-    <w:lsdException w:name="Medium List 1 Accent 2" w:semiHidden="0" w:uiPriority="65" w:unhideWhenUsed="0"/>
-    <w:lsdException w:name="Medium List 2 Accent 2" w:semiHidden="0" w:uiPriority="66" w:unhideWhenUsed="0"/>
-    <w:lsdException w:name="Medium Grid 1 Accent 2" w:semiHidden="0" w:uiPriority="67" w:unhideWhenUsed="0"/>
-    <w:lsdException w:name="Medium Grid 2 Accent 2" w:semiHidden="0" w:uiPriority="68" w:unhideWhenUsed="0"/>
-    <w:lsdException w:name="Medium Grid 3 Accent 2" w:semiHidden="0" w:uiPriority="69" w:unhideWhenUsed="0"/>
-    <w:lsdException w:name="Dark List Accent 2" w:semiHidden="0" w:uiPriority="70" w:unhideWhenUsed="0"/>
-    <w:lsdException w:name="Colorful Shading Accent 2" w:semiHidden="0" w:uiPriority="71" w:unhideWhenUsed="0"/>
-    <w:lsdException w:name="Colorful List Accent 2" w:semiHidden="0" w:uiPriority="72" w:unhideWhenUsed="0"/>
-    <w:lsdException w:name="Colorful Grid Accent 2" w:semiHidden="0" w:uiPriority="73" w:unhideWhenUsed="0"/>
-    <w:lsdException w:name="Light Shading Accent 3" w:semiHidden="0" w:uiPriority="60" w:unhideWhenUsed="0"/>
-    <w:lsdException w:name="Light List Accent 3" w:semiHidden="0" w:uiPriority="61" w:unhideWhenUsed="0"/>
-    <w:lsdException w:name="Light Grid Accent 3" w:semiHidden="0" w:uiPriority="62" w:unhideWhenUsed="0"/>
-    <w:lsdException w:name="Medium Shading 1 Accent 3" w:semiHidden="0" w:uiPriority="63" w:unhideWhenUsed="0"/>
-    <w:lsdException w:name="Medium Shading 2 Accent 3" w:semiHidden="0" w:uiPriority="64" w:unhideWhenUsed="0"/>
-    <w:lsdException w:name="Medium List 1 Accent 3" w:semiHidden="0" w:uiPriority="65" w:unhideWhenUsed="0"/>
-    <w:lsdException w:name="Medium List 2 Accent 3" w:semiHidden="0" w:uiPriority="66" w:unhideWhenUsed="0"/>
-    <w:lsdException w:name="Medium Grid 1 Accent 3" w:semiHidden="0" w:uiPriority="67" w:unhideWhenUsed="0"/>
-    <w:lsdException w:name="Medium Grid 2 Accent 3" w:semiHidden="0" w:uiPriority="68" w:unhideWhenUsed="0"/>
-    <w:lsdException w:name="Medium Grid 3 Accent 3" w:semiHidden="0" w:uiPriority="69" w:unhideWhenUsed="0"/>
-    <w:lsdException w:name="Dark List Accent 3" w:semiHidden="0" w:uiPriority="70" w:unhideWhenUsed="0"/>
-    <w:lsdException w:name="Colorful Shading Accent 3" w:semiHidden="0" w:uiPriority="71" w:unhideWhenUsed="0"/>
-    <w:lsdException w:name="Colorful List Accent 3" w:semiHidden="0" w:uiPriority="72" w:unhideWhenUsed="0"/>
-    <w:lsdException w:name="Colorful Grid Accent 3" w:semiHidden="0" w:uiPriority="73" w:unhideWhenUsed="0"/>
-    <w:lsdException w:name="Light Shading Accent 4" w:semiHidden="0" w:uiPriority="60" w:unhideWhenUsed="0"/>
-    <w:lsdException w:name="Light List Accent 4" w:semiHidden="0" w:uiPriority="61" w:unhideWhenUsed="0"/>
-    <w:lsdException w:name="Light Grid Accent 4" w:semiHidden="0" w:uiPriority="62" w:unhideWhenUsed="0"/>
-    <w:lsdException w:name="Medium Shading 1 Accent 4" w:semiHidden="0" w:uiPriority="63" w:unhideWhenUsed="0"/>
-    <w:lsdException w:name="Medium Shading 2 Accent 4" w:semiHidden="0" w:uiPriority="64" w:unhideWhenUsed="0"/>
-    <w:lsdException w:name="Medium List 1 Accent 4" w:semiHidden="0" w:uiPriority="65" w:unhideWhenUsed="0"/>
-    <w:lsdException w:name="Medium List 2 Accent 4" w:semiHidden="0" w:uiPriority="66" w:unhideWhenUsed="0"/>
-    <w:lsdException w:name="Medium Grid 1 Accent 4" w:semiHidden="0" w:uiPriority="67" w:unhideWhenUsed="0"/>
-    <w:lsdException w:name="Medium Grid 2 Accent 4" w:semiHidden="0" w:uiPriority="68" w:unhideWhenUsed="0"/>
-    <w:lsdException w:name="Medium Grid 3 Accent 4" w:semiHidden="0" w:uiPriority="69" w:unhideWhenUsed="0"/>
-    <w:lsdException w:name="Dark List Accent 4" w:semiHidden="0" w:uiPriority="70" w:unhideWhenUsed="0"/>
-    <w:lsdException w:name="Colorful Shading Accent 4" w:semiHidden="0" w:uiPriority="71" w:unhideWhenUsed="0"/>
-    <w:lsdException w:name="Colorful List Accent 4" w:semiHidden="0" w:uiPriority="72" w:unhideWhenUsed="0"/>
-    <w:lsdException w:name="Colorful Grid Accent 4" w:semiHidden="0" w:uiPriority="73" w:unhideWhenUsed="0"/>
-    <w:lsdException w:name="Light Shading Accent 5" w:semiHidden="0" w:uiPriority="60" w:unhideWhenUsed="0"/>
-    <w:lsdException w:name="Light List Accent 5" w:semiHidden="0" w:uiPriority="61" w:unhideWhenUsed="0"/>
-    <w:lsdException w:name="Light Grid Accent 5" w:semiHidden="0" w:uiPriority="62" w:unhideWhenUsed="0"/>
-    <w:lsdException w:name="Medium Shading 1 Accent 5" w:semiHidden="0" w:uiPriority="63" w:unhideWhenUsed="0"/>
-    <w:lsdException w:name="Medium Shading 2 Accent 5" w:semiHidden="0" w:uiPriority="64" w:unhideWhenUsed="0"/>
-    <w:lsdException w:name="Medium List 1 Accent 5" w:semiHidden="0" w:uiPriority="65" w:unhideWhenUsed="0"/>
-    <w:lsdException w:name="Medium List 2 Accent 5" w:semiHidden="0" w:uiPriority="66" w:unhideWhenUsed="0"/>
-    <w:lsdException w:name="Medium Grid 1 Accent 5" w:semiHidden="0" w:uiPriority="67" w:unhideWhenUsed="0"/>
-    <w:lsdException w:name="Medium Grid 2 Accent 5" w:semiHidden="0" w:uiPriority="68" w:unhideWhenUsed="0"/>
-    <w:lsdException w:name="Medium Grid 3 Accent 5" w:semiHidden="0" w:uiPriority="69" w:unhideWhenUsed="0"/>
-    <w:lsdException w:name="Dark List Accent 5" w:semiHidden="0" w:uiPriority="70" w:unhideWhenUsed="0"/>
-    <w:lsdException w:name="Colorful Shading Accent 5" w:semiHidden="0" w:uiPriority="71" w:unhideWhenUsed="0"/>
-    <w:lsdException w:name="Colorful List Accent 5" w:semiHidden="0" w:uiPriority="72" w:unhideWhenUsed="0"/>
-    <w:lsdException w:name="Colorful Grid Accent 5" w:semiHidden="0" w:uiPriority="73" w:unhideWhenUsed="0"/>
-    <w:lsdException w:name="Light Shading Accent 6" w:semiHidden="0" w:uiPriority="60" w:unhideWhenUsed="0"/>
-    <w:lsdException w:name="Light List Accent 6" w:semiHidden="0" w:uiPriority="61" w:unhideWhenUsed="0"/>
-    <w:lsdException w:name="Light Grid Accent 6" w:semiHidden="0" w:uiPriority="62" w:unhideWhenUsed="0"/>
-    <w:lsdException w:name="Medium Shading 1 Accent 6" w:semiHidden="0" w:uiPriority="63" w:unhideWhenUsed="0"/>
-    <w:lsdException w:name="Medium Shading 2 Accent 6" w:semiHidden="0" w:uiPriority="64" w:unhideWhenUsed="0"/>
-    <w:lsdException w:name="Medium List 1 Accent 6" w:semiHidden="0" w:uiPriority="65" w:unhideWhenUsed="0"/>
-    <w:lsdException w:name="Medium List 2 Accent 6" w:semiHidden="0" w:uiPriority="66" w:unhideWhenUsed="0"/>
-    <w:lsdException w:name="Medium Grid 1 Accent 6" w:semiHidden="0" w:uiPriority="67" w:unhideWhenUsed="0"/>
-    <w:lsdException w:name="Medium Grid 2 Accent 6" w:semiHidden="0" w:uiPriority="68" w:unhideWhenUsed="0"/>
-    <w:lsdException w:name="Medium Grid 3 Accent 6" w:semiHidden="0" w:uiPriority="69" w:unhideWhenUsed="0"/>
-    <w:lsdException w:name="Dark List Accent 6" w:semiHidden="0" w:uiPriority="70" w:unhideWhenUsed="0"/>
-    <w:lsdException w:name="Colorful Shading Accent 6" w:semiHidden="0" w:uiPriority="71" w:unhideWhenUsed="0"/>
-    <w:lsdException w:name="Colorful List Accent 6" w:semiHidden="0" w:uiPriority="72" w:unhideWhenUsed="0"/>
-    <w:lsdException w:name="Colorful Grid Accent 6" w:semiHidden="0" w:uiPriority="73" w:unhideWhenUsed="0"/>
-    <w:lsdException w:name="Subtle Emphasis" w:semiHidden="0" w:uiPriority="19" w:unhideWhenUsed="0" w:qFormat="1"/>
-    <w:lsdException w:name="Intense Emphasis" w:semiHidden="0" w:uiPriority="21" w:unhideWhenUsed="0" w:qFormat="1"/>
-    <w:lsdException w:name="Subtle Reference" w:semiHidden="0" w:uiPriority="31" w:unhideWhenUsed="0" w:qFormat="1"/>
-    <w:lsdException w:name="Intense Reference" w:semiHidden="0" w:uiPriority="32" w:unhideWhenUsed="0" w:qFormat="1"/>
-    <w:lsdException w:name="Book Title" w:semiHidden="0" w:uiPriority="33" w:unhideWhenUsed="0" w:qFormat="1"/>
-    <w:lsdException w:name="Bibliography" w:uiPriority="37"/>
-    <w:lsdException w:name="TOC Heading" w:uiPriority="39" w:qFormat="1"/>
-  </w:latentStyles>
-  <w:style w:type="paragraph" w:default="1" w:styleId="Normal">
-    <w:name w:val="Normal"/>
-    <w:qFormat/>
-  </w:style>
-  <w:style w:type="character" w:default="1" w:styleId="DefaultParagraphFont">
-    <w:name w:val="Default Paragraph Font"/>
-    <w:uiPriority w:val="1"/>
-    <w:semiHidden/>
-    <w:unhideWhenUsed/>
-  </w:style>
-  <w:style w:type="table" w:default="1" w:styleId="TableNormal">
-    <w:name w:val="Normal Table"/>
-    <w:uiPriority w:val="99"/>
-    <w:semiHidden/>
-    <w:unhideWhenUsed/>
-    <w:tblPr>
-      <w:tblInd w:w="0" w:type="dxa"/>
-      <w:tblCellMar>
-        <w:top w:w="0" w:type="dxa"/>
-        <w:left w:w="108" w:type="dxa"/>
-        <w:bottom w:w="0" w:type="dxa"/>
-        <w:right w:w="108" w:type="dxa"/>
-      </w:tblCellMar>
-    </w:tblPr>
-  </w:style>
-  <w:style w:type="numbering" w:default="1" w:styleId="NoList">
-    <w:name w:val="No List"/>
-    <w:uiPriority w:val="99"/>
-    <w:semiHidden/>
-    <w:unhideWhenUsed/>
-  </w:style>
-  <w:style w:type="paragraph" w:styleId="Header">
-    <w:name w:val="header"/>
-    <w:basedOn w:val="Normal"/>
-    <w:link w:val="HeaderChar"/>
-    <w:uiPriority w:val="99"/>
-    <w:unhideWhenUsed/>
-    <w:rsid w:val="00FF71EE"/>
-    <w:pPr>
-      <w:tabs>
-        <w:tab w:val="center" w:pos="4513"/>
-        <w:tab w:val="right" w:pos="9026"/>
-      </w:tabs>
-    </w:pPr>
-  </w:style>
-  <w:style w:type="character" w:customStyle="1" w:styleId="HeaderChar">
-    <w:name w:val="Header Char"/>
-    <w:basedOn w:val="DefaultParagraphFont"/>
-    <w:link w:val="Header"/>
-    <w:uiPriority w:val="99"/>
-    <w:rsid w:val="00FF71EE"/>
-  </w:style>
-  <w:style w:type="paragraph" w:styleId="Footer">
-    <w:name w:val="footer"/>
-    <w:basedOn w:val="Normal"/>
-    <w:link w:val="FooterChar"/>
-    <w:uiPriority w:val="99"/>
-    <w:unhideWhenUsed/>
-    <w:rsid w:val="00FF71EE"/>
-    <w:pPr>
-      <w:tabs>
-        <w:tab w:val="center" w:pos="4513"/>
-        <w:tab w:val="right" w:pos="9026"/>
-      </w:tabs>
-    </w:pPr>
-  </w:style>
-  <w:style w:type="character" w:customStyle="1" w:styleId="FooterChar">
-    <w:name w:val="Footer Char"/>
-    <w:basedOn w:val="DefaultParagraphFont"/>
-    <w:link w:val="Footer"/>
-    <w:uiPriority w:val="99"/>
-    <w:rsid w:val="00FF71EE"/>
-  </w:style>
-  <w:style w:type="table" w:styleId="TableGrid">
-    <w:name w:val="Table Grid"/>
-    <w:basedOn w:val="TableNormal"/>
-    <w:uiPriority w:val="39"/>
-    <w:rsid w:val="00FF71EE"/>
-    <w:tblPr>
-      <w:tblInd w:w="0" w:type="dxa"/>
-      <w:tblBorders>
-        <w:top w:val="single" w:sz="4" w:space="0" w:color="auto"/>
-        <w:left w:val="single" w:sz="4" w:space="0" w:color="auto"/>
-        <w:bottom w:val="single" w:sz="4" w:space="0" w:color="auto"/>
-        <w:right w:val="single" w:sz="4" w:space="0" w:color="auto"/>
-        <w:insideH w:val="single" w:sz="4" w:space="0" w:color="auto"/>
-        <w:insideV w:val="single" w:sz="4" w:space="0" w:color="auto"/>
-      </w:tblBorders>
-      <w:tblCellMar>
-        <w:top w:w="0" w:type="dxa"/>
-        <w:left w:w="108" w:type="dxa"/>
-        <w:bottom w:w="0" w:type="dxa"/>
-        <w:right w:w="108" w:type="dxa"/>
-      </w:tblCellMar>
     </w:tblPr>
   </w:style>
   <w:style w:type="paragraph" w:styleId="BalloonText">
@@ -4043,7 +4317,7 @@
 </file>
 
 <file path=word/glossary/document.xml><?xml version="1.0" encoding="utf-8"?>
-<w:glossaryDocument xmlns:wpc="http://schemas.microsoft.com/office/word/2010/wordprocessingCanvas" xmlns:mc="http://schemas.openxmlformats.org/markup-compatibility/2006" xmlns:o="urn:schemas-microsoft-com:office:office" xmlns:r="http://schemas.openxmlformats.org/officeDocument/2006/relationships" xmlns:m="http://schemas.openxmlformats.org/officeDocument/2006/math" xmlns:v="urn:schemas-microsoft-com:vml" xmlns:wp14="http://schemas.microsoft.com/office/word/2010/wordprocessingDrawing" xmlns:wp="http://schemas.openxmlformats.org/drawingml/2006/wordprocessingDrawing" xmlns:w10="urn:schemas-microsoft-com:office:word" xmlns:w="http://schemas.openxmlformats.org/wordprocessingml/2006/main" xmlns:w14="http://schemas.microsoft.com/office/word/2010/wordml" xmlns:wpg="http://schemas.microsoft.com/office/word/2010/wordprocessingGroup" xmlns:wpi="http://schemas.microsoft.com/office/word/2010/wordprocessingInk" xmlns:wne="http://schemas.microsoft.com/office/word/2006/wordml" xmlns:wps="http://schemas.microsoft.com/office/word/2010/wordprocessingShape" mc:Ignorable="w14 wp14">
+<w:glossaryDocument xmlns:wpc="http://schemas.microsoft.com/office/word/2010/wordprocessingCanvas" xmlns:cx="http://schemas.microsoft.com/office/drawing/2014/chartex" xmlns:cx1="http://schemas.microsoft.com/office/drawing/2015/9/8/chartex" xmlns:cx2="http://schemas.microsoft.com/office/drawing/2015/10/21/chartex" xmlns:cx3="http://schemas.microsoft.com/office/drawing/2016/5/9/chartex" xmlns:cx4="http://schemas.microsoft.com/office/drawing/2016/5/10/chartex" xmlns:cx5="http://schemas.microsoft.com/office/drawing/2016/5/11/chartex" xmlns:cx6="http://schemas.microsoft.com/office/drawing/2016/5/12/chartex" xmlns:cx7="http://schemas.microsoft.com/office/drawing/2016/5/13/chartex" xmlns:cx8="http://schemas.microsoft.com/office/drawing/2016/5/14/chartex" xmlns:mc="http://schemas.openxmlformats.org/markup-compatibility/2006" xmlns:aink="http://schemas.microsoft.com/office/drawing/2016/ink" xmlns:am3d="http://schemas.microsoft.com/office/drawing/2017/model3d" xmlns:o="urn:schemas-microsoft-com:office:office" xmlns:oel="http://schemas.microsoft.com/office/2019/extlst" xmlns:r="http://schemas.openxmlformats.org/officeDocument/2006/relationships" xmlns:m="http://schemas.openxmlformats.org/officeDocument/2006/math" xmlns:v="urn:schemas-microsoft-com:vml" xmlns:wp14="http://schemas.microsoft.com/office/word/2010/wordprocessingDrawing" xmlns:wp="http://schemas.openxmlformats.org/drawingml/2006/wordprocessingDrawing" xmlns:w10="urn:schemas-microsoft-com:office:word" xmlns:w="http://schemas.openxmlformats.org/wordprocessingml/2006/main" xmlns:w14="http://schemas.microsoft.com/office/word/2010/wordml" xmlns:w15="http://schemas.microsoft.com/office/word/2012/wordml" xmlns:w16cex="http://schemas.microsoft.com/office/word/2018/wordml/cex" xmlns:w16cid="http://schemas.microsoft.com/office/word/2016/wordml/cid" xmlns:w16="http://schemas.microsoft.com/office/word/2018/wordml" xmlns:w16du="http://schemas.microsoft.com/office/word/2023/wordml/word16du" xmlns:w16sdtdh="http://schemas.microsoft.com/office/word/2020/wordml/sdtdatahash" xmlns:w16sdtfl="http://schemas.microsoft.com/office/word/2024/wordml/sdtformatlock" xmlns:w16se="http://schemas.microsoft.com/office/word/2015/wordml/symex" xmlns:wpg="http://schemas.microsoft.com/office/word/2010/wordprocessingGroup" xmlns:wpi="http://schemas.microsoft.com/office/word/2010/wordprocessingInk" xmlns:wne="http://schemas.microsoft.com/office/word/2006/wordml" xmlns:wps="http://schemas.microsoft.com/office/word/2010/wordprocessingShape" mc:Ignorable="w14 w15 w16se w16cid w16 w16cex w16sdtdh w16sdtfl w16du wp14">
   <w:docParts>
     <w:docPart>
       <w:docPartPr>
@@ -4717,13 +4991,13 @@
 </file>
 
 <file path=word/glossary/fontTable.xml><?xml version="1.0" encoding="utf-8"?>
-<w:fonts xmlns:mc="http://schemas.openxmlformats.org/markup-compatibility/2006" xmlns:r="http://schemas.openxmlformats.org/officeDocument/2006/relationships" xmlns:w="http://schemas.openxmlformats.org/wordprocessingml/2006/main" xmlns:w14="http://schemas.microsoft.com/office/word/2010/wordml" mc:Ignorable="w14">
+<w:fonts xmlns:mc="http://schemas.openxmlformats.org/markup-compatibility/2006" xmlns:r="http://schemas.openxmlformats.org/officeDocument/2006/relationships" xmlns:w="http://schemas.openxmlformats.org/wordprocessingml/2006/main" xmlns:w14="http://schemas.microsoft.com/office/word/2010/wordml" xmlns:w15="http://schemas.microsoft.com/office/word/2012/wordml" xmlns:w16cex="http://schemas.microsoft.com/office/word/2018/wordml/cex" xmlns:w16cid="http://schemas.microsoft.com/office/word/2016/wordml/cid" xmlns:w16="http://schemas.microsoft.com/office/word/2018/wordml" xmlns:w16du="http://schemas.microsoft.com/office/word/2023/wordml/word16du" xmlns:w16sdtdh="http://schemas.microsoft.com/office/word/2020/wordml/sdtdatahash" xmlns:w16sdtfl="http://schemas.microsoft.com/office/word/2024/wordml/sdtformatlock" xmlns:w16se="http://schemas.microsoft.com/office/word/2015/wordml/symex" mc:Ignorable="w14 w15 w16se w16cid w16 w16cex w16sdtdh w16sdtfl w16du">
   <w:font w:name="Calibri">
     <w:panose1 w:val="020F0502020204030204"/>
     <w:charset w:val="00"/>
     <w:family w:val="swiss"/>
     <w:pitch w:val="variable"/>
-    <w:sig w:usb0="E4002EFF" w:usb1="C000247B" w:usb2="00000009" w:usb3="00000000" w:csb0="000001FF" w:csb1="00000000"/>
+    <w:sig w:usb0="E4002EFF" w:usb1="C200247B" w:usb2="00000009" w:usb3="00000000" w:csb0="000001FF" w:csb1="00000000"/>
   </w:font>
   <w:font w:name="Cordia New">
     <w:panose1 w:val="020B0304020202020204"/>
@@ -4766,20 +5040,25 @@
     <w:charset w:val="00"/>
     <w:family w:val="swiss"/>
     <w:pitch w:val="variable"/>
-    <w:sig w:usb0="E4002EFF" w:usb1="C000247B" w:usb2="00000009" w:usb3="00000000" w:csb0="000001FF" w:csb1="00000000"/>
+    <w:sig w:usb0="E4002EFF" w:usb1="C200247B" w:usb2="00000009" w:usb3="00000000" w:csb0="000001FF" w:csb1="00000000"/>
   </w:font>
-  <w:font w:name="Cambria">
-    <w:panose1 w:val="02040503050406030204"/>
+  <w:font w:name="Aptos">
     <w:charset w:val="00"/>
-    <w:family w:val="roman"/>
+    <w:family w:val="swiss"/>
     <w:pitch w:val="variable"/>
-    <w:sig w:usb0="E00006FF" w:usb1="420024FF" w:usb2="02000000" w:usb3="00000000" w:csb0="0000019F" w:csb1="00000000"/>
+    <w:sig w:usb0="20000287" w:usb1="00000003" w:usb2="00000000" w:usb3="00000000" w:csb0="0000019F" w:csb1="00000000"/>
+  </w:font>
+  <w:font w:name="Aptos Display">
+    <w:charset w:val="00"/>
+    <w:family w:val="swiss"/>
+    <w:pitch w:val="variable"/>
+    <w:sig w:usb0="20000287" w:usb1="00000003" w:usb2="00000000" w:usb3="00000000" w:csb0="0000019F" w:csb1="00000000"/>
   </w:font>
 </w:fonts>
 </file>
 
 <file path=word/glossary/settings.xml><?xml version="1.0" encoding="utf-8"?>
-<w:settings xmlns:mc="http://schemas.openxmlformats.org/markup-compatibility/2006" xmlns:o="urn:schemas-microsoft-com:office:office" xmlns:r="http://schemas.openxmlformats.org/officeDocument/2006/relationships" xmlns:m="http://schemas.openxmlformats.org/officeDocument/2006/math" xmlns:v="urn:schemas-microsoft-com:vml" xmlns:w10="urn:schemas-microsoft-com:office:word" xmlns:w="http://schemas.openxmlformats.org/wordprocessingml/2006/main" xmlns:w14="http://schemas.microsoft.com/office/word/2010/wordml" xmlns:sl="http://schemas.openxmlformats.org/schemaLibrary/2006/main" mc:Ignorable="w14">
+<w:settings xmlns:mc="http://schemas.openxmlformats.org/markup-compatibility/2006" xmlns:o="urn:schemas-microsoft-com:office:office" xmlns:r="http://schemas.openxmlformats.org/officeDocument/2006/relationships" xmlns:m="http://schemas.openxmlformats.org/officeDocument/2006/math" xmlns:v="urn:schemas-microsoft-com:vml" xmlns:w10="urn:schemas-microsoft-com:office:word" xmlns:w="http://schemas.openxmlformats.org/wordprocessingml/2006/main" xmlns:w14="http://schemas.microsoft.com/office/word/2010/wordml" xmlns:w15="http://schemas.microsoft.com/office/word/2012/wordml" xmlns:w16cex="http://schemas.microsoft.com/office/word/2018/wordml/cex" xmlns:w16cid="http://schemas.microsoft.com/office/word/2016/wordml/cid" xmlns:w16="http://schemas.microsoft.com/office/word/2018/wordml" xmlns:w16du="http://schemas.microsoft.com/office/word/2023/wordml/word16du" xmlns:w16sdtdh="http://schemas.microsoft.com/office/word/2020/wordml/sdtdatahash" xmlns:w16sdtfl="http://schemas.microsoft.com/office/word/2024/wordml/sdtformatlock" xmlns:w16se="http://schemas.microsoft.com/office/word/2015/wordml/symex" xmlns:sl="http://schemas.openxmlformats.org/schemaLibrary/2006/main" mc:Ignorable="w14 w15 w16se w16cid w16 w16cex w16sdtdh w16sdtfl w16du">
   <w:view w:val="normal"/>
   <w:defaultTabStop w:val="720"/>
   <w:characterSpacingControl w:val="doNotCompress"/>
@@ -4790,6 +5069,7 @@
     <w:compatSetting w:name="overrideTableStyleFontSizeAndJustification" w:uri="http://schemas.microsoft.com/office/word" w:val="1"/>
     <w:compatSetting w:name="enableOpenTypeFeatures" w:uri="http://schemas.microsoft.com/office/word" w:val="1"/>
     <w:compatSetting w:name="doNotFlipMirrorIndents" w:uri="http://schemas.microsoft.com/office/word" w:val="1"/>
+    <w:compatSetting w:name="useWord2013TrackBottomHyphenation" w:uri="http://schemas.microsoft.com/office/word" w:val="1"/>
   </w:compat>
   <w:rsids>
     <w:rsidRoot w:val="00A97B3F"/>
@@ -4803,6 +5083,7 @@
     <w:rsid w:val="001D3105"/>
     <w:rsid w:val="00276811"/>
     <w:rsid w:val="0028160B"/>
+    <w:rsid w:val="002F7061"/>
     <w:rsid w:val="00342B9B"/>
     <w:rsid w:val="00342F95"/>
     <w:rsid w:val="00437AA2"/>
@@ -4831,6 +5112,7 @@
     <w:rsid w:val="00CC4A51"/>
     <w:rsid w:val="00D22B59"/>
     <w:rsid w:val="00D31436"/>
+    <w:rsid w:val="00DD303B"/>
     <w:rsid w:val="00DD5D7A"/>
     <w:rsid w:val="00DE7A93"/>
     <w:rsid w:val="00DF48F2"/>
@@ -4861,7 +5143,7 @@
 </file>
 
 <file path=word/glossary/styles.xml><?xml version="1.0" encoding="utf-8"?>
-<w:styles xmlns:mc="http://schemas.openxmlformats.org/markup-compatibility/2006" xmlns:r="http://schemas.openxmlformats.org/officeDocument/2006/relationships" xmlns:w="http://schemas.openxmlformats.org/wordprocessingml/2006/main" xmlns:w14="http://schemas.microsoft.com/office/word/2010/wordml" mc:Ignorable="w14">
+<w:styles xmlns:mc="http://schemas.openxmlformats.org/markup-compatibility/2006" xmlns:r="http://schemas.openxmlformats.org/officeDocument/2006/relationships" xmlns:w="http://schemas.openxmlformats.org/wordprocessingml/2006/main" xmlns:w14="http://schemas.microsoft.com/office/word/2010/wordml" xmlns:w15="http://schemas.microsoft.com/office/word/2012/wordml" xmlns:w16cex="http://schemas.microsoft.com/office/word/2018/wordml/cex" xmlns:w16cid="http://schemas.microsoft.com/office/word/2016/wordml/cid" xmlns:w16="http://schemas.microsoft.com/office/word/2018/wordml" xmlns:w16du="http://schemas.microsoft.com/office/word/2023/wordml/word16du" xmlns:w16sdtdh="http://schemas.microsoft.com/office/word/2020/wordml/sdtdatahash" xmlns:w16sdtfl="http://schemas.microsoft.com/office/word/2024/wordml/sdtformatlock" xmlns:w16se="http://schemas.microsoft.com/office/word/2015/wordml/symex" mc:Ignorable="w14 w15 w16se w16cid w16 w16cex w16sdtdh w16sdtfl w16du">
   <w:docDefaults>
     <w:rPrDefault>
       <w:rPr>
@@ -4877,144 +5159,383 @@
       </w:pPr>
     </w:pPrDefault>
   </w:docDefaults>
-  <w:latentStyles w:defLockedState="0" w:defUIPriority="99" w:defSemiHidden="1" w:defUnhideWhenUsed="1" w:defQFormat="0" w:count="267">
-    <w:lsdException w:name="Normal" w:semiHidden="0" w:uiPriority="0" w:unhideWhenUsed="0" w:qFormat="1"/>
-    <w:lsdException w:name="heading 1" w:semiHidden="0" w:uiPriority="9" w:unhideWhenUsed="0" w:qFormat="1"/>
-    <w:lsdException w:name="heading 2" w:uiPriority="9" w:qFormat="1"/>
-    <w:lsdException w:name="heading 3" w:uiPriority="9" w:qFormat="1"/>
-    <w:lsdException w:name="heading 4" w:uiPriority="9" w:qFormat="1"/>
-    <w:lsdException w:name="heading 5" w:uiPriority="9" w:qFormat="1"/>
-    <w:lsdException w:name="heading 6" w:uiPriority="9" w:qFormat="1"/>
-    <w:lsdException w:name="heading 7" w:uiPriority="9" w:qFormat="1"/>
-    <w:lsdException w:name="heading 8" w:uiPriority="9" w:qFormat="1"/>
-    <w:lsdException w:name="heading 9" w:uiPriority="9" w:qFormat="1"/>
-    <w:lsdException w:name="toc 1" w:uiPriority="39"/>
-    <w:lsdException w:name="toc 2" w:uiPriority="39"/>
-    <w:lsdException w:name="toc 3" w:uiPriority="39"/>
-    <w:lsdException w:name="toc 4" w:uiPriority="39"/>
-    <w:lsdException w:name="toc 5" w:uiPriority="39"/>
-    <w:lsdException w:name="toc 6" w:uiPriority="39"/>
-    <w:lsdException w:name="toc 7" w:uiPriority="39"/>
-    <w:lsdException w:name="toc 8" w:uiPriority="39"/>
-    <w:lsdException w:name="toc 9" w:uiPriority="39"/>
-    <w:lsdException w:name="caption" w:uiPriority="35" w:qFormat="1"/>
-    <w:lsdException w:name="Title" w:semiHidden="0" w:uiPriority="10" w:unhideWhenUsed="0" w:qFormat="1"/>
-    <w:lsdException w:name="Default Paragraph Font" w:uiPriority="1"/>
-    <w:lsdException w:name="Subtitle" w:semiHidden="0" w:uiPriority="11" w:unhideWhenUsed="0" w:qFormat="1"/>
-    <w:lsdException w:name="Strong" w:semiHidden="0" w:uiPriority="22" w:unhideWhenUsed="0" w:qFormat="1"/>
-    <w:lsdException w:name="Emphasis" w:semiHidden="0" w:uiPriority="20" w:unhideWhenUsed="0" w:qFormat="1"/>
-    <w:lsdException w:name="Table Grid" w:semiHidden="0" w:uiPriority="39" w:unhideWhenUsed="0"/>
-    <w:lsdException w:name="Placeholder Text" w:unhideWhenUsed="0"/>
-    <w:lsdException w:name="No Spacing" w:semiHidden="0" w:uiPriority="1" w:unhideWhenUsed="0" w:qFormat="1"/>
-    <w:lsdException w:name="Light Shading" w:semiHidden="0" w:uiPriority="60" w:unhideWhenUsed="0"/>
-    <w:lsdException w:name="Light List" w:semiHidden="0" w:uiPriority="61" w:unhideWhenUsed="0"/>
-    <w:lsdException w:name="Light Grid" w:semiHidden="0" w:uiPriority="62" w:unhideWhenUsed="0"/>
-    <w:lsdException w:name="Medium Shading 1" w:semiHidden="0" w:uiPriority="63" w:unhideWhenUsed="0"/>
-    <w:lsdException w:name="Medium Shading 2" w:semiHidden="0" w:uiPriority="64" w:unhideWhenUsed="0"/>
-    <w:lsdException w:name="Medium List 1" w:semiHidden="0" w:uiPriority="65" w:unhideWhenUsed="0"/>
-    <w:lsdException w:name="Medium List 2" w:semiHidden="0" w:uiPriority="66" w:unhideWhenUsed="0"/>
-    <w:lsdException w:name="Medium Grid 1" w:semiHidden="0" w:uiPriority="67" w:unhideWhenUsed="0"/>
-    <w:lsdException w:name="Medium Grid 2" w:semiHidden="0" w:uiPriority="68" w:unhideWhenUsed="0"/>
-    <w:lsdException w:name="Medium Grid 3" w:semiHidden="0" w:uiPriority="69" w:unhideWhenUsed="0"/>
-    <w:lsdException w:name="Dark List" w:semiHidden="0" w:uiPriority="70" w:unhideWhenUsed="0"/>
-    <w:lsdException w:name="Colorful Shading" w:semiHidden="0" w:uiPriority="71" w:unhideWhenUsed="0"/>
-    <w:lsdException w:name="Colorful List" w:semiHidden="0" w:uiPriority="72" w:unhideWhenUsed="0"/>
-    <w:lsdException w:name="Colorful Grid" w:semiHidden="0" w:uiPriority="73" w:unhideWhenUsed="0"/>
-    <w:lsdException w:name="Light Shading Accent 1" w:semiHidden="0" w:uiPriority="60" w:unhideWhenUsed="0"/>
-    <w:lsdException w:name="Light List Accent 1" w:semiHidden="0" w:uiPriority="61" w:unhideWhenUsed="0"/>
-    <w:lsdException w:name="Light Grid Accent 1" w:semiHidden="0" w:uiPriority="62" w:unhideWhenUsed="0"/>
-    <w:lsdException w:name="Medium Shading 1 Accent 1" w:semiHidden="0" w:uiPriority="63" w:unhideWhenUsed="0"/>
-    <w:lsdException w:name="Medium Shading 2 Accent 1" w:semiHidden="0" w:uiPriority="64" w:unhideWhenUsed="0"/>
-    <w:lsdException w:name="Medium List 1 Accent 1" w:semiHidden="0" w:uiPriority="65" w:unhideWhenUsed="0"/>
-    <w:lsdException w:name="Revision" w:unhideWhenUsed="0"/>
-    <w:lsdException w:name="List Paragraph" w:semiHidden="0" w:uiPriority="34" w:unhideWhenUsed="0" w:qFormat="1"/>
-    <w:lsdException w:name="Quote" w:semiHidden="0" w:uiPriority="29" w:unhideWhenUsed="0" w:qFormat="1"/>
-    <w:lsdException w:name="Intense Quote" w:semiHidden="0" w:uiPriority="30" w:unhideWhenUsed="0" w:qFormat="1"/>
-    <w:lsdException w:name="Medium List 2 Accent 1" w:semiHidden="0" w:uiPriority="66" w:unhideWhenUsed="0"/>
-    <w:lsdException w:name="Medium Grid 1 Accent 1" w:semiHidden="0" w:uiPriority="67" w:unhideWhenUsed="0"/>
-    <w:lsdException w:name="Medium Grid 2 Accent 1" w:semiHidden="0" w:uiPriority="68" w:unhideWhenUsed="0"/>
-    <w:lsdException w:name="Medium Grid 3 Accent 1" w:semiHidden="0" w:uiPriority="69" w:unhideWhenUsed="0"/>
-    <w:lsdException w:name="Dark List Accent 1" w:semiHidden="0" w:uiPriority="70" w:unhideWhenUsed="0"/>
-    <w:lsdException w:name="Colorful Shading Accent 1" w:semiHidden="0" w:uiPriority="71" w:unhideWhenUsed="0"/>
-    <w:lsdException w:name="Colorful List Accent 1" w:semiHidden="0" w:uiPriority="72" w:unhideWhenUsed="0"/>
-    <w:lsdException w:name="Colorful Grid Accent 1" w:semiHidden="0" w:uiPriority="73" w:unhideWhenUsed="0"/>
-    <w:lsdException w:name="Light Shading Accent 2" w:semiHidden="0" w:uiPriority="60" w:unhideWhenUsed="0"/>
-    <w:lsdException w:name="Light List Accent 2" w:semiHidden="0" w:uiPriority="61" w:unhideWhenUsed="0"/>
-    <w:lsdException w:name="Light Grid Accent 2" w:semiHidden="0" w:uiPriority="62" w:unhideWhenUsed="0"/>
-    <w:lsdException w:name="Medium Shading 1 Accent 2" w:semiHidden="0" w:uiPriority="63" w:unhideWhenUsed="0"/>
-    <w:lsdException w:name="Medium Shading 2 Accent 2" w:semiHidden="0" w:uiPriority="64" w:unhideWhenUsed="0"/>
-    <w:lsdException w:name="Medium List 1 Accent 2" w:semiHidden="0" w:uiPriority="65" w:unhideWhenUsed="0"/>
-    <w:lsdException w:name="Medium List 2 Accent 2" w:semiHidden="0" w:uiPriority="66" w:unhideWhenUsed="0"/>
-    <w:lsdException w:name="Medium Grid 1 Accent 2" w:semiHidden="0" w:uiPriority="67" w:unhideWhenUsed="0"/>
-    <w:lsdException w:name="Medium Grid 2 Accent 2" w:semiHidden="0" w:uiPriority="68" w:unhideWhenUsed="0"/>
-    <w:lsdException w:name="Medium Grid 3 Accent 2" w:semiHidden="0" w:uiPriority="69" w:unhideWhenUsed="0"/>
-    <w:lsdException w:name="Dark List Accent 2" w:semiHidden="0" w:uiPriority="70" w:unhideWhenUsed="0"/>
-    <w:lsdException w:name="Colorful Shading Accent 2" w:semiHidden="0" w:uiPriority="71" w:unhideWhenUsed="0"/>
-    <w:lsdException w:name="Colorful List Accent 2" w:semiHidden="0" w:uiPriority="72" w:unhideWhenUsed="0"/>
-    <w:lsdException w:name="Colorful Grid Accent 2" w:semiHidden="0" w:uiPriority="73" w:unhideWhenUsed="0"/>
-    <w:lsdException w:name="Light Shading Accent 3" w:semiHidden="0" w:uiPriority="60" w:unhideWhenUsed="0"/>
-    <w:lsdException w:name="Light List Accent 3" w:semiHidden="0" w:uiPriority="61" w:unhideWhenUsed="0"/>
-    <w:lsdException w:name="Light Grid Accent 3" w:semiHidden="0" w:uiPriority="62" w:unhideWhenUsed="0"/>
-    <w:lsdException w:name="Medium Shading 1 Accent 3" w:semiHidden="0" w:uiPriority="63" w:unhideWhenUsed="0"/>
-    <w:lsdException w:name="Medium Shading 2 Accent 3" w:semiHidden="0" w:uiPriority="64" w:unhideWhenUsed="0"/>
-    <w:lsdException w:name="Medium List 1 Accent 3" w:semiHidden="0" w:uiPriority="65" w:unhideWhenUsed="0"/>
-    <w:lsdException w:name="Medium List 2 Accent 3" w:semiHidden="0" w:uiPriority="66" w:unhideWhenUsed="0"/>
-    <w:lsdException w:name="Medium Grid 1 Accent 3" w:semiHidden="0" w:uiPriority="67" w:unhideWhenUsed="0"/>
-    <w:lsdException w:name="Medium Grid 2 Accent 3" w:semiHidden="0" w:uiPriority="68" w:unhideWhenUsed="0"/>
-    <w:lsdException w:name="Medium Grid 3 Accent 3" w:semiHidden="0" w:uiPriority="69" w:unhideWhenUsed="0"/>
-    <w:lsdException w:name="Dark List Accent 3" w:semiHidden="0" w:uiPriority="70" w:unhideWhenUsed="0"/>
-    <w:lsdException w:name="Colorful Shading Accent 3" w:semiHidden="0" w:uiPriority="71" w:unhideWhenUsed="0"/>
-    <w:lsdException w:name="Colorful List Accent 3" w:semiHidden="0" w:uiPriority="72" w:unhideWhenUsed="0"/>
-    <w:lsdException w:name="Colorful Grid Accent 3" w:semiHidden="0" w:uiPriority="73" w:unhideWhenUsed="0"/>
-    <w:lsdException w:name="Light Shading Accent 4" w:semiHidden="0" w:uiPriority="60" w:unhideWhenUsed="0"/>
-    <w:lsdException w:name="Light List Accent 4" w:semiHidden="0" w:uiPriority="61" w:unhideWhenUsed="0"/>
-    <w:lsdException w:name="Light Grid Accent 4" w:semiHidden="0" w:uiPriority="62" w:unhideWhenUsed="0"/>
-    <w:lsdException w:name="Medium Shading 1 Accent 4" w:semiHidden="0" w:uiPriority="63" w:unhideWhenUsed="0"/>
-    <w:lsdException w:name="Medium Shading 2 Accent 4" w:semiHidden="0" w:uiPriority="64" w:unhideWhenUsed="0"/>
-    <w:lsdException w:name="Medium List 1 Accent 4" w:semiHidden="0" w:uiPriority="65" w:unhideWhenUsed="0"/>
-    <w:lsdException w:name="Medium List 2 Accent 4" w:semiHidden="0" w:uiPriority="66" w:unhideWhenUsed="0"/>
-    <w:lsdException w:name="Medium Grid 1 Accent 4" w:semiHidden="0" w:uiPriority="67" w:unhideWhenUsed="0"/>
-    <w:lsdException w:name="Medium Grid 2 Accent 4" w:semiHidden="0" w:uiPriority="68" w:unhideWhenUsed="0"/>
-    <w:lsdException w:name="Medium Grid 3 Accent 4" w:semiHidden="0" w:uiPriority="69" w:unhideWhenUsed="0"/>
-    <w:lsdException w:name="Dark List Accent 4" w:semiHidden="0" w:uiPriority="70" w:unhideWhenUsed="0"/>
-    <w:lsdException w:name="Colorful Shading Accent 4" w:semiHidden="0" w:uiPriority="71" w:unhideWhenUsed="0"/>
-    <w:lsdException w:name="Colorful List Accent 4" w:semiHidden="0" w:uiPriority="72" w:unhideWhenUsed="0"/>
-    <w:lsdException w:name="Colorful Grid Accent 4" w:semiHidden="0" w:uiPriority="73" w:unhideWhenUsed="0"/>
-    <w:lsdException w:name="Light Shading Accent 5" w:semiHidden="0" w:uiPriority="60" w:unhideWhenUsed="0"/>
-    <w:lsdException w:name="Light List Accent 5" w:semiHidden="0" w:uiPriority="61" w:unhideWhenUsed="0"/>
-    <w:lsdException w:name="Light Grid Accent 5" w:semiHidden="0" w:uiPriority="62" w:unhideWhenUsed="0"/>
-    <w:lsdException w:name="Medium Shading 1 Accent 5" w:semiHidden="0" w:uiPriority="63" w:unhideWhenUsed="0"/>
-    <w:lsdException w:name="Medium Shading 2 Accent 5" w:semiHidden="0" w:uiPriority="64" w:unhideWhenUsed="0"/>
-    <w:lsdException w:name="Medium List 1 Accent 5" w:semiHidden="0" w:uiPriority="65" w:unhideWhenUsed="0"/>
-    <w:lsdException w:name="Medium List 2 Accent 5" w:semiHidden="0" w:uiPriority="66" w:unhideWhenUsed="0"/>
-    <w:lsdException w:name="Medium Grid 1 Accent 5" w:semiHidden="0" w:uiPriority="67" w:unhideWhenUsed="0"/>
-    <w:lsdException w:name="Medium Grid 2 Accent 5" w:semiHidden="0" w:uiPriority="68" w:unhideWhenUsed="0"/>
-    <w:lsdException w:name="Medium Grid 3 Accent 5" w:semiHidden="0" w:uiPriority="69" w:unhideWhenUsed="0"/>
-    <w:lsdException w:name="Dark List Accent 5" w:semiHidden="0" w:uiPriority="70" w:unhideWhenUsed="0"/>
-    <w:lsdException w:name="Colorful Shading Accent 5" w:semiHidden="0" w:uiPriority="71" w:unhideWhenUsed="0"/>
-    <w:lsdException w:name="Colorful List Accent 5" w:semiHidden="0" w:uiPriority="72" w:unhideWhenUsed="0"/>
-    <w:lsdException w:name="Colorful Grid Accent 5" w:semiHidden="0" w:uiPriority="73" w:unhideWhenUsed="0"/>
-    <w:lsdException w:name="Light Shading Accent 6" w:semiHidden="0" w:uiPriority="60" w:unhideWhenUsed="0"/>
-    <w:lsdException w:name="Light List Accent 6" w:semiHidden="0" w:uiPriority="61" w:unhideWhenUsed="0"/>
-    <w:lsdException w:name="Light Grid Accent 6" w:semiHidden="0" w:uiPriority="62" w:unhideWhenUsed="0"/>
-    <w:lsdException w:name="Medium Shading 1 Accent 6" w:semiHidden="0" w:uiPriority="63" w:unhideWhenUsed="0"/>
-    <w:lsdException w:name="Medium Shading 2 Accent 6" w:semiHidden="0" w:uiPriority="64" w:unhideWhenUsed="0"/>
-    <w:lsdException w:name="Medium List 1 Accent 6" w:semiHidden="0" w:uiPriority="65" w:unhideWhenUsed="0"/>
-    <w:lsdException w:name="Medium List 2 Accent 6" w:semiHidden="0" w:uiPriority="66" w:unhideWhenUsed="0"/>
-    <w:lsdException w:name="Medium Grid 1 Accent 6" w:semiHidden="0" w:uiPriority="67" w:unhideWhenUsed="0"/>
-    <w:lsdException w:name="Medium Grid 2 Accent 6" w:semiHidden="0" w:uiPriority="68" w:unhideWhenUsed="0"/>
-    <w:lsdException w:name="Medium Grid 3 Accent 6" w:semiHidden="0" w:uiPriority="69" w:unhideWhenUsed="0"/>
-    <w:lsdException w:name="Dark List Accent 6" w:semiHidden="0" w:uiPriority="70" w:unhideWhenUsed="0"/>
-    <w:lsdException w:name="Colorful Shading Accent 6" w:semiHidden="0" w:uiPriority="71" w:unhideWhenUsed="0"/>
-    <w:lsdException w:name="Colorful List Accent 6" w:semiHidden="0" w:uiPriority="72" w:unhideWhenUsed="0"/>
-    <w:lsdException w:name="Colorful Grid Accent 6" w:semiHidden="0" w:uiPriority="73" w:unhideWhenUsed="0"/>
-    <w:lsdException w:name="Subtle Emphasis" w:semiHidden="0" w:uiPriority="19" w:unhideWhenUsed="0" w:qFormat="1"/>
-    <w:lsdException w:name="Intense Emphasis" w:semiHidden="0" w:uiPriority="21" w:unhideWhenUsed="0" w:qFormat="1"/>
-    <w:lsdException w:name="Subtle Reference" w:semiHidden="0" w:uiPriority="31" w:unhideWhenUsed="0" w:qFormat="1"/>
-    <w:lsdException w:name="Intense Reference" w:semiHidden="0" w:uiPriority="32" w:unhideWhenUsed="0" w:qFormat="1"/>
-    <w:lsdException w:name="Book Title" w:semiHidden="0" w:uiPriority="33" w:unhideWhenUsed="0" w:qFormat="1"/>
-    <w:lsdException w:name="Bibliography" w:uiPriority="37"/>
-    <w:lsdException w:name="TOC Heading" w:uiPriority="39" w:qFormat="1"/>
+  <w:latentStyles w:defLockedState="0" w:defUIPriority="99" w:defSemiHidden="0" w:defUnhideWhenUsed="0" w:defQFormat="0" w:count="376">
+    <w:lsdException w:name="Normal" w:uiPriority="0" w:qFormat="1"/>
+    <w:lsdException w:name="heading 1" w:uiPriority="9" w:qFormat="1"/>
+    <w:lsdException w:name="heading 2" w:semiHidden="1" w:uiPriority="9" w:unhideWhenUsed="1" w:qFormat="1"/>
+    <w:lsdException w:name="heading 3" w:semiHidden="1" w:uiPriority="9" w:unhideWhenUsed="1" w:qFormat="1"/>
+    <w:lsdException w:name="heading 4" w:semiHidden="1" w:uiPriority="9" w:unhideWhenUsed="1" w:qFormat="1"/>
+    <w:lsdException w:name="heading 5" w:semiHidden="1" w:uiPriority="9" w:unhideWhenUsed="1" w:qFormat="1"/>
+    <w:lsdException w:name="heading 6" w:semiHidden="1" w:uiPriority="9" w:unhideWhenUsed="1" w:qFormat="1"/>
+    <w:lsdException w:name="heading 7" w:semiHidden="1" w:uiPriority="9" w:unhideWhenUsed="1" w:qFormat="1"/>
+    <w:lsdException w:name="heading 8" w:semiHidden="1" w:uiPriority="9" w:unhideWhenUsed="1" w:qFormat="1"/>
+    <w:lsdException w:name="heading 9" w:semiHidden="1" w:uiPriority="9" w:unhideWhenUsed="1" w:qFormat="1"/>
+    <w:lsdException w:name="index 1" w:semiHidden="1" w:unhideWhenUsed="1"/>
+    <w:lsdException w:name="index 2" w:semiHidden="1" w:unhideWhenUsed="1"/>
+    <w:lsdException w:name="index 3" w:semiHidden="1" w:unhideWhenUsed="1"/>
+    <w:lsdException w:name="index 4" w:semiHidden="1" w:unhideWhenUsed="1"/>
+    <w:lsdException w:name="index 5" w:semiHidden="1" w:unhideWhenUsed="1"/>
+    <w:lsdException w:name="index 6" w:semiHidden="1" w:unhideWhenUsed="1"/>
+    <w:lsdException w:name="index 7" w:semiHidden="1" w:unhideWhenUsed="1"/>
+    <w:lsdException w:name="index 8" w:semiHidden="1" w:unhideWhenUsed="1"/>
+    <w:lsdException w:name="index 9" w:semiHidden="1" w:unhideWhenUsed="1"/>
+    <w:lsdException w:name="toc 1" w:semiHidden="1" w:uiPriority="39" w:unhideWhenUsed="1"/>
+    <w:lsdException w:name="toc 2" w:semiHidden="1" w:uiPriority="39" w:unhideWhenUsed="1"/>
+    <w:lsdException w:name="toc 3" w:semiHidden="1" w:uiPriority="39" w:unhideWhenUsed="1"/>
+    <w:lsdException w:name="toc 4" w:semiHidden="1" w:uiPriority="39" w:unhideWhenUsed="1"/>
+    <w:lsdException w:name="toc 5" w:semiHidden="1" w:uiPriority="39" w:unhideWhenUsed="1"/>
+    <w:lsdException w:name="toc 6" w:semiHidden="1" w:uiPriority="39" w:unhideWhenUsed="1"/>
+    <w:lsdException w:name="toc 7" w:semiHidden="1" w:uiPriority="39" w:unhideWhenUsed="1"/>
+    <w:lsdException w:name="toc 8" w:semiHidden="1" w:uiPriority="39" w:unhideWhenUsed="1"/>
+    <w:lsdException w:name="toc 9" w:semiHidden="1" w:uiPriority="39" w:unhideWhenUsed="1"/>
+    <w:lsdException w:name="Normal Indent" w:semiHidden="1" w:unhideWhenUsed="1"/>
+    <w:lsdException w:name="footnote text" w:semiHidden="1" w:unhideWhenUsed="1"/>
+    <w:lsdException w:name="annotation text" w:semiHidden="1" w:unhideWhenUsed="1"/>
+    <w:lsdException w:name="header" w:semiHidden="1" w:unhideWhenUsed="1"/>
+    <w:lsdException w:name="footer" w:semiHidden="1" w:unhideWhenUsed="1"/>
+    <w:lsdException w:name="index heading" w:semiHidden="1" w:unhideWhenUsed="1"/>
+    <w:lsdException w:name="caption" w:semiHidden="1" w:uiPriority="35" w:unhideWhenUsed="1" w:qFormat="1"/>
+    <w:lsdException w:name="table of figures" w:semiHidden="1" w:unhideWhenUsed="1"/>
+    <w:lsdException w:name="envelope address" w:semiHidden="1" w:unhideWhenUsed="1"/>
+    <w:lsdException w:name="envelope return" w:semiHidden="1" w:unhideWhenUsed="1"/>
+    <w:lsdException w:name="footnote reference" w:semiHidden="1" w:unhideWhenUsed="1"/>
+    <w:lsdException w:name="annotation reference" w:semiHidden="1" w:unhideWhenUsed="1"/>
+    <w:lsdException w:name="line number" w:semiHidden="1" w:unhideWhenUsed="1"/>
+    <w:lsdException w:name="page number" w:semiHidden="1" w:unhideWhenUsed="1"/>
+    <w:lsdException w:name="endnote reference" w:semiHidden="1" w:unhideWhenUsed="1"/>
+    <w:lsdException w:name="endnote text" w:semiHidden="1" w:unhideWhenUsed="1"/>
+    <w:lsdException w:name="table of authorities" w:semiHidden="1" w:unhideWhenUsed="1"/>
+    <w:lsdException w:name="macro" w:semiHidden="1" w:unhideWhenUsed="1"/>
+    <w:lsdException w:name="toa heading" w:semiHidden="1" w:unhideWhenUsed="1"/>
+    <w:lsdException w:name="List" w:semiHidden="1" w:unhideWhenUsed="1"/>
+    <w:lsdException w:name="List Bullet" w:semiHidden="1" w:unhideWhenUsed="1"/>
+    <w:lsdException w:name="List Number" w:semiHidden="1" w:unhideWhenUsed="1"/>
+    <w:lsdException w:name="List 2" w:semiHidden="1" w:unhideWhenUsed="1"/>
+    <w:lsdException w:name="List 3" w:semiHidden="1" w:unhideWhenUsed="1"/>
+    <w:lsdException w:name="List 4" w:semiHidden="1" w:unhideWhenUsed="1"/>
+    <w:lsdException w:name="List 5" w:semiHidden="1" w:unhideWhenUsed="1"/>
+    <w:lsdException w:name="List Bullet 2" w:semiHidden="1" w:unhideWhenUsed="1"/>
+    <w:lsdException w:name="List Bullet 3" w:semiHidden="1" w:unhideWhenUsed="1"/>
+    <w:lsdException w:name="List Bullet 4" w:semiHidden="1" w:unhideWhenUsed="1"/>
+    <w:lsdException w:name="List Bullet 5" w:semiHidden="1" w:unhideWhenUsed="1"/>
+    <w:lsdException w:name="List Number 2" w:semiHidden="1" w:unhideWhenUsed="1"/>
+    <w:lsdException w:name="List Number 3" w:semiHidden="1" w:unhideWhenUsed="1"/>
+    <w:lsdException w:name="List Number 4" w:semiHidden="1" w:unhideWhenUsed="1"/>
+    <w:lsdException w:name="List Number 5" w:semiHidden="1" w:unhideWhenUsed="1"/>
+    <w:lsdException w:name="Title" w:uiPriority="10" w:qFormat="1"/>
+    <w:lsdException w:name="Closing" w:semiHidden="1" w:unhideWhenUsed="1"/>
+    <w:lsdException w:name="Signature" w:semiHidden="1" w:unhideWhenUsed="1"/>
+    <w:lsdException w:name="Default Paragraph Font" w:semiHidden="1" w:uiPriority="1" w:unhideWhenUsed="1"/>
+    <w:lsdException w:name="Body Text" w:semiHidden="1" w:unhideWhenUsed="1"/>
+    <w:lsdException w:name="Body Text Indent" w:semiHidden="1" w:unhideWhenUsed="1"/>
+    <w:lsdException w:name="List Continue" w:semiHidden="1" w:unhideWhenUsed="1"/>
+    <w:lsdException w:name="List Continue 2" w:semiHidden="1" w:unhideWhenUsed="1"/>
+    <w:lsdException w:name="List Continue 3" w:semiHidden="1" w:unhideWhenUsed="1"/>
+    <w:lsdException w:name="List Continue 4" w:semiHidden="1" w:unhideWhenUsed="1"/>
+    <w:lsdException w:name="List Continue 5" w:semiHidden="1" w:unhideWhenUsed="1"/>
+    <w:lsdException w:name="Message Header" w:semiHidden="1" w:unhideWhenUsed="1"/>
+    <w:lsdException w:name="Subtitle" w:uiPriority="11" w:qFormat="1"/>
+    <w:lsdException w:name="Salutation" w:semiHidden="1" w:unhideWhenUsed="1"/>
+    <w:lsdException w:name="Date" w:semiHidden="1" w:unhideWhenUsed="1"/>
+    <w:lsdException w:name="Body Text First Indent" w:semiHidden="1" w:unhideWhenUsed="1"/>
+    <w:lsdException w:name="Body Text First Indent 2" w:semiHidden="1" w:unhideWhenUsed="1"/>
+    <w:lsdException w:name="Note Heading" w:semiHidden="1" w:unhideWhenUsed="1"/>
+    <w:lsdException w:name="Body Text 2" w:semiHidden="1" w:unhideWhenUsed="1"/>
+    <w:lsdException w:name="Body Text 3" w:semiHidden="1" w:unhideWhenUsed="1"/>
+    <w:lsdException w:name="Body Text Indent 2" w:semiHidden="1" w:unhideWhenUsed="1"/>
+    <w:lsdException w:name="Body Text Indent 3" w:semiHidden="1" w:unhideWhenUsed="1"/>
+    <w:lsdException w:name="Block Text" w:semiHidden="1" w:unhideWhenUsed="1"/>
+    <w:lsdException w:name="Hyperlink" w:semiHidden="1" w:unhideWhenUsed="1"/>
+    <w:lsdException w:name="FollowedHyperlink" w:semiHidden="1" w:unhideWhenUsed="1"/>
+    <w:lsdException w:name="Strong" w:uiPriority="22" w:qFormat="1"/>
+    <w:lsdException w:name="Emphasis" w:uiPriority="20" w:qFormat="1"/>
+    <w:lsdException w:name="Document Map" w:semiHidden="1" w:unhideWhenUsed="1"/>
+    <w:lsdException w:name="Plain Text" w:semiHidden="1" w:unhideWhenUsed="1"/>
+    <w:lsdException w:name="E-mail Signature" w:semiHidden="1" w:unhideWhenUsed="1"/>
+    <w:lsdException w:name="HTML Top of Form" w:semiHidden="1" w:unhideWhenUsed="1"/>
+    <w:lsdException w:name="HTML Bottom of Form" w:semiHidden="1" w:unhideWhenUsed="1"/>
+    <w:lsdException w:name="Normal (Web)" w:semiHidden="1" w:unhideWhenUsed="1"/>
+    <w:lsdException w:name="HTML Acronym" w:semiHidden="1" w:unhideWhenUsed="1"/>
+    <w:lsdException w:name="HTML Address" w:semiHidden="1" w:unhideWhenUsed="1"/>
+    <w:lsdException w:name="HTML Cite" w:semiHidden="1" w:unhideWhenUsed="1"/>
+    <w:lsdException w:name="HTML Code" w:semiHidden="1" w:unhideWhenUsed="1"/>
+    <w:lsdException w:name="HTML Definition" w:semiHidden="1" w:unhideWhenUsed="1"/>
+    <w:lsdException w:name="HTML Keyboard" w:semiHidden="1" w:unhideWhenUsed="1"/>
+    <w:lsdException w:name="HTML Preformatted" w:semiHidden="1" w:unhideWhenUsed="1"/>
+    <w:lsdException w:name="HTML Sample" w:semiHidden="1" w:unhideWhenUsed="1"/>
+    <w:lsdException w:name="HTML Typewriter" w:semiHidden="1" w:unhideWhenUsed="1"/>
+    <w:lsdException w:name="HTML Variable" w:semiHidden="1" w:unhideWhenUsed="1"/>
+    <w:lsdException w:name="Normal Table" w:semiHidden="1" w:unhideWhenUsed="1"/>
+    <w:lsdException w:name="annotation subject" w:semiHidden="1" w:unhideWhenUsed="1"/>
+    <w:lsdException w:name="No List" w:semiHidden="1" w:unhideWhenUsed="1"/>
+    <w:lsdException w:name="Outline List 1" w:semiHidden="1" w:unhideWhenUsed="1"/>
+    <w:lsdException w:name="Outline List 2" w:semiHidden="1" w:unhideWhenUsed="1"/>
+    <w:lsdException w:name="Outline List 3" w:semiHidden="1" w:unhideWhenUsed="1"/>
+    <w:lsdException w:name="Table Simple 1" w:semiHidden="1" w:unhideWhenUsed="1"/>
+    <w:lsdException w:name="Table Simple 2" w:semiHidden="1" w:unhideWhenUsed="1"/>
+    <w:lsdException w:name="Table Simple 3" w:semiHidden="1" w:unhideWhenUsed="1"/>
+    <w:lsdException w:name="Table Classic 1" w:semiHidden="1" w:unhideWhenUsed="1"/>
+    <w:lsdException w:name="Table Classic 2" w:semiHidden="1" w:unhideWhenUsed="1"/>
+    <w:lsdException w:name="Table Classic 3" w:semiHidden="1" w:unhideWhenUsed="1"/>
+    <w:lsdException w:name="Table Classic 4" w:semiHidden="1" w:unhideWhenUsed="1"/>
+    <w:lsdException w:name="Table Colorful 1" w:semiHidden="1" w:unhideWhenUsed="1"/>
+    <w:lsdException w:name="Table Colorful 2" w:semiHidden="1" w:unhideWhenUsed="1"/>
+    <w:lsdException w:name="Table Colorful 3" w:semiHidden="1" w:unhideWhenUsed="1"/>
+    <w:lsdException w:name="Table Columns 1" w:semiHidden="1" w:unhideWhenUsed="1"/>
+    <w:lsdException w:name="Table Columns 2" w:semiHidden="1" w:unhideWhenUsed="1"/>
+    <w:lsdException w:name="Table Columns 3" w:semiHidden="1" w:unhideWhenUsed="1"/>
+    <w:lsdException w:name="Table Columns 4" w:semiHidden="1" w:unhideWhenUsed="1"/>
+    <w:lsdException w:name="Table Columns 5" w:semiHidden="1" w:unhideWhenUsed="1"/>
+    <w:lsdException w:name="Table Grid 1" w:semiHidden="1" w:unhideWhenUsed="1"/>
+    <w:lsdException w:name="Table Grid 2" w:semiHidden="1" w:unhideWhenUsed="1"/>
+    <w:lsdException w:name="Table Grid 3" w:semiHidden="1" w:unhideWhenUsed="1"/>
+    <w:lsdException w:name="Table Grid 4" w:semiHidden="1" w:unhideWhenUsed="1"/>
+    <w:lsdException w:name="Table Grid 5" w:semiHidden="1" w:unhideWhenUsed="1"/>
+    <w:lsdException w:name="Table Grid 6" w:semiHidden="1" w:unhideWhenUsed="1"/>
+    <w:lsdException w:name="Table Grid 7" w:semiHidden="1" w:unhideWhenUsed="1"/>
+    <w:lsdException w:name="Table Grid 8" w:semiHidden="1" w:unhideWhenUsed="1"/>
+    <w:lsdException w:name="Table List 1" w:semiHidden="1" w:unhideWhenUsed="1"/>
+    <w:lsdException w:name="Table List 2" w:semiHidden="1" w:unhideWhenUsed="1"/>
+    <w:lsdException w:name="Table List 3" w:semiHidden="1" w:unhideWhenUsed="1"/>
+    <w:lsdException w:name="Table List 4" w:semiHidden="1" w:unhideWhenUsed="1"/>
+    <w:lsdException w:name="Table List 5" w:semiHidden="1" w:unhideWhenUsed="1"/>
+    <w:lsdException w:name="Table List 6" w:semiHidden="1" w:unhideWhenUsed="1"/>
+    <w:lsdException w:name="Table List 7" w:semiHidden="1" w:unhideWhenUsed="1"/>
+    <w:lsdException w:name="Table List 8" w:semiHidden="1" w:unhideWhenUsed="1"/>
+    <w:lsdException w:name="Table 3D effects 1" w:semiHidden="1" w:unhideWhenUsed="1"/>
+    <w:lsdException w:name="Table 3D effects 2" w:semiHidden="1" w:unhideWhenUsed="1"/>
+    <w:lsdException w:name="Table 3D effects 3" w:semiHidden="1" w:unhideWhenUsed="1"/>
+    <w:lsdException w:name="Table Contemporary" w:semiHidden="1" w:unhideWhenUsed="1"/>
+    <w:lsdException w:name="Table Elegant" w:semiHidden="1" w:unhideWhenUsed="1"/>
+    <w:lsdException w:name="Table Professional" w:semiHidden="1" w:unhideWhenUsed="1"/>
+    <w:lsdException w:name="Table Subtle 1" w:semiHidden="1" w:unhideWhenUsed="1"/>
+    <w:lsdException w:name="Table Subtle 2" w:semiHidden="1" w:unhideWhenUsed="1"/>
+    <w:lsdException w:name="Table Web 1" w:semiHidden="1" w:unhideWhenUsed="1"/>
+    <w:lsdException w:name="Table Web 2" w:semiHidden="1" w:unhideWhenUsed="1"/>
+    <w:lsdException w:name="Table Web 3" w:semiHidden="1" w:unhideWhenUsed="1"/>
+    <w:lsdException w:name="Balloon Text" w:semiHidden="1" w:unhideWhenUsed="1"/>
+    <w:lsdException w:name="Table Grid" w:uiPriority="39"/>
+    <w:lsdException w:name="Table Theme" w:semiHidden="1" w:unhideWhenUsed="1"/>
+    <w:lsdException w:name="Placeholder Text" w:semiHidden="1"/>
+    <w:lsdException w:name="No Spacing" w:uiPriority="1" w:qFormat="1"/>
+    <w:lsdException w:name="Light Shading" w:uiPriority="60"/>
+    <w:lsdException w:name="Light List" w:uiPriority="61"/>
+    <w:lsdException w:name="Light Grid" w:uiPriority="62"/>
+    <w:lsdException w:name="Medium Shading 1" w:uiPriority="63"/>
+    <w:lsdException w:name="Medium Shading 2" w:uiPriority="64"/>
+    <w:lsdException w:name="Medium List 1" w:uiPriority="65"/>
+    <w:lsdException w:name="Medium List 2" w:uiPriority="66"/>
+    <w:lsdException w:name="Medium Grid 1" w:uiPriority="67"/>
+    <w:lsdException w:name="Medium Grid 2" w:uiPriority="68"/>
+    <w:lsdException w:name="Medium Grid 3" w:uiPriority="69"/>
+    <w:lsdException w:name="Dark List" w:uiPriority="70"/>
+    <w:lsdException w:name="Colorful Shading" w:uiPriority="71"/>
+    <w:lsdException w:name="Colorful List" w:uiPriority="72"/>
+    <w:lsdException w:name="Colorful Grid" w:uiPriority="73"/>
+    <w:lsdException w:name="Light Shading Accent 1" w:uiPriority="60"/>
+    <w:lsdException w:name="Light List Accent 1" w:uiPriority="61"/>
+    <w:lsdException w:name="Light Grid Accent 1" w:uiPriority="62"/>
+    <w:lsdException w:name="Medium Shading 1 Accent 1" w:uiPriority="63"/>
+    <w:lsdException w:name="Medium Shading 2 Accent 1" w:uiPriority="64"/>
+    <w:lsdException w:name="Medium List 1 Accent 1" w:uiPriority="65"/>
+    <w:lsdException w:name="Revision" w:semiHidden="1"/>
+    <w:lsdException w:name="List Paragraph" w:uiPriority="34" w:qFormat="1"/>
+    <w:lsdException w:name="Quote" w:uiPriority="29" w:qFormat="1"/>
+    <w:lsdException w:name="Intense Quote" w:uiPriority="30" w:qFormat="1"/>
+    <w:lsdException w:name="Medium List 2 Accent 1" w:uiPriority="66"/>
+    <w:lsdException w:name="Medium Grid 1 Accent 1" w:uiPriority="67"/>
+    <w:lsdException w:name="Medium Grid 2 Accent 1" w:uiPriority="68"/>
+    <w:lsdException w:name="Medium Grid 3 Accent 1" w:uiPriority="69"/>
+    <w:lsdException w:name="Dark List Accent 1" w:uiPriority="70"/>
+    <w:lsdException w:name="Colorful Shading Accent 1" w:uiPriority="71"/>
+    <w:lsdException w:name="Colorful List Accent 1" w:uiPriority="72"/>
+    <w:lsdException w:name="Colorful Grid Accent 1" w:uiPriority="73"/>
+    <w:lsdException w:name="Light Shading Accent 2" w:uiPriority="60"/>
+    <w:lsdException w:name="Light List Accent 2" w:uiPriority="61"/>
+    <w:lsdException w:name="Light Grid Accent 2" w:uiPriority="62"/>
+    <w:lsdException w:name="Medium Shading 1 Accent 2" w:uiPriority="63"/>
+    <w:lsdException w:name="Medium Shading 2 Accent 2" w:uiPriority="64"/>
+    <w:lsdException w:name="Medium List 1 Accent 2" w:uiPriority="65"/>
+    <w:lsdException w:name="Medium List 2 Accent 2" w:uiPriority="66"/>
+    <w:lsdException w:name="Medium Grid 1 Accent 2" w:uiPriority="67"/>
+    <w:lsdException w:name="Medium Grid 2 Accent 2" w:uiPriority="68"/>
+    <w:lsdException w:name="Medium Grid 3 Accent 2" w:uiPriority="69"/>
+    <w:lsdException w:name="Dark List Accent 2" w:uiPriority="70"/>
+    <w:lsdException w:name="Colorful Shading Accent 2" w:uiPriority="71"/>
+    <w:lsdException w:name="Colorful List Accent 2" w:uiPriority="72"/>
+    <w:lsdException w:name="Colorful Grid Accent 2" w:uiPriority="73"/>
+    <w:lsdException w:name="Light Shading Accent 3" w:uiPriority="60"/>
+    <w:lsdException w:name="Light List Accent 3" w:uiPriority="61"/>
+    <w:lsdException w:name="Light Grid Accent 3" w:uiPriority="62"/>
+    <w:lsdException w:name="Medium Shading 1 Accent 3" w:uiPriority="63"/>
+    <w:lsdException w:name="Medium Shading 2 Accent 3" w:uiPriority="64"/>
+    <w:lsdException w:name="Medium List 1 Accent 3" w:uiPriority="65"/>
+    <w:lsdException w:name="Medium List 2 Accent 3" w:uiPriority="66"/>
+    <w:lsdException w:name="Medium Grid 1 Accent 3" w:uiPriority="67"/>
+    <w:lsdException w:name="Medium Grid 2 Accent 3" w:uiPriority="68"/>
+    <w:lsdException w:name="Medium Grid 3 Accent 3" w:uiPriority="69"/>
+    <w:lsdException w:name="Dark List Accent 3" w:uiPriority="70"/>
+    <w:lsdException w:name="Colorful Shading Accent 3" w:uiPriority="71"/>
+    <w:lsdException w:name="Colorful List Accent 3" w:uiPriority="72"/>
+    <w:lsdException w:name="Colorful Grid Accent 3" w:uiPriority="73"/>
+    <w:lsdException w:name="Light Shading Accent 4" w:uiPriority="60"/>
+    <w:lsdException w:name="Light List Accent 4" w:uiPriority="61"/>
+    <w:lsdException w:name="Light Grid Accent 4" w:uiPriority="62"/>
+    <w:lsdException w:name="Medium Shading 1 Accent 4" w:uiPriority="63"/>
+    <w:lsdException w:name="Medium Shading 2 Accent 4" w:uiPriority="64"/>
+    <w:lsdException w:name="Medium List 1 Accent 4" w:uiPriority="65"/>
+    <w:lsdException w:name="Medium List 2 Accent 4" w:uiPriority="66"/>
+    <w:lsdException w:name="Medium Grid 1 Accent 4" w:uiPriority="67"/>
+    <w:lsdException w:name="Medium Grid 2 Accent 4" w:uiPriority="68"/>
+    <w:lsdException w:name="Medium Grid 3 Accent 4" w:uiPriority="69"/>
+    <w:lsdException w:name="Dark List Accent 4" w:uiPriority="70"/>
+    <w:lsdException w:name="Colorful Shading Accent 4" w:uiPriority="71"/>
+    <w:lsdException w:name="Colorful List Accent 4" w:uiPriority="72"/>
+    <w:lsdException w:name="Colorful Grid Accent 4" w:uiPriority="73"/>
+    <w:lsdException w:name="Light Shading Accent 5" w:uiPriority="60"/>
+    <w:lsdException w:name="Light List Accent 5" w:uiPriority="61"/>
+    <w:lsdException w:name="Light Grid Accent 5" w:uiPriority="62"/>
+    <w:lsdException w:name="Medium Shading 1 Accent 5" w:uiPriority="63"/>
+    <w:lsdException w:name="Medium Shading 2 Accent 5" w:uiPriority="64"/>
+    <w:lsdException w:name="Medium List 1 Accent 5" w:uiPriority="65"/>
+    <w:lsdException w:name="Medium List 2 Accent 5" w:uiPriority="66"/>
+    <w:lsdException w:name="Medium Grid 1 Accent 5" w:uiPriority="67"/>
+    <w:lsdException w:name="Medium Grid 2 Accent 5" w:uiPriority="68"/>
+    <w:lsdException w:name="Medium Grid 3 Accent 5" w:uiPriority="69"/>
+    <w:lsdException w:name="Dark List Accent 5" w:uiPriority="70"/>
+    <w:lsdException w:name="Colorful Shading Accent 5" w:uiPriority="71"/>
+    <w:lsdException w:name="Colorful List Accent 5" w:uiPriority="72"/>
+    <w:lsdException w:name="Colorful Grid Accent 5" w:uiPriority="73"/>
+    <w:lsdException w:name="Light Shading Accent 6" w:uiPriority="60"/>
+    <w:lsdException w:name="Light List Accent 6" w:uiPriority="61"/>
+    <w:lsdException w:name="Light Grid Accent 6" w:uiPriority="62"/>
+    <w:lsdException w:name="Medium Shading 1 Accent 6" w:uiPriority="63"/>
+    <w:lsdException w:name="Medium Shading 2 Accent 6" w:uiPriority="64"/>
+    <w:lsdException w:name="Medium List 1 Accent 6" w:uiPriority="65"/>
+    <w:lsdException w:name="Medium List 2 Accent 6" w:uiPriority="66"/>
+    <w:lsdException w:name="Medium Grid 1 Accent 6" w:uiPriority="67"/>
+    <w:lsdException w:name="Medium Grid 2 Accent 6" w:uiPriority="68"/>
+    <w:lsdException w:name="Medium Grid 3 Accent 6" w:uiPriority="69"/>
+    <w:lsdException w:name="Dark List Accent 6" w:uiPriority="70"/>
+    <w:lsdException w:name="Colorful Shading Accent 6" w:uiPriority="71"/>
+    <w:lsdException w:name="Colorful List Accent 6" w:uiPriority="72"/>
+    <w:lsdException w:name="Colorful Grid Accent 6" w:uiPriority="73"/>
+    <w:lsdException w:name="Subtle Emphasis" w:uiPriority="19" w:qFormat="1"/>
+    <w:lsdException w:name="Intense Emphasis" w:uiPriority="21" w:qFormat="1"/>
+    <w:lsdException w:name="Subtle Reference" w:uiPriority="31" w:qFormat="1"/>
+    <w:lsdException w:name="Intense Reference" w:uiPriority="32" w:qFormat="1"/>
+    <w:lsdException w:name="Book Title" w:uiPriority="33" w:qFormat="1"/>
+    <w:lsdException w:name="Bibliography" w:semiHidden="1" w:uiPriority="37" w:unhideWhenUsed="1"/>
+    <w:lsdException w:name="TOC Heading" w:semiHidden="1" w:uiPriority="39" w:unhideWhenUsed="1" w:qFormat="1"/>
+    <w:lsdException w:name="Plain Table 1" w:uiPriority="41"/>
+    <w:lsdException w:name="Plain Table 2" w:uiPriority="42"/>
+    <w:lsdException w:name="Plain Table 3" w:uiPriority="43"/>
+    <w:lsdException w:name="Plain Table 4" w:uiPriority="44"/>
+    <w:lsdException w:name="Plain Table 5" w:uiPriority="45"/>
+    <w:lsdException w:name="Grid Table Light" w:uiPriority="40"/>
+    <w:lsdException w:name="Grid Table 1 Light" w:uiPriority="46"/>
+    <w:lsdException w:name="Grid Table 2" w:uiPriority="47"/>
+    <w:lsdException w:name="Grid Table 3" w:uiPriority="48"/>
+    <w:lsdException w:name="Grid Table 4" w:uiPriority="49"/>
+    <w:lsdException w:name="Grid Table 5 Dark" w:uiPriority="50"/>
+    <w:lsdException w:name="Grid Table 6 Colorful" w:uiPriority="51"/>
+    <w:lsdException w:name="Grid Table 7 Colorful" w:uiPriority="52"/>
+    <w:lsdException w:name="Grid Table 1 Light Accent 1" w:uiPriority="46"/>
+    <w:lsdException w:name="Grid Table 2 Accent 1" w:uiPriority="47"/>
+    <w:lsdException w:name="Grid Table 3 Accent 1" w:uiPriority="48"/>
+    <w:lsdException w:name="Grid Table 4 Accent 1" w:uiPriority="49"/>
+    <w:lsdException w:name="Grid Table 5 Dark Accent 1" w:uiPriority="50"/>
+    <w:lsdException w:name="Grid Table 6 Colorful Accent 1" w:uiPriority="51"/>
+    <w:lsdException w:name="Grid Table 7 Colorful Accent 1" w:uiPriority="52"/>
+    <w:lsdException w:name="Grid Table 1 Light Accent 2" w:uiPriority="46"/>
+    <w:lsdException w:name="Grid Table 2 Accent 2" w:uiPriority="47"/>
+    <w:lsdException w:name="Grid Table 3 Accent 2" w:uiPriority="48"/>
+    <w:lsdException w:name="Grid Table 4 Accent 2" w:uiPriority="49"/>
+    <w:lsdException w:name="Grid Table 5 Dark Accent 2" w:uiPriority="50"/>
+    <w:lsdException w:name="Grid Table 6 Colorful Accent 2" w:uiPriority="51"/>
+    <w:lsdException w:name="Grid Table 7 Colorful Accent 2" w:uiPriority="52"/>
+    <w:lsdException w:name="Grid Table 1 Light Accent 3" w:uiPriority="46"/>
+    <w:lsdException w:name="Grid Table 2 Accent 3" w:uiPriority="47"/>
+    <w:lsdException w:name="Grid Table 3 Accent 3" w:uiPriority="48"/>
+    <w:lsdException w:name="Grid Table 4 Accent 3" w:uiPriority="49"/>
+    <w:lsdException w:name="Grid Table 5 Dark Accent 3" w:uiPriority="50"/>
+    <w:lsdException w:name="Grid Table 6 Colorful Accent 3" w:uiPriority="51"/>
+    <w:lsdException w:name="Grid Table 7 Colorful Accent 3" w:uiPriority="52"/>
+    <w:lsdException w:name="Grid Table 1 Light Accent 4" w:uiPriority="46"/>
+    <w:lsdException w:name="Grid Table 2 Accent 4" w:uiPriority="47"/>
+    <w:lsdException w:name="Grid Table 3 Accent 4" w:uiPriority="48"/>
+    <w:lsdException w:name="Grid Table 4 Accent 4" w:uiPriority="49"/>
+    <w:lsdException w:name="Grid Table 5 Dark Accent 4" w:uiPriority="50"/>
+    <w:lsdException w:name="Grid Table 6 Colorful Accent 4" w:uiPriority="51"/>
+    <w:lsdException w:name="Grid Table 7 Colorful Accent 4" w:uiPriority="52"/>
+    <w:lsdException w:name="Grid Table 1 Light Accent 5" w:uiPriority="46"/>
+    <w:lsdException w:name="Grid Table 2 Accent 5" w:uiPriority="47"/>
+    <w:lsdException w:name="Grid Table 3 Accent 5" w:uiPriority="48"/>
+    <w:lsdException w:name="Grid Table 4 Accent 5" w:uiPriority="49"/>
+    <w:lsdException w:name="Grid Table 5 Dark Accent 5" w:uiPriority="50"/>
+    <w:lsdException w:name="Grid Table 6 Colorful Accent 5" w:uiPriority="51"/>
+    <w:lsdException w:name="Grid Table 7 Colorful Accent 5" w:uiPriority="52"/>
+    <w:lsdException w:name="Grid Table 1 Light Accent 6" w:uiPriority="46"/>
+    <w:lsdException w:name="Grid Table 2 Accent 6" w:uiPriority="47"/>
+    <w:lsdException w:name="Grid Table 3 Accent 6" w:uiPriority="48"/>
+    <w:lsdException w:name="Grid Table 4 Accent 6" w:uiPriority="49"/>
+    <w:lsdException w:name="Grid Table 5 Dark Accent 6" w:uiPriority="50"/>
+    <w:lsdException w:name="Grid Table 6 Colorful Accent 6" w:uiPriority="51"/>
+    <w:lsdException w:name="Grid Table 7 Colorful Accent 6" w:uiPriority="52"/>
+    <w:lsdException w:name="List Table 1 Light" w:uiPriority="46"/>
+    <w:lsdException w:name="List Table 2" w:uiPriority="47"/>
+    <w:lsdException w:name="List Table 3" w:uiPriority="48"/>
+    <w:lsdException w:name="List Table 4" w:uiPriority="49"/>
+    <w:lsdException w:name="List Table 5 Dark" w:uiPriority="50"/>
+    <w:lsdException w:name="List Table 6 Colorful" w:uiPriority="51"/>
+    <w:lsdException w:name="List Table 7 Colorful" w:uiPriority="52"/>
+    <w:lsdException w:name="List Table 1 Light Accent 1" w:uiPriority="46"/>
+    <w:lsdException w:name="List Table 2 Accent 1" w:uiPriority="47"/>
+    <w:lsdException w:name="List Table 3 Accent 1" w:uiPriority="48"/>
+    <w:lsdException w:name="List Table 4 Accent 1" w:uiPriority="49"/>
+    <w:lsdException w:name="List Table 5 Dark Accent 1" w:uiPriority="50"/>
+    <w:lsdException w:name="List Table 6 Colorful Accent 1" w:uiPriority="51"/>
+    <w:lsdException w:name="List Table 7 Colorful Accent 1" w:uiPriority="52"/>
+    <w:lsdException w:name="List Table 1 Light Accent 2" w:uiPriority="46"/>
+    <w:lsdException w:name="List Table 2 Accent 2" w:uiPriority="47"/>
+    <w:lsdException w:name="List Table 3 Accent 2" w:uiPriority="48"/>
+    <w:lsdException w:name="List Table 4 Accent 2" w:uiPriority="49"/>
+    <w:lsdException w:name="List Table 5 Dark Accent 2" w:uiPriority="50"/>
+    <w:lsdException w:name="List Table 6 Colorful Accent 2" w:uiPriority="51"/>
+    <w:lsdException w:name="List Table 7 Colorful Accent 2" w:uiPriority="52"/>
+    <w:lsdException w:name="List Table 1 Light Accent 3" w:uiPriority="46"/>
+    <w:lsdException w:name="List Table 2 Accent 3" w:uiPriority="47"/>
+    <w:lsdException w:name="List Table 3 Accent 3" w:uiPriority="48"/>
+    <w:lsdException w:name="List Table 4 Accent 3" w:uiPriority="49"/>
+    <w:lsdException w:name="List Table 5 Dark Accent 3" w:uiPriority="50"/>
+    <w:lsdException w:name="List Table 6 Colorful Accent 3" w:uiPriority="51"/>
+    <w:lsdException w:name="List Table 7 Colorful Accent 3" w:uiPriority="52"/>
+    <w:lsdException w:name="List Table 1 Light Accent 4" w:uiPriority="46"/>
+    <w:lsdException w:name="List Table 2 Accent 4" w:uiPriority="47"/>
+    <w:lsdException w:name="List Table 3 Accent 4" w:uiPriority="48"/>
+    <w:lsdException w:name="List Table 4 Accent 4" w:uiPriority="49"/>
+    <w:lsdException w:name="List Table 5 Dark Accent 4" w:uiPriority="50"/>
+    <w:lsdException w:name="List Table 6 Colorful Accent 4" w:uiPriority="51"/>
+    <w:lsdException w:name="List Table 7 Colorful Accent 4" w:uiPriority="52"/>
+    <w:lsdException w:name="List Table 1 Light Accent 5" w:uiPriority="46"/>
+    <w:lsdException w:name="List Table 2 Accent 5" w:uiPriority="47"/>
+    <w:lsdException w:name="List Table 3 Accent 5" w:uiPriority="48"/>
+    <w:lsdException w:name="List Table 4 Accent 5" w:uiPriority="49"/>
+    <w:lsdException w:name="List Table 5 Dark Accent 5" w:uiPriority="50"/>
+    <w:lsdException w:name="List Table 6 Colorful Accent 5" w:uiPriority="51"/>
+    <w:lsdException w:name="List Table 7 Colorful Accent 5" w:uiPriority="52"/>
+    <w:lsdException w:name="List Table 1 Light Accent 6" w:uiPriority="46"/>
+    <w:lsdException w:name="List Table 2 Accent 6" w:uiPriority="47"/>
+    <w:lsdException w:name="List Table 3 Accent 6" w:uiPriority="48"/>
+    <w:lsdException w:name="List Table 4 Accent 6" w:uiPriority="49"/>
+    <w:lsdException w:name="List Table 5 Dark Accent 6" w:uiPriority="50"/>
+    <w:lsdException w:name="List Table 6 Colorful Accent 6" w:uiPriority="51"/>
+    <w:lsdException w:name="List Table 7 Colorful Accent 6" w:uiPriority="52"/>
+    <w:lsdException w:name="Mention" w:semiHidden="1" w:unhideWhenUsed="1"/>
+    <w:lsdException w:name="Smart Hyperlink" w:semiHidden="1" w:unhideWhenUsed="1"/>
+    <w:lsdException w:name="Hashtag" w:semiHidden="1" w:unhideWhenUsed="1"/>
+    <w:lsdException w:name="Unresolved Mention" w:semiHidden="1" w:unhideWhenUsed="1"/>
+    <w:lsdException w:name="Smart Link" w:semiHidden="1" w:unhideWhenUsed="1"/>
   </w:latentStyles>
   <w:style w:type="paragraph" w:default="1" w:styleId="Normal">
     <w:name w:val="Normal"/>
@@ -5113,356 +5634,6 @@
     <w:name w:val="A5F05B0DAD584D7FB7773280C916AD55"/>
     <w:rsid w:val="00A97B3F"/>
   </w:style>
-  <w:style w:type="paragraph" w:customStyle="1" w:styleId="D2D0E71CBAA2492D9509471FAD63B4FC">
-    <w:name w:val="D2D0E71CBAA2492D9509471FAD63B4FC"/>
-    <w:rsid w:val="00A97B3F"/>
-  </w:style>
-  <w:style w:type="paragraph" w:customStyle="1" w:styleId="E03D49A7AC754A29BD6603CB1F1783C4">
-    <w:name w:val="E03D49A7AC754A29BD6603CB1F1783C4"/>
-    <w:rsid w:val="0065247E"/>
-    <w:rPr>
-      <w:kern w:val="2"/>
-      <w14:ligatures w14:val="standardContextual"/>
-    </w:rPr>
-  </w:style>
-  <w:style w:type="paragraph" w:customStyle="1" w:styleId="C52F478176654E4E95894CF0408C9B88">
-    <w:name w:val="C52F478176654E4E95894CF0408C9B88"/>
-    <w:rsid w:val="0065247E"/>
-    <w:rPr>
-      <w:kern w:val="2"/>
-      <w14:ligatures w14:val="standardContextual"/>
-    </w:rPr>
-  </w:style>
-  <w:style w:type="paragraph" w:customStyle="1" w:styleId="3B192CEE407E49DDBFEF003C12C9D75F">
-    <w:name w:val="3B192CEE407E49DDBFEF003C12C9D75F"/>
-    <w:rsid w:val="0065247E"/>
-    <w:rPr>
-      <w:kern w:val="2"/>
-      <w14:ligatures w14:val="standardContextual"/>
-    </w:rPr>
-  </w:style>
-  <w:style w:type="paragraph" w:customStyle="1" w:styleId="FA6E7F12D3CB48CD8D0F608B4E1E095C">
-    <w:name w:val="FA6E7F12D3CB48CD8D0F608B4E1E095C"/>
-    <w:rsid w:val="0065247E"/>
-    <w:rPr>
-      <w:kern w:val="2"/>
-      <w14:ligatures w14:val="standardContextual"/>
-    </w:rPr>
-  </w:style>
-  <w:style w:type="paragraph" w:customStyle="1" w:styleId="84428325C256429CBACF1944FFBC5FD0">
-    <w:name w:val="84428325C256429CBACF1944FFBC5FD0"/>
-    <w:rsid w:val="0065247E"/>
-    <w:rPr>
-      <w:kern w:val="2"/>
-      <w14:ligatures w14:val="standardContextual"/>
-    </w:rPr>
-  </w:style>
-  <w:style w:type="paragraph" w:customStyle="1" w:styleId="D49762ECF873411285080BABBDBC1D09">
-    <w:name w:val="D49762ECF873411285080BABBDBC1D09"/>
-    <w:rsid w:val="0065247E"/>
-    <w:rPr>
-      <w:kern w:val="2"/>
-      <w14:ligatures w14:val="standardContextual"/>
-    </w:rPr>
-  </w:style>
-  <w:style w:type="paragraph" w:customStyle="1" w:styleId="FE14778683F74C028AEA404226861809">
-    <w:name w:val="FE14778683F74C028AEA404226861809"/>
-    <w:rsid w:val="0065247E"/>
-    <w:rPr>
-      <w:kern w:val="2"/>
-      <w14:ligatures w14:val="standardContextual"/>
-    </w:rPr>
-  </w:style>
-  <w:style w:type="paragraph" w:customStyle="1" w:styleId="13C89A3E47B7414084F4A651844812AB">
-    <w:name w:val="13C89A3E47B7414084F4A651844812AB"/>
-    <w:rsid w:val="0065247E"/>
-    <w:rPr>
-      <w:kern w:val="2"/>
-      <w14:ligatures w14:val="standardContextual"/>
-    </w:rPr>
-  </w:style>
-  <w:style w:type="paragraph" w:customStyle="1" w:styleId="A6B440E74C1A429C8D7ADE662E6A66EC">
-    <w:name w:val="A6B440E74C1A429C8D7ADE662E6A66EC"/>
-    <w:rsid w:val="0065247E"/>
-    <w:rPr>
-      <w:kern w:val="2"/>
-      <w14:ligatures w14:val="standardContextual"/>
-    </w:rPr>
-  </w:style>
-  <w:style w:type="paragraph" w:customStyle="1" w:styleId="1179B144FAAE43E0A72053091C8D3E8D">
-    <w:name w:val="1179B144FAAE43E0A72053091C8D3E8D"/>
-    <w:rsid w:val="00713DBE"/>
-    <w:pPr>
-      <w:spacing w:after="200" w:line="276" w:lineRule="auto"/>
-    </w:pPr>
-  </w:style>
-  <w:style w:type="paragraph" w:customStyle="1" w:styleId="BA61960B51774AE6AB4FDA26727D240A">
-    <w:name w:val="BA61960B51774AE6AB4FDA26727D240A"/>
-    <w:rsid w:val="0028160B"/>
-    <w:pPr>
-      <w:spacing w:after="200" w:line="276" w:lineRule="auto"/>
-    </w:pPr>
-  </w:style>
-</w:styles>
-</file>
-
-<file path=word/glossary/stylesWithEffects.xml><?xml version="1.0" encoding="utf-8"?>
-<w:styles xmlns:wpc="http://schemas.microsoft.com/office/word/2010/wordprocessingCanvas" xmlns:mc="http://schemas.openxmlformats.org/markup-compatibility/2006" xmlns:o="urn:schemas-microsoft-com:office:office" xmlns:r="http://schemas.openxmlformats.org/officeDocument/2006/relationships" xmlns:m="http://schemas.openxmlformats.org/officeDocument/2006/math" xmlns:v="urn:schemas-microsoft-com:vml" xmlns:wp14="http://schemas.microsoft.com/office/word/2010/wordprocessingDrawing" xmlns:wp="http://schemas.openxmlformats.org/drawingml/2006/wordprocessingDrawing" xmlns:w10="urn:schemas-microsoft-com:office:word" xmlns:w="http://schemas.openxmlformats.org/wordprocessingml/2006/main" xmlns:w14="http://schemas.microsoft.com/office/word/2010/wordml" xmlns:wpg="http://schemas.microsoft.com/office/word/2010/wordprocessingGroup" xmlns:wpi="http://schemas.microsoft.com/office/word/2010/wordprocessingInk" xmlns:wne="http://schemas.microsoft.com/office/word/2006/wordml" xmlns:wps="http://schemas.microsoft.com/office/word/2010/wordprocessingShape" mc:Ignorable="w14 wp14">
-  <w:docDefaults>
-    <w:rPrDefault>
-      <w:rPr>
-        <w:rFonts w:asciiTheme="minorHAnsi" w:eastAsiaTheme="minorEastAsia" w:hAnsiTheme="minorHAnsi" w:cstheme="minorBidi"/>
-        <w:sz w:val="22"/>
-        <w:szCs w:val="28"/>
-        <w:lang w:val="en-US" w:eastAsia="en-US" w:bidi="th-TH"/>
-      </w:rPr>
-    </w:rPrDefault>
-    <w:pPrDefault>
-      <w:pPr>
-        <w:spacing w:after="160" w:line="259" w:lineRule="auto"/>
-      </w:pPr>
-    </w:pPrDefault>
-  </w:docDefaults>
-  <w:latentStyles w:defLockedState="0" w:defUIPriority="99" w:defSemiHidden="1" w:defUnhideWhenUsed="1" w:defQFormat="0" w:count="267">
-    <w:lsdException w:name="Normal" w:semiHidden="0" w:uiPriority="0" w:unhideWhenUsed="0" w:qFormat="1"/>
-    <w:lsdException w:name="heading 1" w:semiHidden="0" w:uiPriority="9" w:unhideWhenUsed="0" w:qFormat="1"/>
-    <w:lsdException w:name="heading 2" w:uiPriority="9" w:qFormat="1"/>
-    <w:lsdException w:name="heading 3" w:uiPriority="9" w:qFormat="1"/>
-    <w:lsdException w:name="heading 4" w:uiPriority="9" w:qFormat="1"/>
-    <w:lsdException w:name="heading 5" w:uiPriority="9" w:qFormat="1"/>
-    <w:lsdException w:name="heading 6" w:uiPriority="9" w:qFormat="1"/>
-    <w:lsdException w:name="heading 7" w:uiPriority="9" w:qFormat="1"/>
-    <w:lsdException w:name="heading 8" w:uiPriority="9" w:qFormat="1"/>
-    <w:lsdException w:name="heading 9" w:uiPriority="9" w:qFormat="1"/>
-    <w:lsdException w:name="toc 1" w:uiPriority="39"/>
-    <w:lsdException w:name="toc 2" w:uiPriority="39"/>
-    <w:lsdException w:name="toc 3" w:uiPriority="39"/>
-    <w:lsdException w:name="toc 4" w:uiPriority="39"/>
-    <w:lsdException w:name="toc 5" w:uiPriority="39"/>
-    <w:lsdException w:name="toc 6" w:uiPriority="39"/>
-    <w:lsdException w:name="toc 7" w:uiPriority="39"/>
-    <w:lsdException w:name="toc 8" w:uiPriority="39"/>
-    <w:lsdException w:name="toc 9" w:uiPriority="39"/>
-    <w:lsdException w:name="caption" w:uiPriority="35" w:qFormat="1"/>
-    <w:lsdException w:name="Title" w:semiHidden="0" w:uiPriority="10" w:unhideWhenUsed="0" w:qFormat="1"/>
-    <w:lsdException w:name="Default Paragraph Font" w:uiPriority="1"/>
-    <w:lsdException w:name="Subtitle" w:semiHidden="0" w:uiPriority="11" w:unhideWhenUsed="0" w:qFormat="1"/>
-    <w:lsdException w:name="Strong" w:semiHidden="0" w:uiPriority="22" w:unhideWhenUsed="0" w:qFormat="1"/>
-    <w:lsdException w:name="Emphasis" w:semiHidden="0" w:uiPriority="20" w:unhideWhenUsed="0" w:qFormat="1"/>
-    <w:lsdException w:name="Table Grid" w:semiHidden="0" w:uiPriority="39" w:unhideWhenUsed="0"/>
-    <w:lsdException w:name="Placeholder Text" w:unhideWhenUsed="0"/>
-    <w:lsdException w:name="No Spacing" w:semiHidden="0" w:uiPriority="1" w:unhideWhenUsed="0" w:qFormat="1"/>
-    <w:lsdException w:name="Light Shading" w:semiHidden="0" w:uiPriority="60" w:unhideWhenUsed="0"/>
-    <w:lsdException w:name="Light List" w:semiHidden="0" w:uiPriority="61" w:unhideWhenUsed="0"/>
-    <w:lsdException w:name="Light Grid" w:semiHidden="0" w:uiPriority="62" w:unhideWhenUsed="0"/>
-    <w:lsdException w:name="Medium Shading 1" w:semiHidden="0" w:uiPriority="63" w:unhideWhenUsed="0"/>
-    <w:lsdException w:name="Medium Shading 2" w:semiHidden="0" w:uiPriority="64" w:unhideWhenUsed="0"/>
-    <w:lsdException w:name="Medium List 1" w:semiHidden="0" w:uiPriority="65" w:unhideWhenUsed="0"/>
-    <w:lsdException w:name="Medium List 2" w:semiHidden="0" w:uiPriority="66" w:unhideWhenUsed="0"/>
-    <w:lsdException w:name="Medium Grid 1" w:semiHidden="0" w:uiPriority="67" w:unhideWhenUsed="0"/>
-    <w:lsdException w:name="Medium Grid 2" w:semiHidden="0" w:uiPriority="68" w:unhideWhenUsed="0"/>
-    <w:lsdException w:name="Medium Grid 3" w:semiHidden="0" w:uiPriority="69" w:unhideWhenUsed="0"/>
-    <w:lsdException w:name="Dark List" w:semiHidden="0" w:uiPriority="70" w:unhideWhenUsed="0"/>
-    <w:lsdException w:name="Colorful Shading" w:semiHidden="0" w:uiPriority="71" w:unhideWhenUsed="0"/>
-    <w:lsdException w:name="Colorful List" w:semiHidden="0" w:uiPriority="72" w:unhideWhenUsed="0"/>
-    <w:lsdException w:name="Colorful Grid" w:semiHidden="0" w:uiPriority="73" w:unhideWhenUsed="0"/>
-    <w:lsdException w:name="Light Shading Accent 1" w:semiHidden="0" w:uiPriority="60" w:unhideWhenUsed="0"/>
-    <w:lsdException w:name="Light List Accent 1" w:semiHidden="0" w:uiPriority="61" w:unhideWhenUsed="0"/>
-    <w:lsdException w:name="Light Grid Accent 1" w:semiHidden="0" w:uiPriority="62" w:unhideWhenUsed="0"/>
-    <w:lsdException w:name="Medium Shading 1 Accent 1" w:semiHidden="0" w:uiPriority="63" w:unhideWhenUsed="0"/>
-    <w:lsdException w:name="Medium Shading 2 Accent 1" w:semiHidden="0" w:uiPriority="64" w:unhideWhenUsed="0"/>
-    <w:lsdException w:name="Medium List 1 Accent 1" w:semiHidden="0" w:uiPriority="65" w:unhideWhenUsed="0"/>
-    <w:lsdException w:name="Revision" w:unhideWhenUsed="0"/>
-    <w:lsdException w:name="List Paragraph" w:semiHidden="0" w:uiPriority="34" w:unhideWhenUsed="0" w:qFormat="1"/>
-    <w:lsdException w:name="Quote" w:semiHidden="0" w:uiPriority="29" w:unhideWhenUsed="0" w:qFormat="1"/>
-    <w:lsdException w:name="Intense Quote" w:semiHidden="0" w:uiPriority="30" w:unhideWhenUsed="0" w:qFormat="1"/>
-    <w:lsdException w:name="Medium List 2 Accent 1" w:semiHidden="0" w:uiPriority="66" w:unhideWhenUsed="0"/>
-    <w:lsdException w:name="Medium Grid 1 Accent 1" w:semiHidden="0" w:uiPriority="67" w:unhideWhenUsed="0"/>
-    <w:lsdException w:name="Medium Grid 2 Accent 1" w:semiHidden="0" w:uiPriority="68" w:unhideWhenUsed="0"/>
-    <w:lsdException w:name="Medium Grid 3 Accent 1" w:semiHidden="0" w:uiPriority="69" w:unhideWhenUsed="0"/>
-    <w:lsdException w:name="Dark List Accent 1" w:semiHidden="0" w:uiPriority="70" w:unhideWhenUsed="0"/>
-    <w:lsdException w:name="Colorful Shading Accent 1" w:semiHidden="0" w:uiPriority="71" w:unhideWhenUsed="0"/>
-    <w:lsdException w:name="Colorful List Accent 1" w:semiHidden="0" w:uiPriority="72" w:unhideWhenUsed="0"/>
-    <w:lsdException w:name="Colorful Grid Accent 1" w:semiHidden="0" w:uiPriority="73" w:unhideWhenUsed="0"/>
-    <w:lsdException w:name="Light Shading Accent 2" w:semiHidden="0" w:uiPriority="60" w:unhideWhenUsed="0"/>
-    <w:lsdException w:name="Light List Accent 2" w:semiHidden="0" w:uiPriority="61" w:unhideWhenUsed="0"/>
-    <w:lsdException w:name="Light Grid Accent 2" w:semiHidden="0" w:uiPriority="62" w:unhideWhenUsed="0"/>
-    <w:lsdException w:name="Medium Shading 1 Accent 2" w:semiHidden="0" w:uiPriority="63" w:unhideWhenUsed="0"/>
-    <w:lsdException w:name="Medium Shading 2 Accent 2" w:semiHidden="0" w:uiPriority="64" w:unhideWhenUsed="0"/>
-    <w:lsdException w:name="Medium List 1 Accent 2" w:semiHidden="0" w:uiPriority="65" w:unhideWhenUsed="0"/>
-    <w:lsdException w:name="Medium List 2 Accent 2" w:semiHidden="0" w:uiPriority="66" w:unhideWhenUsed="0"/>
-    <w:lsdException w:name="Medium Grid 1 Accent 2" w:semiHidden="0" w:uiPriority="67" w:unhideWhenUsed="0"/>
-    <w:lsdException w:name="Medium Grid 2 Accent 2" w:semiHidden="0" w:uiPriority="68" w:unhideWhenUsed="0"/>
-    <w:lsdException w:name="Medium Grid 3 Accent 2" w:semiHidden="0" w:uiPriority="69" w:unhideWhenUsed="0"/>
-    <w:lsdException w:name="Dark List Accent 2" w:semiHidden="0" w:uiPriority="70" w:unhideWhenUsed="0"/>
-    <w:lsdException w:name="Colorful Shading Accent 2" w:semiHidden="0" w:uiPriority="71" w:unhideWhenUsed="0"/>
-    <w:lsdException w:name="Colorful List Accent 2" w:semiHidden="0" w:uiPriority="72" w:unhideWhenUsed="0"/>
-    <w:lsdException w:name="Colorful Grid Accent 2" w:semiHidden="0" w:uiPriority="73" w:unhideWhenUsed="0"/>
-    <w:lsdException w:name="Light Shading Accent 3" w:semiHidden="0" w:uiPriority="60" w:unhideWhenUsed="0"/>
-    <w:lsdException w:name="Light List Accent 3" w:semiHidden="0" w:uiPriority="61" w:unhideWhenUsed="0"/>
-    <w:lsdException w:name="Light Grid Accent 3" w:semiHidden="0" w:uiPriority="62" w:unhideWhenUsed="0"/>
-    <w:lsdException w:name="Medium Shading 1 Accent 3" w:semiHidden="0" w:uiPriority="63" w:unhideWhenUsed="0"/>
-    <w:lsdException w:name="Medium Shading 2 Accent 3" w:semiHidden="0" w:uiPriority="64" w:unhideWhenUsed="0"/>
-    <w:lsdException w:name="Medium List 1 Accent 3" w:semiHidden="0" w:uiPriority="65" w:unhideWhenUsed="0"/>
-    <w:lsdException w:name="Medium List 2 Accent 3" w:semiHidden="0" w:uiPriority="66" w:unhideWhenUsed="0"/>
-    <w:lsdException w:name="Medium Grid 1 Accent 3" w:semiHidden="0" w:uiPriority="67" w:unhideWhenUsed="0"/>
-    <w:lsdException w:name="Medium Grid 2 Accent 3" w:semiHidden="0" w:uiPriority="68" w:unhideWhenUsed="0"/>
-    <w:lsdException w:name="Medium Grid 3 Accent 3" w:semiHidden="0" w:uiPriority="69" w:unhideWhenUsed="0"/>
-    <w:lsdException w:name="Dark List Accent 3" w:semiHidden="0" w:uiPriority="70" w:unhideWhenUsed="0"/>
-    <w:lsdException w:name="Colorful Shading Accent 3" w:semiHidden="0" w:uiPriority="71" w:unhideWhenUsed="0"/>
-    <w:lsdException w:name="Colorful List Accent 3" w:semiHidden="0" w:uiPriority="72" w:unhideWhenUsed="0"/>
-    <w:lsdException w:name="Colorful Grid Accent 3" w:semiHidden="0" w:uiPriority="73" w:unhideWhenUsed="0"/>
-    <w:lsdException w:name="Light Shading Accent 4" w:semiHidden="0" w:uiPriority="60" w:unhideWhenUsed="0"/>
-    <w:lsdException w:name="Light List Accent 4" w:semiHidden="0" w:uiPriority="61" w:unhideWhenUsed="0"/>
-    <w:lsdException w:name="Light Grid Accent 4" w:semiHidden="0" w:uiPriority="62" w:unhideWhenUsed="0"/>
-    <w:lsdException w:name="Medium Shading 1 Accent 4" w:semiHidden="0" w:uiPriority="63" w:unhideWhenUsed="0"/>
-    <w:lsdException w:name="Medium Shading 2 Accent 4" w:semiHidden="0" w:uiPriority="64" w:unhideWhenUsed="0"/>
-    <w:lsdException w:name="Medium List 1 Accent 4" w:semiHidden="0" w:uiPriority="65" w:unhideWhenUsed="0"/>
-    <w:lsdException w:name="Medium List 2 Accent 4" w:semiHidden="0" w:uiPriority="66" w:unhideWhenUsed="0"/>
-    <w:lsdException w:name="Medium Grid 1 Accent 4" w:semiHidden="0" w:uiPriority="67" w:unhideWhenUsed="0"/>
-    <w:lsdException w:name="Medium Grid 2 Accent 4" w:semiHidden="0" w:uiPriority="68" w:unhideWhenUsed="0"/>
-    <w:lsdException w:name="Medium Grid 3 Accent 4" w:semiHidden="0" w:uiPriority="69" w:unhideWhenUsed="0"/>
-    <w:lsdException w:name="Dark List Accent 4" w:semiHidden="0" w:uiPriority="70" w:unhideWhenUsed="0"/>
-    <w:lsdException w:name="Colorful Shading Accent 4" w:semiHidden="0" w:uiPriority="71" w:unhideWhenUsed="0"/>
-    <w:lsdException w:name="Colorful List Accent 4" w:semiHidden="0" w:uiPriority="72" w:unhideWhenUsed="0"/>
-    <w:lsdException w:name="Colorful Grid Accent 4" w:semiHidden="0" w:uiPriority="73" w:unhideWhenUsed="0"/>
-    <w:lsdException w:name="Light Shading Accent 5" w:semiHidden="0" w:uiPriority="60" w:unhideWhenUsed="0"/>
-    <w:lsdException w:name="Light List Accent 5" w:semiHidden="0" w:uiPriority="61" w:unhideWhenUsed="0"/>
-    <w:lsdException w:name="Light Grid Accent 5" w:semiHidden="0" w:uiPriority="62" w:unhideWhenUsed="0"/>
-    <w:lsdException w:name="Medium Shading 1 Accent 5" w:semiHidden="0" w:uiPriority="63" w:unhideWhenUsed="0"/>
-    <w:lsdException w:name="Medium Shading 2 Accent 5" w:semiHidden="0" w:uiPriority="64" w:unhideWhenUsed="0"/>
-    <w:lsdException w:name="Medium List 1 Accent 5" w:semiHidden="0" w:uiPriority="65" w:unhideWhenUsed="0"/>
-    <w:lsdException w:name="Medium List 2 Accent 5" w:semiHidden="0" w:uiPriority="66" w:unhideWhenUsed="0"/>
-    <w:lsdException w:name="Medium Grid 1 Accent 5" w:semiHidden="0" w:uiPriority="67" w:unhideWhenUsed="0"/>
-    <w:lsdException w:name="Medium Grid 2 Accent 5" w:semiHidden="0" w:uiPriority="68" w:unhideWhenUsed="0"/>
-    <w:lsdException w:name="Medium Grid 3 Accent 5" w:semiHidden="0" w:uiPriority="69" w:unhideWhenUsed="0"/>
-    <w:lsdException w:name="Dark List Accent 5" w:semiHidden="0" w:uiPriority="70" w:unhideWhenUsed="0"/>
-    <w:lsdException w:name="Colorful Shading Accent 5" w:semiHidden="0" w:uiPriority="71" w:unhideWhenUsed="0"/>
-    <w:lsdException w:name="Colorful List Accent 5" w:semiHidden="0" w:uiPriority="72" w:unhideWhenUsed="0"/>
-    <w:lsdException w:name="Colorful Grid Accent 5" w:semiHidden="0" w:uiPriority="73" w:unhideWhenUsed="0"/>
-    <w:lsdException w:name="Light Shading Accent 6" w:semiHidden="0" w:uiPriority="60" w:unhideWhenUsed="0"/>
-    <w:lsdException w:name="Light List Accent 6" w:semiHidden="0" w:uiPriority="61" w:unhideWhenUsed="0"/>
-    <w:lsdException w:name="Light Grid Accent 6" w:semiHidden="0" w:uiPriority="62" w:unhideWhenUsed="0"/>
-    <w:lsdException w:name="Medium Shading 1 Accent 6" w:semiHidden="0" w:uiPriority="63" w:unhideWhenUsed="0"/>
-    <w:lsdException w:name="Medium Shading 2 Accent 6" w:semiHidden="0" w:uiPriority="64" w:unhideWhenUsed="0"/>
-    <w:lsdException w:name="Medium List 1 Accent 6" w:semiHidden="0" w:uiPriority="65" w:unhideWhenUsed="0"/>
-    <w:lsdException w:name="Medium List 2 Accent 6" w:semiHidden="0" w:uiPriority="66" w:unhideWhenUsed="0"/>
-    <w:lsdException w:name="Medium Grid 1 Accent 6" w:semiHidden="0" w:uiPriority="67" w:unhideWhenUsed="0"/>
-    <w:lsdException w:name="Medium Grid 2 Accent 6" w:semiHidden="0" w:uiPriority="68" w:unhideWhenUsed="0"/>
-    <w:lsdException w:name="Medium Grid 3 Accent 6" w:semiHidden="0" w:uiPriority="69" w:unhideWhenUsed="0"/>
-    <w:lsdException w:name="Dark List Accent 6" w:semiHidden="0" w:uiPriority="70" w:unhideWhenUsed="0"/>
-    <w:lsdException w:name="Colorful Shading Accent 6" w:semiHidden="0" w:uiPriority="71" w:unhideWhenUsed="0"/>
-    <w:lsdException w:name="Colorful List Accent 6" w:semiHidden="0" w:uiPriority="72" w:unhideWhenUsed="0"/>
-    <w:lsdException w:name="Colorful Grid Accent 6" w:semiHidden="0" w:uiPriority="73" w:unhideWhenUsed="0"/>
-    <w:lsdException w:name="Subtle Emphasis" w:semiHidden="0" w:uiPriority="19" w:unhideWhenUsed="0" w:qFormat="1"/>
-    <w:lsdException w:name="Intense Emphasis" w:semiHidden="0" w:uiPriority="21" w:unhideWhenUsed="0" w:qFormat="1"/>
-    <w:lsdException w:name="Subtle Reference" w:semiHidden="0" w:uiPriority="31" w:unhideWhenUsed="0" w:qFormat="1"/>
-    <w:lsdException w:name="Intense Reference" w:semiHidden="0" w:uiPriority="32" w:unhideWhenUsed="0" w:qFormat="1"/>
-    <w:lsdException w:name="Book Title" w:semiHidden="0" w:uiPriority="33" w:unhideWhenUsed="0" w:qFormat="1"/>
-    <w:lsdException w:name="Bibliography" w:uiPriority="37"/>
-    <w:lsdException w:name="TOC Heading" w:uiPriority="39" w:qFormat="1"/>
-  </w:latentStyles>
-  <w:style w:type="paragraph" w:default="1" w:styleId="Normal">
-    <w:name w:val="Normal"/>
-    <w:qFormat/>
-  </w:style>
-  <w:style w:type="character" w:default="1" w:styleId="DefaultParagraphFont">
-    <w:name w:val="Default Paragraph Font"/>
-    <w:uiPriority w:val="1"/>
-    <w:semiHidden/>
-    <w:unhideWhenUsed/>
-  </w:style>
-  <w:style w:type="table" w:default="1" w:styleId="TableNormal">
-    <w:name w:val="Normal Table"/>
-    <w:uiPriority w:val="99"/>
-    <w:semiHidden/>
-    <w:unhideWhenUsed/>
-    <w:tblPr>
-      <w:tblInd w:w="0" w:type="dxa"/>
-      <w:tblCellMar>
-        <w:top w:w="0" w:type="dxa"/>
-        <w:left w:w="108" w:type="dxa"/>
-        <w:bottom w:w="0" w:type="dxa"/>
-        <w:right w:w="108" w:type="dxa"/>
-      </w:tblCellMar>
-    </w:tblPr>
-  </w:style>
-  <w:style w:type="numbering" w:default="1" w:styleId="NoList">
-    <w:name w:val="No List"/>
-    <w:uiPriority w:val="99"/>
-    <w:semiHidden/>
-    <w:unhideWhenUsed/>
-  </w:style>
-  <w:style w:type="character" w:styleId="PlaceholderText">
-    <w:name w:val="Placeholder Text"/>
-    <w:basedOn w:val="DefaultParagraphFont"/>
-    <w:uiPriority w:val="99"/>
-    <w:semiHidden/>
-    <w:rsid w:val="0028160B"/>
-    <w:rPr>
-      <w:color w:val="808080"/>
-    </w:rPr>
-  </w:style>
-  <w:style w:type="paragraph" w:customStyle="1" w:styleId="7B8B912D872F41BF951839EB9F34FA55">
-    <w:name w:val="7B8B912D872F41BF951839EB9F34FA55"/>
-    <w:rsid w:val="00986C0C"/>
-    <w:rPr>
-      <w:kern w:val="2"/>
-      <w14:ligatures w14:val="standardContextual"/>
-    </w:rPr>
-  </w:style>
-  <w:style w:type="paragraph" w:customStyle="1" w:styleId="6F04FF4CBBC04FAEAAD2A2098B01B4A9">
-    <w:name w:val="6F04FF4CBBC04FAEAAD2A2098B01B4A9"/>
-    <w:rsid w:val="00986C0C"/>
-    <w:rPr>
-      <w:kern w:val="2"/>
-      <w14:ligatures w14:val="standardContextual"/>
-    </w:rPr>
-  </w:style>
-  <w:style w:type="paragraph" w:customStyle="1" w:styleId="3722D7BFAB8B41E5962C908B4CA82876">
-    <w:name w:val="3722D7BFAB8B41E5962C908B4CA82876"/>
-    <w:rsid w:val="00A97B3F"/>
-  </w:style>
-  <w:style w:type="paragraph" w:customStyle="1" w:styleId="EE6BB3DD71C84AEDB0FC8C64CA4C450F">
-    <w:name w:val="EE6BB3DD71C84AEDB0FC8C64CA4C450F"/>
-    <w:rsid w:val="00A97B3F"/>
-  </w:style>
-  <w:style w:type="paragraph" w:customStyle="1" w:styleId="83E482FF36484396BF2A35F27049A3E2">
-    <w:name w:val="83E482FF36484396BF2A35F27049A3E2"/>
-    <w:rsid w:val="00A97B3F"/>
-  </w:style>
-  <w:style w:type="paragraph" w:customStyle="1" w:styleId="6394229BFDC14154985BFA613D4B6F3C">
-    <w:name w:val="6394229BFDC14154985BFA613D4B6F3C"/>
-    <w:rsid w:val="00A97B3F"/>
-  </w:style>
-  <w:style w:type="paragraph" w:customStyle="1" w:styleId="5C29B1A27BFF4B178B9D59BFED6AB206">
-    <w:name w:val="5C29B1A27BFF4B178B9D59BFED6AB206"/>
-    <w:rsid w:val="00A97B3F"/>
-  </w:style>
-  <w:style w:type="paragraph" w:customStyle="1" w:styleId="6E3AA3BD29D94B8ABFC74FC464E205FC">
-    <w:name w:val="6E3AA3BD29D94B8ABFC74FC464E205FC"/>
-    <w:rsid w:val="00A97B3F"/>
-  </w:style>
-  <w:style w:type="paragraph" w:customStyle="1" w:styleId="816EB6647FDF4E61A889D66305133BF2">
-    <w:name w:val="816EB6647FDF4E61A889D66305133BF2"/>
-    <w:rsid w:val="00A97B3F"/>
-  </w:style>
-  <w:style w:type="paragraph" w:customStyle="1" w:styleId="6D6C56D5D7E84C9C9A9A2A75505D931E">
-    <w:name w:val="6D6C56D5D7E84C9C9A9A2A75505D931E"/>
-    <w:rsid w:val="00A97B3F"/>
-  </w:style>
-  <w:style w:type="paragraph" w:customStyle="1" w:styleId="1D5780633205486782F4B85558AA2AAC">
-    <w:name w:val="1D5780633205486782F4B85558AA2AAC"/>
-    <w:rsid w:val="00A97B3F"/>
-  </w:style>
-  <w:style w:type="paragraph" w:customStyle="1" w:styleId="A5F05B0DAD584D7FB7773280C916AD55">
-    <w:name w:val="A5F05B0DAD584D7FB7773280C916AD55"/>
-    <w:rsid w:val="00A97B3F"/>
-  </w:style>
-  <w:style w:type="paragraph" w:customStyle="1" w:styleId="D2D0E71CBAA2492D9509471FAD63B4FC">
-    <w:name w:val="D2D0E71CBAA2492D9509471FAD63B4FC"/>
-    <w:rsid w:val="00A97B3F"/>
-  </w:style>
   <w:style w:type="paragraph" w:customStyle="1" w:styleId="E03D49A7AC754A29BD6603CB1F1783C4">
     <w:name w:val="E03D49A7AC754A29BD6603CB1F1783C4"/>
     <w:rsid w:val="0065247E"/>
@@ -5553,10 +5724,257 @@
 </file>
 
 <file path=word/glossary/webSettings.xml><?xml version="1.0" encoding="utf-8"?>
-<w:webSettings xmlns:mc="http://schemas.openxmlformats.org/markup-compatibility/2006" xmlns:r="http://schemas.openxmlformats.org/officeDocument/2006/relationships" xmlns:w="http://schemas.openxmlformats.org/wordprocessingml/2006/main" xmlns:w14="http://schemas.microsoft.com/office/word/2010/wordml" mc:Ignorable="w14">
+<w:webSettings xmlns:mc="http://schemas.openxmlformats.org/markup-compatibility/2006" xmlns:r="http://schemas.openxmlformats.org/officeDocument/2006/relationships" xmlns:w="http://schemas.openxmlformats.org/wordprocessingml/2006/main" xmlns:w14="http://schemas.microsoft.com/office/word/2010/wordml" xmlns:w15="http://schemas.microsoft.com/office/word/2012/wordml" xmlns:w16cex="http://schemas.microsoft.com/office/word/2018/wordml/cex" xmlns:w16cid="http://schemas.microsoft.com/office/word/2016/wordml/cid" xmlns:w16="http://schemas.microsoft.com/office/word/2018/wordml" xmlns:w16du="http://schemas.microsoft.com/office/word/2023/wordml/word16du" xmlns:w16sdtdh="http://schemas.microsoft.com/office/word/2020/wordml/sdtdatahash" xmlns:w16sdtfl="http://schemas.microsoft.com/office/word/2024/wordml/sdtformatlock" xmlns:w16se="http://schemas.microsoft.com/office/word/2015/wordml/symex" mc:Ignorable="w14 w15 w16se w16cid w16 w16cex w16sdtdh w16sdtfl w16du">
   <w:optimizeForBrowser/>
   <w:allowPNG/>
 </w:webSettings>
+</file>
+
+<file path=word/ink/ink1.xml><?xml version="1.0" encoding="utf-8"?>
+<inkml:ink xmlns:inkml="http://www.w3.org/2003/InkML">
+  <inkml:definitions>
+    <inkml:context xml:id="ctx0">
+      <inkml:inkSource xml:id="inkSrc0">
+        <inkml:traceFormat>
+          <inkml:channel name="X" type="integer" min="-2.14748E9" max="2.14748E9" units="cm"/>
+          <inkml:channel name="Y" type="integer" min="-2.14748E9" max="2.14748E9" units="cm"/>
+          <inkml:channel name="F" type="integer" max="32767" units="dev"/>
+        </inkml:traceFormat>
+        <inkml:channelProperties>
+          <inkml:channelProperty channel="X" name="resolution" value="1000" units="1/cm"/>
+          <inkml:channelProperty channel="Y" name="resolution" value="1000" units="1/cm"/>
+          <inkml:channelProperty channel="F" name="resolution" value="0" units="1/dev"/>
+        </inkml:channelProperties>
+      </inkml:inkSource>
+      <inkml:timestamp xml:id="ts0" timeString="2025-12-25T03:28:06.437"/>
+    </inkml:context>
+    <inkml:brush xml:id="br0">
+      <inkml:brushProperty name="width" value="0.035" units="cm"/>
+      <inkml:brushProperty name="height" value="0.035" units="cm"/>
+      <inkml:brushProperty name="color" value="#E71224"/>
+    </inkml:brush>
+  </inkml:definitions>
+  <inkml:trace contextRef="#ctx0" brushRef="#br0">1247 1478 24575,'0'-596'-1365,"0"582"-5461</inkml:trace>
+  <inkml:trace contextRef="#ctx0" brushRef="#br0" timeOffset="592.19">1263 838 24575,'-1'0'0,"1"0"0,0-1 0,0 1 0,-1 0 0,1-1 0,0 1 0,0 0 0,-1-1 0,1 1 0,0 0 0,-1 0 0,1 0 0,0-1 0,-1 1 0,1 0 0,-1 0 0,1 0 0,0 0 0,-1 0 0,1 0 0,-1-1 0,1 1 0,0 0 0,-1 0 0,1 0 0,-1 0 0,1 1 0,0-1 0,-1 0 0,1 0 0,-1 0 0,1 0 0,0 0 0,-1 0 0,1 1 0,0-1 0,-1 0 0,1 0 0,0 0 0,-1 1 0,1-1 0,0 0 0,-1 1 0,-26 13 0,20-10 0,-1 1 0,-64 35 0,67-36 0,0 0 0,0 0 0,0 0 0,0 0 0,0 1 0,1 0 0,0 0 0,0 0 0,0 0 0,-3 7 0,7-11 0,0-1 0,0 0 0,0 1 0,-1-1 0,1 1 0,0-1 0,0 0 0,0 1 0,0-1 0,0 1 0,0-1 0,0 0 0,0 1 0,1-1 0,-1 0 0,0 1 0,0-1 0,0 0 0,0 1 0,0-1 0,1 0 0,-1 1 0,0-1 0,0 0 0,0 1 0,1-1 0,-1 0 0,0 1 0,0-1 0,1 0 0,-1 0 0,0 0 0,1 1 0,-1-1 0,0 0 0,1 0 0,-1 0 0,0 0 0,1 0 0,-1 1 0,1-1 0,-1 0 0,0 0 0,1 0 0,-1 0 0,0 0 0,1 0 0,-1 0 0,1 0 0,-1-1 0,0 1 0,1 0 0,-1 0 0,0 0 0,1 0 0,-1 0 0,0 0 0,1-1 0,-1 1 0,0 0 0,1-1 0,25-7 0,63-32-1365,-76 32-5461</inkml:trace>
+  <inkml:trace contextRef="#ctx0" brushRef="#br0" timeOffset="1263.15">1293 870 24575,'0'-3'0,"3"-1"0,3 1 0,3 3 0,1 4 0,3 4 0,0 4 0,0-1 0,-2-2-8191</inkml:trace>
+  <inkml:trace contextRef="#ctx0" brushRef="#br0" timeOffset="5657.78">124 32 24575,'-24'323'109,"11"-209"-846,2 124 0,11-224-6089</inkml:trace>
+  <inkml:trace contextRef="#ctx0" brushRef="#br0" timeOffset="6861.45">172 1 24575,'18'0'0,"0"0"0,0 2 0,-1 0 0,1 1 0,34 10 0,-41-9 0,-1 0 0,0 1 0,0 1 0,-1 0 0,0 0 0,0 1 0,0 0 0,-1 0 0,0 1 0,14 16 0,-8-1 0,0 0 0,-1 0 0,-2 1 0,0 0 0,13 49 0,-11-33 0,-6-15 0,-1 0 0,-1 0 0,-2 1 0,-1-1 0,0 1 0,-2 0 0,-1-1 0,-1 1 0,-1-1 0,-8 28 0,9-47 0,0 0 0,-1 0 0,0 0 0,0-1 0,-1 1 0,0-1 0,0 0 0,0 0 0,0 0 0,-1-1 0,1 1 0,-1-1 0,0 0 0,-1-1 0,1 1 0,-1-1 0,1 0 0,-1 0 0,0-1 0,-12 4 0,-12 3 0,0-2 0,-62 7 0,68-11 0,9-1-87,-14 3-126,0-1 0,0-1 0,0-2 0,0-1 0,-54-7 0,70 3-6613</inkml:trace>
+  <inkml:trace contextRef="#ctx0" brushRef="#br0" timeOffset="7979.4">749 299 24575,'1'0'0,"0"1"0,0-1 0,0 1 0,0 0 0,0-1 0,0 1 0,0 0 0,0 0 0,0 0 0,-1 0 0,1 0 0,0 0 0,0 0 0,-1 0 0,1 0 0,-1 0 0,1 0 0,-1 0 0,1 0 0,-1 1 0,0-1 0,1 1 0,6 31 0,-6-31 0,3 35 0,-1 0 0,-1 0 0,-5 42 0,4 59 0,-2-138 0,1 0 0,0 0 0,0 1 0,0-1 0,0 0 0,0 0 0,0 0 0,0 1 0,0-1 0,0 0 0,0 0 0,0 0 0,0 1 0,0-1 0,0 0 0,0 0 0,0 1 0,0-1 0,0 0 0,0 0 0,1 0 0,-1 0 0,0 1 0,0-1 0,0 0 0,0 0 0,0 0 0,0 0 0,1 1 0,-1-1 0,0 0 0,0 0 0,0 0 0,0 0 0,1 0 0,-1 0 0,0 0 0,0 1 0,0-1 0,1 0 0,-1 0 0,0 0 0,0 0 0,0 0 0,1 0 0,-1 0 0,0 0 0,0 0 0,0 0 0,1 0 0,-1 0 0,0 0 0,1 0 0,10-13 0,9-20 0,-16 24 0,11-21 0,1 0 0,33-43 0,-43 65 0,2-1 0,-1 2 0,1-1 0,0 1 0,0 0 0,1 1 0,-1 0 0,2 1 0,-1-1 0,1 2 0,-1-1 0,15-3 0,-6 3-1365,-4 2-5461</inkml:trace>
+  <inkml:trace contextRef="#ctx0" brushRef="#br0" timeOffset="8746.32">1279 424 24575,'-9'0'0,"-1"-1"0,1 1 0,-1 0 0,0 1 0,1 0 0,0 1 0,-18 4 0,25-5 0,0 1 0,0-1 0,-1 0 0,1 1 0,0-1 0,0 1 0,1 0 0,-1 0 0,0 0 0,1-1 0,-1 2 0,1-1 0,-1 0 0,1 0 0,0 0 0,0 1 0,0-1 0,0 0 0,0 1 0,1-1 0,-1 1 0,1-1 0,0 1 0,-1-1 0,1 1 0,0-1 0,1 1 0,-1-1 0,0 1 0,1-1 0,0 4 0,1 1 0,0-1 0,1 1 0,0-1 0,0 0 0,0 0 0,1 0 0,-1 0 0,2-1 0,-1 1 0,0-1 0,1 0 0,0 0 0,0-1 0,1 1 0,8 4 0,-10-6 0,1 1 0,-1-1 0,1 0 0,0 0 0,1-1 0,-1 0 0,0 0 0,1 0 0,-1 0 0,1-1 0,-1 0 0,1 0 0,0 0 0,-1-1 0,1 0 0,0 0 0,0-1 0,-1 1 0,7-3 0,-9 2 4,1-1 0,-1 0-1,0 0 1,0 0-1,-1 0 1,1-1 0,0 1-1,-1-1 1,0 0 0,1 1-1,-1-1 1,0 0 0,0 0-1,-1-1 1,1 1 0,-1 0-1,1 0 1,-1-1-1,0 1 1,0-1 0,-1 1-1,1-5 1,1-11-172,0 1 0,-1-1 0,-3-19 0,1 18-609,1 4-6049</inkml:trace>
+  <inkml:trace contextRef="#ctx0" brushRef="#br0" timeOffset="9322.57">1622 392 24575,'0'3'0,"0"6"0,0 4 0,0 5 0,0 5 0,0 4 0,0 2 0,0 5 0,0 4 0,2 4 0,2 8 0,-1 6 0,0 1 0,1-1 0,1-1 0,-1 4 0,-1-3 0,-1-13-8191</inkml:trace>
+  <inkml:trace contextRef="#ctx0" brushRef="#br0" timeOffset="10426.92">1607 408 24575,'2'-3'0,"0"1"0,0 0 0,0 0 0,1 0 0,-1 0 0,1 1 0,-1-1 0,1 0 0,-1 1 0,1 0 0,0 0 0,0 0 0,0 0 0,0 0 0,3 0 0,1-2 0,17-5 0,0 2 0,0 0 0,0 1 0,37-2 0,100 3 0,-159 4 0,2 0 0,0 1 0,1-1 0,-1 1 0,0-1 0,0 1 0,0 1 0,0-1 0,0 0 0,-1 1 0,1 0 0,0 0 0,-1 0 0,1 0 0,-1 1 0,1-1 0,-1 1 0,5 6 0,-3-3 0,0 0 0,-1 1 0,0-1 0,-1 1 0,1 0 0,-1 0 0,-1 0 0,1 0 0,1 13 0,-2-11 0,0 0 0,-1 0 0,0 0 0,0 0 0,-1 0 0,-1 0 0,1 0 0,-1 0 0,-1 0 0,0-1 0,0 1 0,-1 0 0,0-1 0,0 1 0,-1-1 0,0 0 0,-8 12 0,7-15 0,-1 0 0,1-1 0,-1 1 0,0-1 0,0 0 0,-1-1 0,1 1 0,-1-1 0,0-1 0,1 1 0,-1-1 0,-1 0 0,1-1 0,0 1 0,0-1 0,-9-1 0,-16 1 0,1-2 0,-50-8 0,8 0 0,-40 4-1365,95 1-5461</inkml:trace>
+</inkml:ink>
+</file>
+
+<file path=word/ink/ink2.xml><?xml version="1.0" encoding="utf-8"?>
+<inkml:ink xmlns:inkml="http://www.w3.org/2003/InkML">
+  <inkml:definitions>
+    <inkml:context xml:id="ctx0">
+      <inkml:inkSource xml:id="inkSrc0">
+        <inkml:traceFormat>
+          <inkml:channel name="X" type="integer" min="-2.14748E9" max="2.14748E9" units="cm"/>
+          <inkml:channel name="Y" type="integer" min="-2.14748E9" max="2.14748E9" units="cm"/>
+          <inkml:channel name="F" type="integer" max="32767" units="dev"/>
+        </inkml:traceFormat>
+        <inkml:channelProperties>
+          <inkml:channelProperty channel="X" name="resolution" value="1000" units="1/cm"/>
+          <inkml:channelProperty channel="Y" name="resolution" value="1000" units="1/cm"/>
+          <inkml:channelProperty channel="F" name="resolution" value="0" units="1/dev"/>
+        </inkml:channelProperties>
+      </inkml:inkSource>
+      <inkml:timestamp xml:id="ts0" timeString="2025-12-25T03:28:02.391"/>
+    </inkml:context>
+    <inkml:brush xml:id="br0">
+      <inkml:brushProperty name="width" value="0.035" units="cm"/>
+      <inkml:brushProperty name="height" value="0.035" units="cm"/>
+      <inkml:brushProperty name="color" value="#E71224"/>
+    </inkml:brush>
+  </inkml:definitions>
+  <inkml:trace contextRef="#ctx0" brushRef="#br0">12423 626 24575,'-41'-4'0,"0"-1"0,1-2 0,0-2 0,0-2 0,-71-29 0,61 23 0,-164-61-71,18 4-458,-290-67-1,184 90-6930,-3 18 3464,-310-2 4152,-35-3 7684,278 8-3172,-501-8-4746,-143 39-1826,-877-9-2976,-131 1 5345,1269 8-1426,128 16-3659,499-6 6702,1 5 1,-236 63-1,343-73-1844,-258 88 2629,247-80-2690,0 1 1,0 2-1,2 1 0,0 1 1,1 1-1,-36 35 0,5 10-201,3 3-1,3 2 1,-48 84 0,67-102 19,2 2 133,2 0 0,2 2 0,3 1 1,3 1-1,2 1 0,3 1 0,2 1 0,3 0 0,3 0 0,-2 71 0,-12 35-128,14-114 0,-5 77 0,12-95 0,2 1 0,1 0 0,1-1 0,3 1 0,0-1 0,3 0 0,0 0 0,27 65 0,28 40 0,-19-39 0,88 148 0,-113-219 0,189 284 0,-177-274 0,1-2 0,2-2 0,2-1 0,1-2 0,2-1 0,1-2 0,1-2 0,1-2 0,2-2 0,0-1 0,2-2 0,54 16 0,-26-18 0,0-3 0,92 8 0,-54-9 0,18 4 0,217 4 0,-50-24 0,636-17 0,248 3 0,-744 17 0,-39-4-68,93 1-16,-163 5-5417,151 23 3705,-319-14 3692,-1 3 3657,282-8-5553,-252-11 0,211 6 758,603-12-12836,-542-25 20870,-155 1-5823,-25 3-3751,1 4-4530,316 1-4,2 23 11716,-400 3-1831,47-12-4569,-157 5 0,68-10 0,-127 13 10,1-2 0,-1-2 0,0-1 0,0-1 0,-1-2 0,-1 0 0,0-2 0,0-2 0,32-21-1,15-15-623,134-119-1,44-77-8450,-171 156 8690,-5-3 0,91-141 0,-137 180 2319,-1-1 1,-3-2 0,-2-1 0,27-95-1,-40 103-1095,-2 0 0,4-54 0,-12 63-1470,-1 0-1,-8-81 1,0 92 588,0-1 0,-2 2 0,-1-1 0,-2 1-1,-16-31 1,-80-137 49,73 141 186,-2 2 1,-2 2-1,-49-52 0,63 80-166,-1 1 0,-1 1 0,0 2 0,-2 0 0,-1 2 0,0 1 0,-55-24 0,9 12-36,-2 4 0,-1 3 0,-1 4 0,-146-17 0,191 32-117,0-1-91,0 2 0,0 1 0,0 1 0,-1 2 0,-55 8 0,77-5-6618</inkml:trace>
+</inkml:ink>
+</file>
+
+<file path=word/ink/ink3.xml><?xml version="1.0" encoding="utf-8"?>
+<inkml:ink xmlns:inkml="http://www.w3.org/2003/InkML">
+  <inkml:definitions>
+    <inkml:context xml:id="ctx0">
+      <inkml:inkSource xml:id="inkSrc0">
+        <inkml:traceFormat>
+          <inkml:channel name="X" type="integer" min="-2.14748E9" max="2.14748E9" units="cm"/>
+          <inkml:channel name="Y" type="integer" min="-2.14748E9" max="2.14748E9" units="cm"/>
+          <inkml:channel name="F" type="integer" max="32767" units="dev"/>
+        </inkml:traceFormat>
+        <inkml:channelProperties>
+          <inkml:channelProperty channel="X" name="resolution" value="1000" units="1/cm"/>
+          <inkml:channelProperty channel="Y" name="resolution" value="1000" units="1/cm"/>
+          <inkml:channelProperty channel="F" name="resolution" value="0" units="1/dev"/>
+        </inkml:channelProperties>
+      </inkml:inkSource>
+      <inkml:timestamp xml:id="ts0" timeString="2025-12-25T03:27:45.669"/>
+    </inkml:context>
+    <inkml:brush xml:id="br0">
+      <inkml:brushProperty name="width" value="0.035" units="cm"/>
+      <inkml:brushProperty name="height" value="0.035" units="cm"/>
+      <inkml:brushProperty name="color" value="#E71224"/>
+    </inkml:brush>
+  </inkml:definitions>
+  <inkml:trace contextRef="#ctx0" brushRef="#br0">0 1 24326,'0'708'0,"11233"-708"0,-11233-708 0,-11233 708 0</inkml:trace>
+</inkml:ink>
+</file>
+
+<file path=word/ink/ink4.xml><?xml version="1.0" encoding="utf-8"?>
+<inkml:ink xmlns:inkml="http://www.w3.org/2003/InkML">
+  <inkml:definitions>
+    <inkml:context xml:id="ctx0">
+      <inkml:inkSource xml:id="inkSrc0">
+        <inkml:traceFormat>
+          <inkml:channel name="X" type="integer" min="-2.14748E9" max="2.14748E9" units="cm"/>
+          <inkml:channel name="Y" type="integer" min="-2.14748E9" max="2.14748E9" units="cm"/>
+          <inkml:channel name="F" type="integer" max="32767" units="dev"/>
+        </inkml:traceFormat>
+        <inkml:channelProperties>
+          <inkml:channelProperty channel="X" name="resolution" value="1000" units="1/cm"/>
+          <inkml:channelProperty channel="Y" name="resolution" value="1000" units="1/cm"/>
+          <inkml:channelProperty channel="F" name="resolution" value="0" units="1/dev"/>
+        </inkml:channelProperties>
+      </inkml:inkSource>
+      <inkml:timestamp xml:id="ts0" timeString="2025-12-25T03:27:13.022"/>
+    </inkml:context>
+    <inkml:brush xml:id="br0">
+      <inkml:brushProperty name="width" value="0.035" units="cm"/>
+      <inkml:brushProperty name="height" value="0.035" units="cm"/>
+      <inkml:brushProperty name="color" value="#E71224"/>
+    </inkml:brush>
+  </inkml:definitions>
+  <inkml:trace contextRef="#ctx0" brushRef="#br0">5679 333 24575,'-1140'16'0,"979"-15"0,-168-3 0,260-3 0,0-2 0,-117-29 0,46 0 0,23 8 0,1-5 0,-137-60 0,199 69 0,-1 2 0,-1 2 0,-61-13 0,75 28 0,1 1 0,-1 2 0,-56 5 0,7 0 0,13 1 0,0 4 0,0 3 0,-91 26 0,149-32 0,-225 35 0,180-29 0,-1-3 0,0-3 0,-131-7 0,64-1 0,-7 7 0,-173 26 0,244-17 0,2 4 0,0 2 0,1 3 0,2 4 0,0 1 0,-69 43 0,105-54 0,0 2 0,1 0 0,1 2 0,0 1 0,2 1 0,1 1 0,0 1 0,2 1 0,1 1 0,1 1 0,-20 37 0,34-51 0,1 1 0,1 0 0,0 0 0,0 0 0,2 0 0,0 0 0,0 1 0,1-1 0,4 26 0,-1 14 0,-2-43 0,0 0 0,1-1 0,0 0 0,1 1 0,1-1 0,-1 0 0,2-1 0,-1 1 0,1-1 0,0 0 0,1 0 0,0 0 0,1-1 0,0 0 0,0 0 0,17 13 0,3 2 0,1-2 0,1-1 0,59 31 0,-37-27 0,1-3 0,0-2 0,73 17 0,168 21 0,-164-42 0,1-7 0,172-9 0,-117-2 0,30-4 0,243-40 0,209-67 0,-338 53 0,109-33 0,-155 29 0,-45 26 0,-38 8 0,-162 26 0,-1 1 0,0 2 0,1 1 0,0 2 0,-1 1 0,0 3 0,0 0 0,73 22 0,-79-17 0,53 16 0,134 23 0,-172-45 0,1-3 0,71-5 0,-109 3 0,0 0 0,0-1 0,0-1 0,0 1 0,0-1 0,-1-1 0,0 0 0,1 0 0,-2 0 0,1-1 0,0 0 0,-1-1 0,0 0 0,0 0 0,0 0 0,-1-1 0,0 0 0,-1 0 0,10-16 0,72-95 0,-66 92 0,-2-1 0,29-54 0,-42 67 0,0 0 0,-1 0 0,-1-1 0,0 0 0,-1 0 0,0 0 0,-1 0 0,-1-24 0,0 29 0,-2 1 0,1 0 0,-1-1 0,-1 1 0,1 0 0,-2 0 0,1 0 0,-1 0 0,-1 0 0,1 0 0,-2 1 0,1 0 0,-1-1 0,0 2 0,-1-1 0,1 1 0,-2 0 0,-12-13 0,16 19-124,1-1 0,-1 1 0,0-1 0,0 1 0,1 0 0,-1 0-1,0 0 1,0 0 0,0 1 0,-5-1 0,-4-1-6702</inkml:trace>
+</inkml:ink>
+</file>
+
+<file path=word/ink/ink5.xml><?xml version="1.0" encoding="utf-8"?>
+<inkml:ink xmlns:inkml="http://www.w3.org/2003/InkML">
+  <inkml:definitions>
+    <inkml:context xml:id="ctx0">
+      <inkml:inkSource xml:id="inkSrc0">
+        <inkml:traceFormat>
+          <inkml:channel name="X" type="integer" min="-2.14748E9" max="2.14748E9" units="cm"/>
+          <inkml:channel name="Y" type="integer" min="-2.14748E9" max="2.14748E9" units="cm"/>
+          <inkml:channel name="F" type="integer" max="32767" units="dev"/>
+        </inkml:traceFormat>
+        <inkml:channelProperties>
+          <inkml:channelProperty channel="X" name="resolution" value="1000" units="1/cm"/>
+          <inkml:channelProperty channel="Y" name="resolution" value="1000" units="1/cm"/>
+          <inkml:channelProperty channel="F" name="resolution" value="0" units="1/dev"/>
+        </inkml:channelProperties>
+      </inkml:inkSource>
+      <inkml:timestamp xml:id="ts0" timeString="2025-12-25T03:27:47.927"/>
+    </inkml:context>
+    <inkml:brush xml:id="br0">
+      <inkml:brushProperty name="width" value="0.035" units="cm"/>
+      <inkml:brushProperty name="height" value="0.035" units="cm"/>
+      <inkml:brushProperty name="color" value="#E71224"/>
+    </inkml:brush>
+  </inkml:definitions>
+  <inkml:trace contextRef="#ctx0" brushRef="#br0">2419 1 24575,'0'56'0,"-1"0"0,-3 0 0,-3-1 0,-2 1 0,-2-2 0,-3 1 0,-38 94 0,-62 91 0,43-96 0,36-71 0,-4 0 0,-2-3 0,-58 74 0,78-116 0,2 1 0,1 1 0,1 0 0,-15 41 0,11-42-1365,14-22-5461</inkml:trace>
+  <inkml:trace contextRef="#ctx0" brushRef="#br0" timeOffset="1754.54">1809 1515 24575,'0'-2'0,"0"-7"0,-3-4 0,0-3 0,-3-4 0,0-3 0,0-1 0,2-2 0,-1 2 0,0 1 0,1 2 0,2 3 0,0 3-8191</inkml:trace>
+  <inkml:trace contextRef="#ctx0" brushRef="#br0" timeOffset="2726.92">1872 1515 24575,'2'0'0,"4"0"0,4 0 0,2 0 0,2-2 0,2-2 0,-3-2 0,3 0 0,0 1 0,1-2 0,0 1 0,-1-2 0,0 2 0,0 0 0,0 2 0,-3-1 0,0 1 0,-4 0-8191</inkml:trace>
+  <inkml:trace contextRef="#ctx0" brushRef="#br0" timeOffset="4930.41">0 2156 24575,'2'-10'0,"0"0"0,1 0 0,0 1 0,1-1 0,-1 1 0,9-14 0,-1 0 0,6-17 0,2 2 0,2 0 0,1 1 0,2 1 0,1 1 0,2 1 0,51-49 0,-59 65 0,9-10 0,2 1 0,53-37 0,-80 62 0,0 0 0,-1 0 0,1 0 0,0 1 0,0-1 0,0 1 0,0 0 0,1 0 0,-1 0 0,0 0 0,0 1 0,1-1 0,-1 1 0,0 0 0,0 0 0,1 0 0,4 1 0,-6 0 0,0 0 0,0 1 0,0-1 0,0 0 0,0 1 0,0 0 0,0-1 0,0 1 0,-1 0 0,1 0 0,-1 0 0,1 0 0,-1 0 0,0 0 0,0 0 0,0 1 0,0-1 0,0 0 0,0 1 0,-1-1 0,1 0 0,-1 1 0,1 2 0,3 31 0,-1 0 0,-2 1 0,-1-1 0,-2 0 0,-2 0 0,-1 0 0,-14 53 0,11-62 0,2 0 0,-3 33 0,8-51-170,0-1-1,-1 1 0,0 0 1,0-1-1,-1 1 0,-1-1 1,-7 16-1,4-14-6655</inkml:trace>
+  <inkml:trace contextRef="#ctx0" brushRef="#br0" timeOffset="5755.83">78 2045 24575,'238'-16'0,"10"0"0,-205 14-1365,-33-2-5461</inkml:trace>
+  <inkml:trace contextRef="#ctx0" brushRef="#br0" timeOffset="7237.48">717 1968 24575,'1'0'0,"-1"0"0,1 0 0,-1 1 0,1-1 0,-1 0 0,1 1 0,-1-1 0,1 1 0,-1-1 0,1 0 0,-1 1 0,1-1 0,-1 1 0,0-1 0,1 1 0,-1 0 0,0-1 0,1 1 0,-1-1 0,0 1 0,0-1 0,0 1 0,1 0 0,-1-1 0,0 1 0,0 0 0,0-1 0,0 1 0,0-1 0,0 1 0,0 0 0,0-1 0,-1 1 0,1 1 0,-5 30 0,3-21 0,1-3 0,0 1 0,1-1 0,0 1 0,0-1 0,0 1 0,1-1 0,1 0 0,3 14 0,-3-19 0,-1 0 0,1 0 0,0 0 0,0 0 0,0 0 0,1 0 0,-1-1 0,1 1 0,-1-1 0,1 1 0,0-1 0,0 0 0,0 0 0,0 0 0,0-1 0,0 1 0,1-1 0,-1 0 0,0 0 0,1 0 0,-1 0 0,7 0 0,12 3 0,1-1 0,0-2 0,0 0 0,-1-1 0,1-2 0,26-4 0,-46 5 0,0 0 0,0 0 0,0 0 0,-1 0 0,1 0 0,-1-1 0,1 1 0,-1-1 0,0 0 0,1 1 0,-1-1 0,0 0 0,0 0 0,0-1 0,0 1 0,-1 0 0,1-1 0,2-4 0,0-3 0,0 0 0,0-1 0,3-18 0,10-24 0,-17 53 0,0 0 0,-1-1 0,1 1 0,0 0 0,0 0 0,0-1 0,0 1 0,0 0 0,1 0 0,-1 0 0,0-1 0,0 1 0,0 0 0,0 0 0,0 0 0,0-1 0,0 1 0,0 0 0,0 0 0,0 0 0,1 0 0,-1-1 0,0 1 0,0 0 0,0 0 0,0 0 0,1 0 0,-1 0 0,0-1 0,0 1 0,0 0 0,0 0 0,1 0 0,-1 0 0,0 0 0,0 0 0,1 0 0,-1 0 0,0 0 0,0 0 0,0 0 0,1 0 0,-1 0 0,0 0 0,0 0 0,0 0 0,1 0 0,-1 0 0,0 0 0,0 0 0,1 0 0,1 15 0,-5 20 0,-4 40-1365,7-59-5461</inkml:trace>
+  <inkml:trace contextRef="#ctx0" brushRef="#br0" timeOffset="7907.7">1404 1670 24575,'16'191'0,"0"-20"0,-16 73-1365,0-238-5461</inkml:trace>
+  <inkml:trace contextRef="#ctx0" brushRef="#br0" timeOffset="8427.07">1138 1890 24575,'129'1'0,"-30"2"0,0-4 0,154-23 0,-202 10-1365,-34 9-5461</inkml:trace>
+  <inkml:trace contextRef="#ctx0" brushRef="#br0" timeOffset="9734.47">2074 2046 24575,'-3'-4'0,"0"1"0,0 0 0,0 0 0,-1 1 0,1-1 0,-1 1 0,0-1 0,0 1 0,0 0 0,0 1 0,-5-2 0,3 0 0,-10-3 0,0 0 0,-1 1 0,1 0 0,-1 2 0,0 0 0,-29-1 0,-103 8 0,145-4 0,0 0 0,0 0 0,1 1 0,-1 0 0,0 0 0,1 0 0,-1 0 0,1 0 0,-1 1 0,1-1 0,0 1 0,-1 0 0,1 0 0,0 0 0,0 1 0,0-1 0,1 1 0,-1-1 0,1 1 0,-1 0 0,-1 4 0,1-2 0,1 0 0,0 0 0,1 0 0,-1 0 0,1 0 0,0 0 0,0 1 0,1-1 0,-1 0 0,1 0 0,1 1 0,-1-1 0,2 9 0,0-6 0,-1 0 0,1 0 0,0-1 0,1 0 0,0 1 0,0-1 0,1 0 0,-1 0 0,2-1 0,-1 1 0,1-1 0,0 0 0,0 0 0,0 0 0,1-1 0,0 0 0,0 0 0,1 0 0,-1-1 0,13 6 0,-2-4 0,0-2 0,0 0 0,1-1 0,0-1 0,-1-1 0,1 0 0,0-1 0,24-4 0,-30 2 0,0 0 0,1-1 0,-1 0 0,0-2 0,0 1 0,-1-1 0,0-1 0,1 0 0,-2 0 0,1-1 0,-1-1 0,14-12 0,-21 16-26,-1 0 0,1-1-1,-1 1 1,0-1 0,0 1 0,0-1-1,-1 0 1,1 1 0,-1-1-1,0 0 1,-1 0 0,1 0-1,-1 0 1,0 0 0,0 0 0,-1 0-1,0-6 1,0-3-866,0 0-5934</inkml:trace>
+</inkml:ink>
+</file>
+
+<file path=word/ink/ink6.xml><?xml version="1.0" encoding="utf-8"?>
+<inkml:ink xmlns:inkml="http://www.w3.org/2003/InkML">
+  <inkml:definitions>
+    <inkml:context xml:id="ctx0">
+      <inkml:inkSource xml:id="inkSrc0">
+        <inkml:traceFormat>
+          <inkml:channel name="X" type="integer" min="-2.14748E9" max="2.14748E9" units="cm"/>
+          <inkml:channel name="Y" type="integer" min="-2.14748E9" max="2.14748E9" units="cm"/>
+          <inkml:channel name="F" type="integer" max="32767" units="dev"/>
+        </inkml:traceFormat>
+        <inkml:channelProperties>
+          <inkml:channelProperty channel="X" name="resolution" value="1000" units="1/cm"/>
+          <inkml:channelProperty channel="Y" name="resolution" value="1000" units="1/cm"/>
+          <inkml:channelProperty channel="F" name="resolution" value="0" units="1/dev"/>
+        </inkml:channelProperties>
+      </inkml:inkSource>
+      <inkml:timestamp xml:id="ts0" timeString="2025-12-25T03:27:15.260"/>
+    </inkml:context>
+    <inkml:brush xml:id="br0">
+      <inkml:brushProperty name="width" value="0.035" units="cm"/>
+      <inkml:brushProperty name="height" value="0.035" units="cm"/>
+      <inkml:brushProperty name="color" value="#E71224"/>
+    </inkml:brush>
+  </inkml:definitions>
+  <inkml:trace contextRef="#ctx0" brushRef="#br0">1231 0 23839,'-1230'1527'0</inkml:trace>
+</inkml:ink>
+</file>
+
+<file path=word/ink/ink7.xml><?xml version="1.0" encoding="utf-8"?>
+<inkml:ink xmlns:inkml="http://www.w3.org/2003/InkML">
+  <inkml:definitions>
+    <inkml:context xml:id="ctx0">
+      <inkml:inkSource xml:id="inkSrc0">
+        <inkml:traceFormat>
+          <inkml:channel name="X" type="integer" min="-2.14748E9" max="2.14748E9" units="cm"/>
+          <inkml:channel name="Y" type="integer" min="-2.14748E9" max="2.14748E9" units="cm"/>
+          <inkml:channel name="F" type="integer" max="32767" units="dev"/>
+        </inkml:traceFormat>
+        <inkml:channelProperties>
+          <inkml:channelProperty channel="X" name="resolution" value="1000" units="1/cm"/>
+          <inkml:channelProperty channel="Y" name="resolution" value="1000" units="1/cm"/>
+          <inkml:channelProperty channel="F" name="resolution" value="0" units="1/dev"/>
+        </inkml:channelProperties>
+      </inkml:inkSource>
+      <inkml:timestamp xml:id="ts0" timeString="2025-12-25T03:27:28.071"/>
+    </inkml:context>
+    <inkml:brush xml:id="br0">
+      <inkml:brushProperty name="width" value="0.035" units="cm"/>
+      <inkml:brushProperty name="height" value="0.035" units="cm"/>
+      <inkml:brushProperty name="color" value="#E71224"/>
+    </inkml:brush>
+  </inkml:definitions>
+  <inkml:trace contextRef="#ctx0" brushRef="#br0">1 380 24575,'0'-42'0,"10"-58"0,-8 84 0,1-1 0,1 1 0,0 0 0,2 1 0,-1-1 0,13-22 0,-12 29 0,-1 0 0,2 1 0,-1 0 0,1 0 0,1 0 0,-1 1 0,1 0 0,1 0 0,9-6 0,-13 10 0,0 1 0,0-1 0,0 1 0,1 0 0,-1 0 0,1 0 0,-1 1 0,1 0 0,0 0 0,0 1 0,-1-1 0,1 1 0,0 0 0,0 1 0,-1-1 0,1 1 0,0 0 0,7 3 0,-9-2 0,-1-1 0,0 1 0,0 0 0,0 0 0,0 0 0,-1 0 0,1 1 0,0-1 0,-1 1 0,0 0 0,0-1 0,1 1 0,-1 0 0,-1 0 0,1 0 0,0 1 0,-1-1 0,0 0 0,0 1 0,0-1 0,0 1 0,0-1 0,0 6 0,1 11 0,-1 0 0,-1 0 0,-2 22 0,1-10 0,1 124-1365,0-137-5461</inkml:trace>
+  <inkml:trace contextRef="#ctx0" brushRef="#br0" timeOffset="1368.45">562 380 24575,'0'-3'0,"-1"1"0,0-1 0,1 0 0,-1 1 0,0 0 0,0-1 0,0 1 0,-1 0 0,1-1 0,-1 1 0,1 0 0,-1 0 0,1 0 0,-1 0 0,0 0 0,0 1 0,0-1 0,0 0 0,-1 1 0,1 0 0,0-1 0,0 1 0,-1 0 0,1 0 0,-1 0 0,1 1 0,-4-2 0,4 2 0,1-1 0,-1 1 0,0-1 0,1 1 0,-1 0 0,1 0 0,-1 0 0,0-1 0,1 1 0,-1 1 0,0-1 0,1 0 0,-1 0 0,1 1 0,-1-1 0,0 1 0,1-1 0,-1 1 0,1-1 0,0 1 0,-1 0 0,1 0 0,-1 0 0,1 0 0,0 0 0,0 0 0,0 0 0,-1 0 0,1 1 0,0-1 0,1 0 0,-1 1 0,0-1 0,0 1 0,0-1 0,1 1 0,-1-1 0,1 1 0,-1-1 0,1 1 0,0 0 0,0-1 0,-1 3 0,1-3 0,1 0 0,-1 1 0,0-1 0,0 1 0,1-1 0,-1 1 0,1-1 0,-1 1 0,1-1 0,0 0 0,-1 1 0,1-1 0,0 0 0,0 0 0,0 0 0,0 0 0,0 0 0,0 1 0,0-2 0,0 1 0,0 0 0,1 0 0,-1 0 0,0-1 0,1 1 0,-1 0 0,0-1 0,1 1 0,-1-1 0,1 0 0,-1 1 0,1-1 0,-1 0 0,1 0 0,2 0 0,-2 0 0,1 0 0,-1 0 0,1 0 0,-1 0 0,1 0 0,0-1 0,-1 1 0,0-1 0,1 1 0,-1-1 0,1 0 0,-1 0 0,0 0 0,1-1 0,-1 1 0,0 0 0,0-1 0,0 1 0,0-1 0,3-3 0,-2-1 0,0-1 0,-1 0 0,0 1 0,0-1 0,0 0 0,0 0 0,-1 0 0,-1 0 0,1-12 0,-5-64 0,1 74 0,0 0 0,0 0 0,0 1 0,-1-1 0,-1 1 0,1 0 0,-1 0 0,-1 0 0,1 1 0,-1-1 0,-1 2 0,1-1 0,-1 1 0,0-1 0,-1 2 0,-13-9 0,21 14 0,0 0 0,0 0 0,1 0 0,-1 0 0,0 0 0,0 0 0,0 0 0,0 0 0,0 0 0,0 0 0,1 0 0,-1 0 0,0-1 0,0 1 0,0 0 0,0 0 0,0 0 0,0 0 0,1 0 0,-1 0 0,0 0 0,0 0 0,0 0 0,0-1 0,0 1 0,0 0 0,0 0 0,0 0 0,0 0 0,0 0 0,0-1 0,0 1 0,0 0 0,0 0 0,0 0 0,0 0 0,0 0 0,0 0 0,0-1 0,0 1 0,0 0 0,0 0 0,0 0 0,0 0 0,0 0 0,0-1 0,0 1 0,0 0 0,0 0 0,0 0 0,0 0 0,0 0 0,0 0 0,0-1 0,0 1 0,-1 0 0,1 0 0,0 0 0,0 0 0,0 0 0,0 0 0,0 0 0,0 0 0,-1 0 0,1 0 0,0 0 0,0 0 0,0-1 0,20-1 0,26 1 0,-45 1 0,32 1-1365,-19-1-5461</inkml:trace>
+  <inkml:trace contextRef="#ctx0" brushRef="#br0" timeOffset="2258.96">1030 146 24575,'-45'-2'0,"-32"0"0,71 2 0,0 0 0,0 1 0,0 0 0,0 0 0,0 1 0,0-1 0,1 1 0,-1 1 0,-7 3 0,10-3 0,-1 0 0,1 0 0,0 1 0,1-1 0,-1 1 0,1 0 0,-1 0 0,1 0 0,1 0 0,-1 0 0,0 0 0,1 0 0,0 1 0,0-1 0,0 1 0,0-1 0,1 0 0,0 1 0,0 7 0,0-8 0,0 1 0,0-1 0,0 1 0,1-1 0,0 1 0,-1-1 0,2 1 0,-1-1 0,0 0 0,1 0 0,0 1 0,0-1 0,0 0 0,0-1 0,1 1 0,0 0 0,-1-1 0,1 1 0,5 3 0,8 1 0,0 0 0,1-2 0,0 0 0,0 0 0,0-2 0,1 0 0,-1-1 0,1-1 0,19 0 0,-34-2-39,0 1 0,0-1 0,0 0 0,0-1 0,0 1 0,0 0 0,0-1 0,0 0 0,0 0 0,0 0 0,-1 0 0,1 0 0,0 0 0,-1-1 0,1 1 0,0-1 0,-1 0 0,0 0 0,1 0 0,-1 0 0,0 0 0,0 0 0,0-1 0,-1 1 0,1-1 0,0 1 0,-1-1 0,0 0 0,1 0 0,-1 1 0,0-1 0,0 0 0,-1 0 0,1-4 0,1-7-6787</inkml:trace>
+  <inkml:trace contextRef="#ctx0" brushRef="#br0" timeOffset="3391.66">1311 396 24575,'-1'-35'0,"0"18"0,1-1 0,1 1 0,0-1 0,1 1 0,7-28 0,-8 40 0,1 0 0,0 0 0,1 1 0,-1-1 0,1 1 0,0 0 0,0 0 0,0 0 0,0 0 0,1 0 0,0 1 0,-1-1 0,1 1 0,0 0 0,1 0 0,-1 1 0,1-1 0,-1 1 0,1 0 0,0 0 0,-1 0 0,1 1 0,0 0 0,6-1 0,-7 1 0,0 1 0,0 0 0,0-1 0,0 1 0,0 1 0,0-1 0,0 1 0,-1-1 0,1 1 0,0 0 0,0 0 0,-1 1 0,1-1 0,0 1 0,4 3 0,-1 0 0,-1-1 0,0 1 0,0 1 0,-1-1 0,1 1 0,-1 0 0,6 10 0,-2-2 0,-1 1 0,0 0 0,-1 0 0,-1 1 0,0 0 0,5 28 0,4 20-1365,-14-52-5461</inkml:trace>
+  <inkml:trace contextRef="#ctx0" brushRef="#br0" timeOffset="4115.23">1827 116 24575,'16'93'0,"-15"-29"-48,-1-15-611,8 57 1,-5-86-6168</inkml:trace>
+  <inkml:trace contextRef="#ctx0" brushRef="#br0" timeOffset="5066.54">2280 178 24575,'0'-2'0,"0"0"0,0 0 0,-1 0 0,1 0 0,0 0 0,-1 0 0,1 1 0,-1-1 0,0 0 0,1 0 0,-1 0 0,0 0 0,0 1 0,0-1 0,0 0 0,-1 1 0,1-1 0,0 1 0,-1-1 0,1 1 0,-1-1 0,1 1 0,-3-1 0,1 0 0,0 1 0,0 0 0,0 0 0,-1 0 0,1 0 0,0 0 0,-1 1 0,1-1 0,-1 1 0,1 0 0,-1 0 0,-6 1 0,6 0 0,0-1 0,0 1 0,0 0 0,0 0 0,0 0 0,0 0 0,0 1 0,1 0 0,-1 0 0,0 0 0,1 0 0,0 0 0,-1 1 0,1-1 0,0 1 0,0 0 0,0 0 0,1 0 0,-1 1 0,1-1 0,0 0 0,-1 1 0,2 0 0,-3 5 0,1 1 0,1 1 0,1-1 0,0 1 0,1-1 0,0 1 0,0 0 0,1-1 0,0 1 0,1-1 0,0 0 0,5 12 0,-6-18 0,2 1 0,-1-1 0,0 0 0,1 1 0,0-1 0,0 0 0,0-1 0,0 1 0,1-1 0,-1 1 0,1-1 0,0 0 0,0 0 0,0-1 0,1 1 0,-1-1 0,0 0 0,1 0 0,0 0 0,-1-1 0,1 0 0,0 0 0,0 0 0,-1 0 0,9 0 0,-4-1 10,-1 0 0,0-1 0,1 0 0,-1 0 0,0 0 0,0-1 0,0-1 0,0 1 0,0-1 0,-1 0 0,9-6 0,-13 8-50,-1 0 0,0-1 0,1 1-1,-1-1 1,0 0 0,0 0 0,0 0 0,0 0 0,-1 0 0,1 0 0,0 0-1,-1-1 1,0 1 0,1-1 0,-1 1 0,0-1 0,0 1 0,-1-1-1,1 1 1,0-1 0,-1 0 0,0 0 0,1 1 0,-1-1 0,0 0-1,0 1 1,-1-1 0,1 0 0,-1 0 0,1 1 0,-1-1 0,0 1 0,0-1-1,0 0 1,0 1 0,-3-5 0,-7-10-6786</inkml:trace>
+  <inkml:trace contextRef="#ctx0" brushRef="#br0" timeOffset="6245.92">2622 239 24575,'0'-11'0,"0"0"0,1 0 0,0-1 0,1 1 0,5-15 0,-6 23 0,0 0 0,0 0 0,0 0 0,1 0 0,-1 0 0,1 0 0,0 0 0,-1 1 0,1-1 0,1 1 0,-1-1 0,0 1 0,1 0 0,-1 0 0,1 0 0,-1 0 0,1 0 0,0 1 0,0-1 0,0 1 0,0 0 0,0 0 0,4-1 0,-6 2 0,0 0 0,0 0 0,0 0 0,0 0 0,0 0 0,0 0 0,0 1 0,0-1 0,0 0 0,0 1 0,0-1 0,0 0 0,0 1 0,0-1 0,0 1 0,0 0 0,-1-1 0,1 1 0,0 0 0,0-1 0,-1 1 0,1 0 0,0 0 0,-1 0 0,1 0 0,-1 0 0,1-1 0,-1 1 0,0 0 0,1 0 0,-1 0 0,0 0 0,1 0 0,-1 0 0,0 0 0,0 1 0,0 0 0,2 48 0,-2-41 0,1 70 0,-5 145 0,5-223 0,-1 0 0,0-1 0,0 1 0,0-1 0,0 1 0,-1-1 0,1 1 0,0-1 0,0 1 0,0-1 0,0 1 0,0-1 0,-1 1 0,1-1 0,0 1 0,-1-1 0,1 0 0,0 1 0,0-1 0,-1 1 0,1-1 0,-1 0 0,1 1 0,0-1 0,-1 0 0,1 1 0,-1-1 0,1 0 0,-1 0 0,0 1 0,-17-8 0,-23-30 0,29 26 0,-52-39-1365,45 39-5461</inkml:trace>
+</inkml:ink>
+</file>
+
+<file path=word/ink/ink8.xml><?xml version="1.0" encoding="utf-8"?>
+<inkml:ink xmlns:inkml="http://www.w3.org/2003/InkML">
+  <inkml:definitions>
+    <inkml:context xml:id="ctx0">
+      <inkml:inkSource xml:id="inkSrc0">
+        <inkml:traceFormat>
+          <inkml:channel name="X" type="integer" min="-2.14748E9" max="2.14748E9" units="cm"/>
+          <inkml:channel name="Y" type="integer" min="-2.14748E9" max="2.14748E9" units="cm"/>
+          <inkml:channel name="F" type="integer" max="32767" units="dev"/>
+        </inkml:traceFormat>
+        <inkml:channelProperties>
+          <inkml:channelProperty channel="X" name="resolution" value="1000" units="1/cm"/>
+          <inkml:channelProperty channel="Y" name="resolution" value="1000" units="1/cm"/>
+          <inkml:channelProperty channel="F" name="resolution" value="0" units="1/dev"/>
+        </inkml:channelProperties>
+      </inkml:inkSource>
+      <inkml:timestamp xml:id="ts0" timeString="2025-12-25T03:27:16.115"/>
+    </inkml:context>
+    <inkml:brush xml:id="br0">
+      <inkml:brushProperty name="width" value="0.035" units="cm"/>
+      <inkml:brushProperty name="height" value="0.035" units="cm"/>
+      <inkml:brushProperty name="color" value="#E71224"/>
+    </inkml:brush>
+  </inkml:definitions>
+  <inkml:trace contextRef="#ctx0" brushRef="#br0">0 419 24575,'0'-403'-1365,"0"388"-5461</inkml:trace>
+  <inkml:trace contextRef="#ctx0" brushRef="#br0" timeOffset="1619.77">0 449 24575,'35'-2'0,"-1"-2"0,1-1 0,-1-2 0,51-18 0,42-8 0,-105 30 5,-1 2 0,1 0-1,30 3 1,-4-1-1389,-34-1-5442</inkml:trace>
+</inkml:ink>
 </file>
 
 <file path=word/theme/theme1.xml><?xml version="1.0" encoding="utf-8"?>
@@ -5814,7 +6232,7 @@
   <a:extraClrSchemeLst/>
   <a:extLst>
     <a:ext uri="{05A4C25C-085E-4340-85A3-A5531E510DB2}">
-      <thm15:themeFamily xmlns="" xmlns:thm15="http://schemas.microsoft.com/office/thememl/2012/main" name="Office Theme" id="{62F939B6-93AF-4DB8-9C6B-D6C7DFDC589F}" vid="{4A3C46E8-61CC-4603-A589-7422A47A8E4A}"/>
+      <thm15:themeFamily xmlns:thm15="http://schemas.microsoft.com/office/thememl/2012/main" name="Office Theme" id="{62F939B6-93AF-4DB8-9C6B-D6C7DFDC589F}" vid="{4A3C46E8-61CC-4603-A589-7422A47A8E4A}"/>
     </a:ext>
   </a:extLst>
 </a:theme>

--- a/ฟอร์มรายงานผล/Word/แบคทีเรียวิทยา/กรอกข้อมูล/D25-6270.docx
+++ b/ฟอร์มรายงานผล/Word/แบคทีเรียวิทยา/กรอกข้อมูล/D25-6270.docx
@@ -1882,7 +1882,7 @@
                 </mc:Choice>
                 <mc:Fallback>
                   <w:pict>
-                    <v:shapetype w14:anchorId="5181B9E9" id="_x0000_t75" coordsize="21600,21600" o:spt="75" o:preferrelative="t" path="m@4@5l@4@11@9@11@9@5xe" filled="f" stroked="f">
+                    <v:shapetype w14:anchorId="144EB4EE" id="_x0000_t75" coordsize="21600,21600" o:spt="75" o:preferrelative="t" path="m@4@5l@4@11@9@11@9@5xe" filled="f" stroked="f">
                       <v:stroke joinstyle="miter"/>
                       <v:formulas>
                         <v:f eqn="if lineDrawn pixelLineWidth 0"/>
@@ -1901,7 +1901,7 @@
                       <v:path o:extrusionok="f" gradientshapeok="t" o:connecttype="rect"/>
                       <o:lock v:ext="edit" aspectratio="t"/>
                     </v:shapetype>
-                    <v:shape id="Ink 42" o:spid="_x0000_s1026" type="#_x0000_t75" style="position:absolute;margin-left:394.85pt;margin-top:-18.55pt;width:60.4pt;height:42.8pt;z-index:251701248;visibility:visible;mso-wrap-style:square;mso-wrap-distance-left:9pt;mso-wrap-distance-top:0;mso-wrap-distance-right:9pt;mso-wrap-distance-bottom:0;mso-position-horizontal:absolute;mso-position-horizontal-relative:text;mso-position-vertical:absolute;mso-position-vertical-relative:text" o:gfxdata="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">
+                    <v:shape id="Ink 42" o:spid="_x0000_s1026" type="#_x0000_t75" style="position:absolute;margin-left:394.85pt;margin-top:-18.55pt;width:60.4pt;height:42.8pt;z-index:251701248;visibility:visible;mso-wrap-style:square;mso-wrap-distance-left:9pt;mso-wrap-distance-top:0;mso-wrap-distance-right:9pt;mso-wrap-distance-bottom:0;mso-position-horizontal:absolute;mso-position-horizontal-relative:text;mso-position-vertical:absolute;mso-position-vertical-relative:text" o:gfxdata="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">
                       <v:imagedata r:id="rId8" o:title=""/>
                     </v:shape>
                   </w:pict>
@@ -1979,7 +1979,7 @@
                 </mc:Choice>
                 <mc:Fallback>
                   <w:pict>
-                    <v:shape w14:anchorId="7EE96E54" id="Ink 30" o:spid="_x0000_s1026" type="#_x0000_t75" style="position:absolute;margin-left:170.5pt;margin-top:.85pt;width:384.75pt;height:103.75pt;z-index:251688960;visibility:visible;mso-wrap-style:square;mso-wrap-distance-left:9pt;mso-wrap-distance-top:0;mso-wrap-distance-right:9pt;mso-wrap-distance-bottom:0;mso-position-horizontal:absolute;mso-position-horizontal-relative:text;mso-position-vertical:absolute;mso-position-vertical-relative:text" o:gfxdata="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">
+                    <v:shape w14:anchorId="353FA635" id="Ink 30" o:spid="_x0000_s1026" type="#_x0000_t75" style="position:absolute;margin-left:170.5pt;margin-top:.85pt;width:384.75pt;height:103.75pt;z-index:251688960;visibility:visible;mso-wrap-style:square;mso-wrap-distance-left:9pt;mso-wrap-distance-top:0;mso-wrap-distance-right:9pt;mso-wrap-distance-bottom:0;mso-position-horizontal:absolute;mso-position-horizontal-relative:text;mso-position-vertical:absolute;mso-position-vertical-relative:text" o:gfxdata="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">
                       <v:imagedata r:id="rId10" o:title=""/>
                     </v:shape>
                   </w:pict>
@@ -2027,7 +2027,7 @@
                 </mc:Choice>
                 <mc:Fallback>
                   <w:pict>
-                    <v:shape w14:anchorId="13BB2988" id="Ink 17" o:spid="_x0000_s1026" type="#_x0000_t75" style="position:absolute;margin-left:204.3pt;margin-top:106.3pt;width:319.45pt;height:21.1pt;z-index:251655680;visibility:visible;mso-wrap-style:square;mso-wrap-distance-left:9pt;mso-wrap-distance-top:0;mso-wrap-distance-right:9pt;mso-wrap-distance-bottom:0;mso-position-horizontal:absolute;mso-position-horizontal-relative:text;mso-position-vertical:absolute;mso-position-vertical-relative:text" o:gfxdata="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">
+                    <v:shape w14:anchorId="1A53D671" id="Ink 17" o:spid="_x0000_s1026" type="#_x0000_t75" style="position:absolute;margin-left:204.3pt;margin-top:106.3pt;width:319.45pt;height:21.1pt;z-index:251655680;visibility:visible;mso-wrap-style:square;mso-wrap-distance-left:9pt;mso-wrap-distance-top:0;mso-wrap-distance-right:9pt;mso-wrap-distance-bottom:0;mso-position-horizontal:absolute;mso-position-horizontal-relative:text;mso-position-vertical:absolute;mso-position-vertical-relative:text" o:gfxdata="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">
                       <v:imagedata r:id="rId12" o:title=""/>
                     </v:shape>
                   </w:pict>
@@ -2075,7 +2075,7 @@
                 </mc:Choice>
                 <mc:Fallback>
                   <w:pict>
-                    <v:shape w14:anchorId="52862F9E" id="Ink 1" o:spid="_x0000_s1026" type="#_x0000_t75" style="position:absolute;margin-left:-11.95pt;margin-top:97pt;width:163.8pt;height:39.3pt;z-index:251639296;visibility:visible;mso-wrap-style:square;mso-wrap-distance-left:9pt;mso-wrap-distance-top:0;mso-wrap-distance-right:9pt;mso-wrap-distance-bottom:0;mso-position-horizontal:absolute;mso-position-horizontal-relative:text;mso-position-vertical:absolute;mso-position-vertical-relative:text" o:gfxdata="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">
+                    <v:shape w14:anchorId="5C598F69" id="Ink 1" o:spid="_x0000_s1026" type="#_x0000_t75" style="position:absolute;margin-left:-11.95pt;margin-top:97pt;width:163.8pt;height:39.3pt;z-index:251639296;visibility:visible;mso-wrap-style:square;mso-wrap-distance-left:9pt;mso-wrap-distance-top:0;mso-wrap-distance-right:9pt;mso-wrap-distance-bottom:0;mso-position-horizontal:absolute;mso-position-horizontal-relative:text;mso-position-vertical:absolute;mso-position-vertical-relative:text" o:gfxdata="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">
                       <v:imagedata r:id="rId14" o:title=""/>
                     </v:shape>
                   </w:pict>
@@ -2193,7 +2193,7 @@
                 </mc:Choice>
                 <mc:Fallback>
                   <w:pict>
-                    <v:shape w14:anchorId="5EA2F5D4" id="Ink 29" o:spid="_x0000_s1026" type="#_x0000_t75" style="position:absolute;margin-left:445.7pt;margin-top:-25.35pt;width:69.5pt;height:65.75pt;z-index:251687936;visibility:visible;mso-wrap-style:square;mso-wrap-distance-left:9pt;mso-wrap-distance-top:0;mso-wrap-distance-right:9pt;mso-wrap-distance-bottom:0;mso-position-horizontal:absolute;mso-position-horizontal-relative:text;mso-position-vertical:absolute;mso-position-vertical-relative:text" o:gfxdata="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">
+                    <v:shape w14:anchorId="7C9F9261" id="Ink 29" o:spid="_x0000_s1026" type="#_x0000_t75" style="position:absolute;margin-left:445.7pt;margin-top:-25.35pt;width:69.5pt;height:65.75pt;z-index:251687936;visibility:visible;mso-wrap-style:square;mso-wrap-distance-left:9pt;mso-wrap-distance-top:0;mso-wrap-distance-right:9pt;mso-wrap-distance-bottom:0;mso-position-horizontal:absolute;mso-position-horizontal-relative:text;mso-position-vertical:absolute;mso-position-vertical-relative:text" o:gfxdata="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">
                       <v:imagedata r:id="rId17" o:title=""/>
                     </v:shape>
                   </w:pict>
@@ -2242,7 +2242,7 @@
                 </mc:Choice>
                 <mc:Fallback>
                   <w:pict>
-                    <v:shape w14:anchorId="34EA0FFE" id="Ink 3" o:spid="_x0000_s1026" type="#_x0000_t75" style="position:absolute;margin-left:1.45pt;margin-top:-14.45pt;width:35.9pt;height:44.3pt;z-index:251641344;visibility:visible;mso-wrap-style:square;mso-wrap-distance-left:9pt;mso-wrap-distance-top:0;mso-wrap-distance-right:9pt;mso-wrap-distance-bottom:0;mso-position-horizontal:absolute;mso-position-horizontal-relative:text;mso-position-vertical:absolute;mso-position-vertical-relative:text" o:gfxdata="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">
+                    <v:shape w14:anchorId="540A7439" id="Ink 3" o:spid="_x0000_s1026" type="#_x0000_t75" style="position:absolute;margin-left:1.45pt;margin-top:-14.45pt;width:35.9pt;height:44.3pt;z-index:251641344;visibility:visible;mso-wrap-style:square;mso-wrap-distance-left:9pt;mso-wrap-distance-top:0;mso-wrap-distance-right:9pt;mso-wrap-distance-bottom:0;mso-position-horizontal:absolute;mso-position-horizontal-relative:text;mso-position-vertical:absolute;mso-position-vertical-relative:text" o:gfxdata="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">
                       <v:imagedata r:id="rId19" o:title=""/>
                     </v:shape>
                   </w:pict>
@@ -2315,7 +2315,7 @@
                 </mc:Choice>
                 <mc:Fallback>
                   <w:pict>
-                    <v:shape w14:anchorId="7997083E" id="Ink 15" o:spid="_x0000_s1026" type="#_x0000_t75" style="position:absolute;margin-left:27.75pt;margin-top:3.75pt;width:78.05pt;height:15.3pt;z-index:251673600;visibility:visible;mso-wrap-style:square;mso-wrap-distance-left:9pt;mso-wrap-distance-top:0;mso-wrap-distance-right:9pt;mso-wrap-distance-bottom:0;mso-position-horizontal:absolute;mso-position-horizontal-relative:text;mso-position-vertical:absolute;mso-position-vertical-relative:text" o:gfxdata="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">
+                    <v:shape w14:anchorId="57CBF6BA" id="Ink 15" o:spid="_x0000_s1026" type="#_x0000_t75" style="position:absolute;margin-left:27.75pt;margin-top:3.75pt;width:78.05pt;height:15.3pt;z-index:251673600;visibility:visible;mso-wrap-style:square;mso-wrap-distance-left:9pt;mso-wrap-distance-top:0;mso-wrap-distance-right:9pt;mso-wrap-distance-bottom:0;mso-position-horizontal:absolute;mso-position-horizontal-relative:text;mso-position-vertical:absolute;mso-position-vertical-relative:text" o:gfxdata="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">
                       <v:imagedata r:id="rId21" o:title=""/>
                     </v:shape>
                   </w:pict>
@@ -2363,7 +2363,7 @@
                 </mc:Choice>
                 <mc:Fallback>
                   <w:pict>
-                    <v:shape w14:anchorId="245BDF98" id="Ink 6" o:spid="_x0000_s1026" type="#_x0000_t75" style="position:absolute;margin-left:1.65pt;margin-top:-3.95pt;width:16pt;height:13.7pt;z-index:251664384;visibility:visible;mso-wrap-style:square;mso-wrap-distance-left:9pt;mso-wrap-distance-top:0;mso-wrap-distance-right:9pt;mso-wrap-distance-bottom:0;mso-position-horizontal:absolute;mso-position-horizontal-relative:text;mso-position-vertical:absolute;mso-position-vertical-relative:text" o:gfxdata="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">
+                    <v:shape w14:anchorId="6EEF8F30" id="Ink 6" o:spid="_x0000_s1026" type="#_x0000_t75" style="position:absolute;margin-left:1.65pt;margin-top:-3.95pt;width:16pt;height:13.7pt;z-index:251664384;visibility:visible;mso-wrap-style:square;mso-wrap-distance-left:9pt;mso-wrap-distance-top:0;mso-wrap-distance-right:9pt;mso-wrap-distance-bottom:0;mso-position-horizontal:absolute;mso-position-horizontal-relative:text;mso-position-vertical:absolute;mso-position-vertical-relative:text" o:gfxdata="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">
                       <v:imagedata r:id="rId23" o:title=""/>
                     </v:shape>
                   </w:pict>
@@ -5089,6 +5089,8 @@
     <w:rsid w:val="00437AA2"/>
     <w:rsid w:val="004626B5"/>
     <w:rsid w:val="004F1AB1"/>
+    <w:rsid w:val="005661AE"/>
+    <w:rsid w:val="005A6357"/>
     <w:rsid w:val="005B227A"/>
     <w:rsid w:val="0065247E"/>
     <w:rsid w:val="00705541"/>
@@ -5756,7 +5758,7 @@
   </inkml:definitions>
   <inkml:trace contextRef="#ctx0" brushRef="#br0">1247 1478 24575,'0'-596'-1365,"0"582"-5461</inkml:trace>
   <inkml:trace contextRef="#ctx0" brushRef="#br0" timeOffset="592.19">1263 838 24575,'-1'0'0,"1"0"0,0-1 0,0 1 0,-1 0 0,1-1 0,0 1 0,0 0 0,-1-1 0,1 1 0,0 0 0,-1 0 0,1 0 0,0-1 0,-1 1 0,1 0 0,-1 0 0,1 0 0,0 0 0,-1 0 0,1 0 0,-1-1 0,1 1 0,0 0 0,-1 0 0,1 0 0,-1 0 0,1 1 0,0-1 0,-1 0 0,1 0 0,-1 0 0,1 0 0,0 0 0,-1 0 0,1 1 0,0-1 0,-1 0 0,1 0 0,0 0 0,-1 1 0,1-1 0,0 0 0,-1 1 0,-26 13 0,20-10 0,-1 1 0,-64 35 0,67-36 0,0 0 0,0 0 0,0 0 0,0 0 0,0 1 0,1 0 0,0 0 0,0 0 0,0 0 0,-3 7 0,7-11 0,0-1 0,0 0 0,0 1 0,-1-1 0,1 1 0,0-1 0,0 0 0,0 1 0,0-1 0,0 1 0,0-1 0,0 0 0,0 1 0,1-1 0,-1 0 0,0 1 0,0-1 0,0 0 0,0 1 0,0-1 0,1 0 0,-1 1 0,0-1 0,0 0 0,0 1 0,1-1 0,-1 0 0,0 1 0,0-1 0,1 0 0,-1 0 0,0 0 0,1 1 0,-1-1 0,0 0 0,1 0 0,-1 0 0,0 0 0,1 0 0,-1 1 0,1-1 0,-1 0 0,0 0 0,1 0 0,-1 0 0,0 0 0,1 0 0,-1 0 0,1 0 0,-1-1 0,0 1 0,1 0 0,-1 0 0,0 0 0,1 0 0,-1 0 0,0 0 0,1-1 0,-1 1 0,0 0 0,1-1 0,25-7 0,63-32-1365,-76 32-5461</inkml:trace>
-  <inkml:trace contextRef="#ctx0" brushRef="#br0" timeOffset="1263.15">1293 870 24575,'0'-3'0,"3"-1"0,3 1 0,3 3 0,1 4 0,3 4 0,0 4 0,0-1 0,-2-2-8191</inkml:trace>
+  <inkml:trace contextRef="#ctx0" brushRef="#br0" timeOffset="1263.14">1293 870 24575,'0'-3'0,"3"-1"0,3 1 0,3 3 0,1 4 0,3 4 0,0 4 0,0-1 0,-2-2-8191</inkml:trace>
   <inkml:trace contextRef="#ctx0" brushRef="#br0" timeOffset="5657.78">124 32 24575,'-24'323'109,"11"-209"-846,2 124 0,11-224-6089</inkml:trace>
   <inkml:trace contextRef="#ctx0" brushRef="#br0" timeOffset="6861.45">172 1 24575,'18'0'0,"0"0"0,0 2 0,-1 0 0,1 1 0,34 10 0,-41-9 0,-1 0 0,0 1 0,0 1 0,-1 0 0,0 0 0,0 1 0,0 0 0,-1 0 0,0 1 0,14 16 0,-8-1 0,0 0 0,-1 0 0,-2 1 0,0 0 0,13 49 0,-11-33 0,-6-15 0,-1 0 0,-1 0 0,-2 1 0,-1-1 0,0 1 0,-2 0 0,-1-1 0,-1 1 0,-1-1 0,-8 28 0,9-47 0,0 0 0,-1 0 0,0 0 0,0-1 0,-1 1 0,0-1 0,0 0 0,0 0 0,0 0 0,-1-1 0,1 1 0,-1-1 0,0 0 0,-1-1 0,1 1 0,-1-1 0,1 0 0,-1 0 0,0-1 0,-12 4 0,-12 3 0,0-2 0,-62 7 0,68-11 0,9-1-87,-14 3-126,0-1 0,0-1 0,0-2 0,0-1 0,-54-7 0,70 3-6613</inkml:trace>
   <inkml:trace contextRef="#ctx0" brushRef="#br0" timeOffset="7979.4">749 299 24575,'1'0'0,"0"1"0,0-1 0,0 1 0,0 0 0,0-1 0,0 1 0,0 0 0,0 0 0,0 0 0,-1 0 0,1 0 0,0 0 0,0 0 0,-1 0 0,1 0 0,-1 0 0,1 0 0,-1 0 0,1 0 0,-1 1 0,0-1 0,1 1 0,6 31 0,-6-31 0,3 35 0,-1 0 0,-1 0 0,-5 42 0,4 59 0,-2-138 0,1 0 0,0 0 0,0 1 0,0-1 0,0 0 0,0 0 0,0 0 0,0 1 0,0-1 0,0 0 0,0 0 0,0 0 0,0 1 0,0-1 0,0 0 0,0 0 0,0 1 0,0-1 0,0 0 0,0 0 0,1 0 0,-1 0 0,0 1 0,0-1 0,0 0 0,0 0 0,0 0 0,0 0 0,1 1 0,-1-1 0,0 0 0,0 0 0,0 0 0,0 0 0,1 0 0,-1 0 0,0 0 0,0 1 0,0-1 0,1 0 0,-1 0 0,0 0 0,0 0 0,0 0 0,1 0 0,-1 0 0,0 0 0,0 0 0,0 0 0,1 0 0,-1 0 0,0 0 0,1 0 0,10-13 0,9-20 0,-16 24 0,11-21 0,1 0 0,33-43 0,-43 65 0,2-1 0,-1 2 0,1-1 0,0 1 0,0 0 0,1 1 0,-1 0 0,2 1 0,-1-1 0,1 2 0,-1-1 0,15-3 0,-6 3-1365,-4 2-5461</inkml:trace>
@@ -5882,7 +5884,7 @@
   <inkml:trace contextRef="#ctx0" brushRef="#br0" timeOffset="7237.48">717 1968 24575,'1'0'0,"-1"0"0,1 0 0,-1 1 0,1-1 0,-1 0 0,1 1 0,-1-1 0,1 1 0,-1-1 0,1 0 0,-1 1 0,1-1 0,-1 1 0,0-1 0,1 1 0,-1 0 0,0-1 0,1 1 0,-1-1 0,0 1 0,0-1 0,0 1 0,1 0 0,-1-1 0,0 1 0,0 0 0,0-1 0,0 1 0,0-1 0,0 1 0,0 0 0,0-1 0,-1 1 0,1 1 0,-5 30 0,3-21 0,1-3 0,0 1 0,1-1 0,0 1 0,0-1 0,0 1 0,1-1 0,1 0 0,3 14 0,-3-19 0,-1 0 0,1 0 0,0 0 0,0 0 0,0 0 0,1 0 0,-1-1 0,1 1 0,-1-1 0,1 1 0,0-1 0,0 0 0,0 0 0,0 0 0,0-1 0,0 1 0,1-1 0,-1 0 0,0 0 0,1 0 0,-1 0 0,7 0 0,12 3 0,1-1 0,0-2 0,0 0 0,-1-1 0,1-2 0,26-4 0,-46 5 0,0 0 0,0 0 0,0 0 0,-1 0 0,1 0 0,-1-1 0,1 1 0,-1-1 0,0 0 0,1 1 0,-1-1 0,0 0 0,0 0 0,0-1 0,0 1 0,-1 0 0,1-1 0,2-4 0,0-3 0,0 0 0,0-1 0,3-18 0,10-24 0,-17 53 0,0 0 0,-1-1 0,1 1 0,0 0 0,0 0 0,0-1 0,0 1 0,0 0 0,1 0 0,-1 0 0,0-1 0,0 1 0,0 0 0,0 0 0,0 0 0,0-1 0,0 1 0,0 0 0,0 0 0,0 0 0,1 0 0,-1-1 0,0 1 0,0 0 0,0 0 0,0 0 0,1 0 0,-1 0 0,0-1 0,0 1 0,0 0 0,0 0 0,1 0 0,-1 0 0,0 0 0,0 0 0,1 0 0,-1 0 0,0 0 0,0 0 0,0 0 0,1 0 0,-1 0 0,0 0 0,0 0 0,0 0 0,1 0 0,-1 0 0,0 0 0,0 0 0,1 0 0,1 15 0,-5 20 0,-4 40-1365,7-59-5461</inkml:trace>
   <inkml:trace contextRef="#ctx0" brushRef="#br0" timeOffset="7907.7">1404 1670 24575,'16'191'0,"0"-20"0,-16 73-1365,0-238-5461</inkml:trace>
   <inkml:trace contextRef="#ctx0" brushRef="#br0" timeOffset="8427.07">1138 1890 24575,'129'1'0,"-30"2"0,0-4 0,154-23 0,-202 10-1365,-34 9-5461</inkml:trace>
-  <inkml:trace contextRef="#ctx0" brushRef="#br0" timeOffset="9734.47">2074 2046 24575,'-3'-4'0,"0"1"0,0 0 0,0 0 0,-1 1 0,1-1 0,-1 1 0,0-1 0,0 1 0,0 0 0,0 1 0,-5-2 0,3 0 0,-10-3 0,0 0 0,-1 1 0,1 0 0,-1 2 0,0 0 0,-29-1 0,-103 8 0,145-4 0,0 0 0,0 0 0,1 1 0,-1 0 0,0 0 0,1 0 0,-1 0 0,1 0 0,-1 1 0,1-1 0,0 1 0,-1 0 0,1 0 0,0 0 0,0 1 0,0-1 0,1 1 0,-1-1 0,1 1 0,-1 0 0,-1 4 0,1-2 0,1 0 0,0 0 0,1 0 0,-1 0 0,1 0 0,0 0 0,0 1 0,1-1 0,-1 0 0,1 0 0,1 1 0,-1-1 0,2 9 0,0-6 0,-1 0 0,1 0 0,0-1 0,1 0 0,0 1 0,0-1 0,1 0 0,-1 0 0,2-1 0,-1 1 0,1-1 0,0 0 0,0 0 0,0 0 0,1-1 0,0 0 0,0 0 0,1 0 0,-1-1 0,13 6 0,-2-4 0,0-2 0,0 0 0,1-1 0,0-1 0,-1-1 0,1 0 0,0-1 0,24-4 0,-30 2 0,0 0 0,1-1 0,-1 0 0,0-2 0,0 1 0,-1-1 0,0-1 0,1 0 0,-2 0 0,1-1 0,-1-1 0,14-12 0,-21 16-26,-1 0 0,1-1-1,-1 1 1,0-1 0,0 1 0,0-1-1,-1 0 1,1 1 0,-1-1-1,0 0 1,-1 0 0,1 0-1,-1 0 1,0 0 0,0 0 0,-1 0-1,0-6 1,0-3-866,0 0-5934</inkml:trace>
+  <inkml:trace contextRef="#ctx0" brushRef="#br0" timeOffset="9734.46">2074 2046 24575,'-3'-4'0,"0"1"0,0 0 0,0 0 0,-1 1 0,1-1 0,-1 1 0,0-1 0,0 1 0,0 0 0,0 1 0,-5-2 0,3 0 0,-10-3 0,0 0 0,-1 1 0,1 0 0,-1 2 0,0 0 0,-29-1 0,-103 8 0,145-4 0,0 0 0,0 0 0,1 1 0,-1 0 0,0 0 0,1 0 0,-1 0 0,1 0 0,-1 1 0,1-1 0,0 1 0,-1 0 0,1 0 0,0 0 0,0 1 0,0-1 0,1 1 0,-1-1 0,1 1 0,-1 0 0,-1 4 0,1-2 0,1 0 0,0 0 0,1 0 0,-1 0 0,1 0 0,0 0 0,0 1 0,1-1 0,-1 0 0,1 0 0,1 1 0,-1-1 0,2 9 0,0-6 0,-1 0 0,1 0 0,0-1 0,1 0 0,0 1 0,0-1 0,1 0 0,-1 0 0,2-1 0,-1 1 0,1-1 0,0 0 0,0 0 0,0 0 0,1-1 0,0 0 0,0 0 0,1 0 0,-1-1 0,13 6 0,-2-4 0,0-2 0,0 0 0,1-1 0,0-1 0,-1-1 0,1 0 0,0-1 0,24-4 0,-30 2 0,0 0 0,1-1 0,-1 0 0,0-2 0,0 1 0,-1-1 0,0-1 0,1 0 0,-2 0 0,1-1 0,-1-1 0,14-12 0,-21 16-26,-1 0 0,1-1-1,-1 1 1,0-1 0,0 1 0,0-1-1,-1 0 1,1 1 0,-1-1-1,0 0 1,-1 0 0,1 0-1,-1 0 1,0 0 0,0 0 0,-1 0-1,0-6 1,0-3-866,0 0-5934</inkml:trace>
 </inkml:ink>
 </file>
 
@@ -5942,7 +5944,7 @@
   <inkml:trace contextRef="#ctx0" brushRef="#br0" timeOffset="1368.45">562 380 24575,'0'-3'0,"-1"1"0,0-1 0,1 0 0,-1 1 0,0 0 0,0-1 0,0 1 0,-1 0 0,1-1 0,-1 1 0,1 0 0,-1 0 0,1 0 0,-1 0 0,0 0 0,0 1 0,0-1 0,0 0 0,-1 1 0,1 0 0,0-1 0,0 1 0,-1 0 0,1 0 0,-1 0 0,1 1 0,-4-2 0,4 2 0,1-1 0,-1 1 0,0-1 0,1 1 0,-1 0 0,1 0 0,-1 0 0,0-1 0,1 1 0,-1 1 0,0-1 0,1 0 0,-1 0 0,1 1 0,-1-1 0,0 1 0,1-1 0,-1 1 0,1-1 0,0 1 0,-1 0 0,1 0 0,-1 0 0,1 0 0,0 0 0,0 0 0,0 0 0,-1 0 0,1 1 0,0-1 0,1 0 0,-1 1 0,0-1 0,0 1 0,0-1 0,1 1 0,-1-1 0,1 1 0,-1-1 0,1 1 0,0 0 0,0-1 0,-1 3 0,1-3 0,1 0 0,-1 1 0,0-1 0,0 1 0,1-1 0,-1 1 0,1-1 0,-1 1 0,1-1 0,0 0 0,-1 1 0,1-1 0,0 0 0,0 0 0,0 0 0,0 0 0,0 0 0,0 1 0,0-2 0,0 1 0,0 0 0,1 0 0,-1 0 0,0-1 0,1 1 0,-1 0 0,0-1 0,1 1 0,-1-1 0,1 0 0,-1 1 0,1-1 0,-1 0 0,1 0 0,2 0 0,-2 0 0,1 0 0,-1 0 0,1 0 0,-1 0 0,1 0 0,0-1 0,-1 1 0,0-1 0,1 1 0,-1-1 0,1 0 0,-1 0 0,0 0 0,1-1 0,-1 1 0,0 0 0,0-1 0,0 1 0,0-1 0,3-3 0,-2-1 0,0-1 0,-1 0 0,0 1 0,0-1 0,0 0 0,0 0 0,-1 0 0,-1 0 0,1-12 0,-5-64 0,1 74 0,0 0 0,0 0 0,0 1 0,-1-1 0,-1 1 0,1 0 0,-1 0 0,-1 0 0,1 1 0,-1-1 0,-1 2 0,1-1 0,-1 1 0,0-1 0,-1 2 0,-13-9 0,21 14 0,0 0 0,0 0 0,1 0 0,-1 0 0,0 0 0,0 0 0,0 0 0,0 0 0,0 0 0,0 0 0,1 0 0,-1 0 0,0-1 0,0 1 0,0 0 0,0 0 0,0 0 0,0 0 0,1 0 0,-1 0 0,0 0 0,0 0 0,0 0 0,0-1 0,0 1 0,0 0 0,0 0 0,0 0 0,0 0 0,0 0 0,0-1 0,0 1 0,0 0 0,0 0 0,0 0 0,0 0 0,0 0 0,0 0 0,0-1 0,0 1 0,0 0 0,0 0 0,0 0 0,0 0 0,0 0 0,0-1 0,0 1 0,0 0 0,0 0 0,0 0 0,0 0 0,0 0 0,0 0 0,0-1 0,0 1 0,-1 0 0,1 0 0,0 0 0,0 0 0,0 0 0,0 0 0,0 0 0,0 0 0,-1 0 0,1 0 0,0 0 0,0 0 0,0-1 0,20-1 0,26 1 0,-45 1 0,32 1-1365,-19-1-5461</inkml:trace>
   <inkml:trace contextRef="#ctx0" brushRef="#br0" timeOffset="2258.96">1030 146 24575,'-45'-2'0,"-32"0"0,71 2 0,0 0 0,0 1 0,0 0 0,0 0 0,0 1 0,0-1 0,1 1 0,-1 1 0,-7 3 0,10-3 0,-1 0 0,1 0 0,0 1 0,1-1 0,-1 1 0,1 0 0,-1 0 0,1 0 0,1 0 0,-1 0 0,0 0 0,1 0 0,0 1 0,0-1 0,0 1 0,0-1 0,1 0 0,0 1 0,0 7 0,0-8 0,0 1 0,0-1 0,0 1 0,1-1 0,0 1 0,-1-1 0,2 1 0,-1-1 0,0 0 0,1 0 0,0 1 0,0-1 0,0 0 0,0-1 0,1 1 0,0 0 0,-1-1 0,1 1 0,5 3 0,8 1 0,0 0 0,1-2 0,0 0 0,0 0 0,0-2 0,1 0 0,-1-1 0,1-1 0,19 0 0,-34-2-39,0 1 0,0-1 0,0 0 0,0-1 0,0 1 0,0 0 0,0-1 0,0 0 0,0 0 0,0 0 0,-1 0 0,1 0 0,0 0 0,-1-1 0,1 1 0,0-1 0,-1 0 0,0 0 0,1 0 0,-1 0 0,0 0 0,0 0 0,0-1 0,-1 1 0,1-1 0,0 1 0,-1-1 0,0 0 0,1 0 0,-1 1 0,0-1 0,0 0 0,-1 0 0,1-4 0,1-7-6787</inkml:trace>
   <inkml:trace contextRef="#ctx0" brushRef="#br0" timeOffset="3391.66">1311 396 24575,'-1'-35'0,"0"18"0,1-1 0,1 1 0,0-1 0,1 1 0,7-28 0,-8 40 0,1 0 0,0 0 0,1 1 0,-1-1 0,1 1 0,0 0 0,0 0 0,0 0 0,0 0 0,1 0 0,0 1 0,-1-1 0,1 1 0,0 0 0,1 0 0,-1 1 0,1-1 0,-1 1 0,1 0 0,0 0 0,-1 0 0,1 1 0,0 0 0,6-1 0,-7 1 0,0 1 0,0 0 0,0-1 0,0 1 0,0 1 0,0-1 0,0 1 0,-1-1 0,1 1 0,0 0 0,0 0 0,-1 1 0,1-1 0,0 1 0,4 3 0,-1 0 0,-1-1 0,0 1 0,0 1 0,-1-1 0,1 1 0,-1 0 0,6 10 0,-2-2 0,-1 1 0,0 0 0,-1 0 0,-1 1 0,0 0 0,5 28 0,4 20-1365,-14-52-5461</inkml:trace>
-  <inkml:trace contextRef="#ctx0" brushRef="#br0" timeOffset="4115.23">1827 116 24575,'16'93'0,"-15"-29"-48,-1-15-611,8 57 1,-5-86-6168</inkml:trace>
+  <inkml:trace contextRef="#ctx0" brushRef="#br0" timeOffset="4115.22">1827 116 24575,'16'93'0,"-15"-29"-48,-1-15-611,8 57 1,-5-86-6168</inkml:trace>
   <inkml:trace contextRef="#ctx0" brushRef="#br0" timeOffset="5066.54">2280 178 24575,'0'-2'0,"0"0"0,0 0 0,-1 0 0,1 0 0,0 0 0,-1 0 0,1 1 0,-1-1 0,0 0 0,1 0 0,-1 0 0,0 0 0,0 1 0,0-1 0,0 0 0,-1 1 0,1-1 0,0 1 0,-1-1 0,1 1 0,-1-1 0,1 1 0,-3-1 0,1 0 0,0 1 0,0 0 0,0 0 0,-1 0 0,1 0 0,0 0 0,-1 1 0,1-1 0,-1 1 0,1 0 0,-1 0 0,-6 1 0,6 0 0,0-1 0,0 1 0,0 0 0,0 0 0,0 0 0,0 0 0,0 1 0,1 0 0,-1 0 0,0 0 0,1 0 0,0 0 0,-1 1 0,1-1 0,0 1 0,0 0 0,0 0 0,1 0 0,-1 1 0,1-1 0,0 0 0,-1 1 0,2 0 0,-3 5 0,1 1 0,1 1 0,1-1 0,0 1 0,1-1 0,0 1 0,0 0 0,1-1 0,0 1 0,1-1 0,0 0 0,5 12 0,-6-18 0,2 1 0,-1-1 0,0 0 0,1 1 0,0-1 0,0 0 0,0-1 0,0 1 0,1-1 0,-1 1 0,1-1 0,0 0 0,0 0 0,0-1 0,1 1 0,-1-1 0,0 0 0,1 0 0,0 0 0,-1-1 0,1 0 0,0 0 0,0 0 0,-1 0 0,9 0 0,-4-1 10,-1 0 0,0-1 0,1 0 0,-1 0 0,0 0 0,0-1 0,0-1 0,0 1 0,0-1 0,-1 0 0,9-6 0,-13 8-50,-1 0 0,0-1 0,1 1-1,-1-1 1,0 0 0,0 0 0,0 0 0,0 0 0,-1 0 0,1 0 0,0 0-1,-1-1 1,0 1 0,1-1 0,-1 1 0,0-1 0,0 1 0,-1-1-1,1 1 1,0-1 0,-1 0 0,0 0 0,1 1 0,-1-1 0,0 0-1,0 1 1,-1-1 0,1 0 0,-1 0 0,1 1 0,-1-1 0,0 1 0,0-1-1,0 0 1,0 1 0,-3-5 0,-7-10-6786</inkml:trace>
   <inkml:trace contextRef="#ctx0" brushRef="#br0" timeOffset="6245.92">2622 239 24575,'0'-11'0,"0"0"0,1 0 0,0-1 0,1 1 0,5-15 0,-6 23 0,0 0 0,0 0 0,0 0 0,1 0 0,-1 0 0,1 0 0,0 0 0,-1 1 0,1-1 0,1 1 0,-1-1 0,0 1 0,1 0 0,-1 0 0,1 0 0,-1 0 0,1 0 0,0 1 0,0-1 0,0 1 0,0 0 0,0 0 0,4-1 0,-6 2 0,0 0 0,0 0 0,0 0 0,0 0 0,0 0 0,0 0 0,0 1 0,0-1 0,0 0 0,0 1 0,0-1 0,0 0 0,0 1 0,0-1 0,0 1 0,0 0 0,-1-1 0,1 1 0,0 0 0,0-1 0,-1 1 0,1 0 0,0 0 0,-1 0 0,1 0 0,-1 0 0,1-1 0,-1 1 0,0 0 0,1 0 0,-1 0 0,0 0 0,1 0 0,-1 0 0,0 0 0,0 1 0,0 0 0,2 48 0,-2-41 0,1 70 0,-5 145 0,5-223 0,-1 0 0,0-1 0,0 1 0,0-1 0,0 1 0,-1-1 0,1 1 0,0-1 0,0 1 0,0-1 0,0 1 0,0-1 0,-1 1 0,1-1 0,0 1 0,-1-1 0,1 0 0,0 1 0,0-1 0,-1 1 0,1-1 0,-1 0 0,1 1 0,0-1 0,-1 0 0,1 1 0,-1-1 0,1 0 0,-1 0 0,0 1 0,-17-8 0,-23-30 0,29 26 0,-52-39-1365,45 39-5461</inkml:trace>
 </inkml:ink>
